--- a/Germo_Goertz_IT_profile.docx
+++ b/Germo_Goertz_IT_profile.docx
@@ -7,31 +7,7 @@
         <w:pStyle w:val="Titel"/>
       </w:pPr>
       <w:r>
-        <w:t xml:space="preserve">IT</w:t>
-      </w:r>
-      <w:r>
-        <w:t xml:space="preserve"> </w:t>
-      </w:r>
-      <w:r>
-        <w:t xml:space="preserve">Profil</w:t>
-      </w:r>
-      <w:r>
-        <w:t xml:space="preserve"> </w:t>
-      </w:r>
-      <w:r>
-        <w:t xml:space="preserve">Germo</w:t>
-      </w:r>
-      <w:r>
-        <w:t xml:space="preserve"> </w:t>
-      </w:r>
-      <w:r>
-        <w:t xml:space="preserve">Görtz</w:t>
-      </w:r>
-      <w:r>
-        <w:t xml:space="preserve"> </w:t>
-      </w:r>
-      <w:r>
-        <w:t xml:space="preserve">(de)</w:t>
+        <w:t xml:space="preserve">IT Profil Germo Görtz (de)</w:t>
       </w:r>
     </w:p>
     <w:p>
@@ -39,7 +15,7 @@
         <w:pStyle w:val="Datum"/>
       </w:pPr>
       <w:r>
-        <w:t xml:space="preserve">2024-05-13</w:t>
+        <w:t xml:space="preserve">2024-11-03</w:t>
       </w:r>
     </w:p>
     <w:p>
@@ -63,18 +39,18 @@
           <wp:inline>
             <wp:extent cx="1752600" cy="2336800"/>
             <wp:effectExtent b="0" l="0" r="0" t="0"/>
-            <wp:docPr descr="Germo Goertz 345x460" title="" id="21" name="Picture"/>
+            <wp:docPr descr="Germo Goertz 345x460" title="" id="10" name="Picture"/>
             <a:graphic>
               <a:graphicData uri="http://schemas.openxmlformats.org/drawingml/2006/picture">
                 <pic:pic>
                   <pic:nvPicPr>
-                    <pic:cNvPr descr="./assets/img/Germo_Goertz_345x460.jpg" id="22" name="Picture"/>
+                    <pic:cNvPr descr="./assets/img/Germo_Goertz_345x460.jpg" id="11" name="Picture"/>
                     <pic:cNvPicPr>
                       <a:picLocks noChangeArrowheads="1" noChangeAspect="1"/>
                     </pic:cNvPicPr>
                   </pic:nvPicPr>
                   <pic:blipFill>
-                    <a:blip r:embed="rId20"/>
+                    <a:blip r:embed="rId9"/>
                     <a:stretch>
                       <a:fillRect/>
                     </a:stretch>
@@ -119,7 +95,7 @@
       <w:r>
         <w:t xml:space="preserve"> </w:t>
       </w:r>
-      <w:hyperlink r:id="rId23">
+      <w:hyperlink r:id="rId12">
         <w:r>
           <w:rPr>
             <w:rStyle w:val="Hyperlink"/>
@@ -128,7 +104,7 @@
         </w:r>
       </w:hyperlink>
     </w:p>
-    <w:bookmarkStart w:id="30" w:name="X5657014b215616266c2b5343b5fac5c3524f8d6"/>
+    <w:bookmarkStart w:id="19" w:name="X5657014b215616266c2b5343b5fac5c3524f8d6"/>
     <w:p>
       <w:pPr>
         <w:pStyle w:val="berschrift1"/>
@@ -165,9 +141,11 @@
       <w:r>
         <w:t xml:space="preserve">Meine Kunden erwarten von mir keine strategische Beratung, denn sie sind Profis, kennen ihr Fach und ihre Ziele.</w:t>
       </w:r>
-      <w:r>
-        <w:br/>
-      </w:r>
+    </w:p>
+    <w:p>
+      <w:pPr>
+        <w:pStyle w:val="Textkrper"/>
+      </w:pPr>
       <w:r>
         <w:t xml:space="preserve">Ich bin der Weihnachtsmann des kompetenten Controllers.</w:t>
       </w:r>
@@ -195,12 +173,12 @@
           <wp:inline>
             <wp:extent cx="5969000" cy="2211768"/>
             <wp:effectExtent b="0" l="0" r="0" t="0"/>
-            <wp:docPr descr="kybernetik06" title="" id="25" name="Picture"/>
+            <wp:docPr descr="kybernetik06" title="" id="14" name="Picture"/>
             <a:graphic>
               <a:graphicData uri="http://schemas.openxmlformats.org/drawingml/2006/picture">
                 <pic:pic>
                   <pic:nvPicPr>
-                    <pic:cNvPr descr="./assets/img/kybernetik06.svg" id="26" name="Picture"/>
+                    <pic:cNvPr descr="./assets/img/kybernetik06.svg" id="15" name="Picture"/>
                     <pic:cNvPicPr>
                       <a:picLocks noChangeArrowheads="1" noChangeAspect="1"/>
                     </pic:cNvPicPr>
@@ -212,7 +190,7 @@
                           <a14:useLocalDpi xmlns:a14="http://schemas.microsoft.com/office/drawing/2010/main" val="0"/>
                         </a:ext>
                         <a:ext uri="{96DAC541-7B7A-43D3-8B79-37D633B846F1}">
-                          <asvg:svgBlip xmlns:asvg="http://schemas.microsoft.com/office/drawing/2016/SVG/main" r:embed="rId24"/>
+                          <asvg:svgBlip xmlns:asvg="http://schemas.microsoft.com/office/drawing/2016/SVG/main" r:embed="rId13"/>
                         </a:ext>
                       </a:extLst>
                     </a:blip>
@@ -340,7 +318,7 @@
         <w:rPr>
           <w:rStyle w:val="Funotenzeichen"/>
         </w:rPr>
-        <w:footnoteReference w:id="27"/>
+        <w:footnoteReference w:id="16"/>
       </w:r>
       <w:r>
         <w:t xml:space="preserve">)</w:t>
@@ -418,7 +396,7 @@
       <w:r>
         <w:t xml:space="preserve"> </w:t>
       </w:r>
-      <w:hyperlink r:id="rId29">
+      <w:hyperlink r:id="rId18">
         <w:r>
           <w:rPr>
             <w:rStyle w:val="Hyperlink"/>
@@ -432,8 +410,8 @@
         <w:t xml:space="preserve">.</w:t>
       </w:r>
     </w:p>
-    <w:bookmarkEnd w:id="30"/>
-    <w:bookmarkStart w:id="53" w:name="X8c829cc73155ec03bf87dabe3d715569f2d1ce2"/>
+    <w:bookmarkEnd w:id="19"/>
+    <w:bookmarkStart w:id="42" w:name="X8c829cc73155ec03bf87dabe3d715569f2d1ce2"/>
     <w:p>
       <w:pPr>
         <w:pStyle w:val="berschrift1"/>
@@ -763,7 +741,7 @@
       <w:r>
         <w:t xml:space="preserve"> </w:t>
       </w:r>
-      <w:hyperlink r:id="rId31">
+      <w:hyperlink r:id="rId20">
         <w:r>
           <w:rPr>
             <w:rStyle w:val="Hyperlink"/>
@@ -819,7 +797,7 @@
       <w:r>
         <w:t xml:space="preserve"> </w:t>
       </w:r>
-      <w:hyperlink r:id="rId32">
+      <w:hyperlink r:id="rId21">
         <w:r>
           <w:rPr>
             <w:rStyle w:val="Hyperlink"/>
@@ -831,7 +809,7 @@
         <w:rPr>
           <w:rStyle w:val="Funotenzeichen"/>
         </w:rPr>
-        <w:footnoteReference w:id="33"/>
+        <w:footnoteReference w:id="22"/>
       </w:r>
       <w:r>
         <w:t xml:space="preserve"> </w:t>
@@ -842,7 +820,7 @@
       <w:r>
         <w:t xml:space="preserve"> </w:t>
       </w:r>
-      <w:hyperlink r:id="rId35">
+      <w:hyperlink r:id="rId24">
         <w:r>
           <w:rPr>
             <w:rStyle w:val="Hyperlink"/>
@@ -856,7 +834,7 @@
       <w:r>
         <w:t xml:space="preserve"> </w:t>
       </w:r>
-      <w:hyperlink r:id="rId36">
+      <w:hyperlink r:id="rId25">
         <w:r>
           <w:rPr>
             <w:rStyle w:val="Hyperlink"/>
@@ -917,7 +895,7 @@
       <w:r>
         <w:t xml:space="preserve"> </w:t>
       </w:r>
-      <w:hyperlink r:id="rId37">
+      <w:hyperlink r:id="rId26">
         <w:r>
           <w:rPr>
             <w:rStyle w:val="Hyperlink"/>
@@ -933,7 +911,7 @@
       <w:r>
         <w:t xml:space="preserve"> </w:t>
       </w:r>
-      <w:hyperlink r:id="rId38">
+      <w:hyperlink r:id="rId27">
         <w:r>
           <w:rPr>
             <w:rStyle w:val="Hyperlink"/>
@@ -961,7 +939,7 @@
       <w:r>
         <w:t xml:space="preserve"> </w:t>
       </w:r>
-      <w:hyperlink r:id="rId39">
+      <w:hyperlink r:id="rId28">
         <w:r>
           <w:rPr>
             <w:rStyle w:val="Hyperlink"/>
@@ -989,7 +967,7 @@
       <w:r>
         <w:t xml:space="preserve"> </w:t>
       </w:r>
-      <w:hyperlink r:id="rId40">
+      <w:hyperlink r:id="rId29">
         <w:r>
           <w:rPr>
             <w:rStyle w:val="Hyperlink"/>
@@ -1006,7 +984,7 @@
       <w:r>
         <w:t xml:space="preserve"> </w:t>
       </w:r>
-      <w:hyperlink r:id="rId41">
+      <w:hyperlink r:id="rId30">
         <w:r>
           <w:rPr>
             <w:rStyle w:val="Hyperlink"/>
@@ -1050,7 +1028,7 @@
           <w:numId w:val="1009"/>
         </w:numPr>
       </w:pPr>
-      <w:hyperlink r:id="rId42">
+      <w:hyperlink r:id="rId31">
         <w:r>
           <w:rPr>
             <w:rStyle w:val="Hyperlink"/>
@@ -1066,7 +1044,7 @@
           <w:numId w:val="1009"/>
         </w:numPr>
       </w:pPr>
-      <w:hyperlink r:id="rId43">
+      <w:hyperlink r:id="rId32">
         <w:r>
           <w:rPr>
             <w:rStyle w:val="Hyperlink"/>
@@ -1082,7 +1060,7 @@
           <w:numId w:val="1009"/>
         </w:numPr>
       </w:pPr>
-      <w:hyperlink r:id="rId44">
+      <w:hyperlink r:id="rId33">
         <w:r>
           <w:rPr>
             <w:rStyle w:val="Hyperlink"/>
@@ -1098,7 +1076,7 @@
           <w:numId w:val="1008"/>
         </w:numPr>
       </w:pPr>
-      <w:hyperlink r:id="rId45">
+      <w:hyperlink r:id="rId34">
         <w:r>
           <w:rPr>
             <w:rStyle w:val="Hyperlink"/>
@@ -1118,7 +1096,7 @@
         <w:rPr>
           <w:rStyle w:val="Funotenzeichen"/>
         </w:rPr>
-        <w:footnoteReference w:id="46"/>
+        <w:footnoteReference w:id="35"/>
       </w:r>
       <w:r>
         <w:t xml:space="preserve">, enthält auch einen Datenbank-Dokumentations-Generator</w:t>
@@ -1131,7 +1109,7 @@
           <w:numId w:val="1008"/>
         </w:numPr>
       </w:pPr>
-      <w:hyperlink r:id="rId48">
+      <w:hyperlink r:id="rId37">
         <w:r>
           <w:rPr>
             <w:rStyle w:val="Hyperlink"/>
@@ -1164,7 +1142,7 @@
           <w:numId w:val="1010"/>
         </w:numPr>
       </w:pPr>
-      <w:hyperlink r:id="rId36">
+      <w:hyperlink r:id="rId25">
         <w:r>
           <w:rPr>
             <w:rStyle w:val="Hyperlink"/>
@@ -1192,7 +1170,7 @@
       <w:r>
         <w:t xml:space="preserve"> </w:t>
       </w:r>
-      <w:hyperlink r:id="rId35">
+      <w:hyperlink r:id="rId24">
         <w:r>
           <w:rPr>
             <w:rStyle w:val="Hyperlink"/>
@@ -1219,7 +1197,7 @@
           <w:numId w:val="1011"/>
         </w:numPr>
       </w:pPr>
-      <w:hyperlink r:id="rId49">
+      <w:hyperlink r:id="rId38">
         <w:r>
           <w:rPr>
             <w:rStyle w:val="Hyperlink"/>
@@ -1241,7 +1219,7 @@
           <w:numId w:val="1011"/>
         </w:numPr>
       </w:pPr>
-      <w:hyperlink r:id="rId50">
+      <w:hyperlink r:id="rId39">
         <w:r>
           <w:rPr>
             <w:rStyle w:val="Hyperlink"/>
@@ -1263,7 +1241,7 @@
           <w:numId w:val="1008"/>
         </w:numPr>
       </w:pPr>
-      <w:hyperlink r:id="rId51">
+      <w:hyperlink r:id="rId40">
         <w:r>
           <w:rPr>
             <w:rStyle w:val="Hyperlink"/>
@@ -1285,7 +1263,7 @@
           <w:numId w:val="1008"/>
         </w:numPr>
       </w:pPr>
-      <w:hyperlink r:id="rId52">
+      <w:hyperlink r:id="rId41">
         <w:r>
           <w:rPr>
             <w:rStyle w:val="Hyperlink"/>
@@ -1305,8 +1283,8 @@
         <w:t xml:space="preserve">diverse Dienste und Produkte</w:t>
       </w:r>
     </w:p>
-    <w:bookmarkEnd w:id="53"/>
-    <w:bookmarkStart w:id="59" w:name="X32bee6dfa5a42fdaf2c52bb017c954f4fca7d70"/>
+    <w:bookmarkEnd w:id="42"/>
+    <w:bookmarkStart w:id="48" w:name="X32bee6dfa5a42fdaf2c52bb017c954f4fca7d70"/>
     <w:p>
       <w:pPr>
         <w:pStyle w:val="berschrift1"/>
@@ -1315,7 +1293,7 @@
         <w:t xml:space="preserve">Anmerkungen</w:t>
       </w:r>
     </w:p>
-    <w:bookmarkStart w:id="57" w:name="Xdd49e0cb4f33d8ec62eb56ba4246c5bc3c62ed4"/>
+    <w:bookmarkStart w:id="46" w:name="Xdd49e0cb4f33d8ec62eb56ba4246c5bc3c62ed4"/>
     <w:p>
       <w:pPr>
         <w:pStyle w:val="berschrift2"/>
@@ -1347,7 +1325,7 @@
       <w:r>
         <w:t xml:space="preserve">(</w:t>
       </w:r>
-      <w:hyperlink r:id="rId54">
+      <w:hyperlink r:id="rId43">
         <w:r>
           <w:rPr>
             <w:rStyle w:val="Hyperlink"/>
@@ -1411,7 +1389,7 @@
       <w:r>
         <w:t xml:space="preserve"> </w:t>
       </w:r>
-      <w:hyperlink r:id="rId55">
+      <w:hyperlink r:id="rId44">
         <w:r>
           <w:rPr>
             <w:rStyle w:val="Hyperlink"/>
@@ -1509,7 +1487,7 @@
       <w:r>
         <w:t xml:space="preserve"> </w:t>
       </w:r>
-      <w:hyperlink r:id="rId56">
+      <w:hyperlink r:id="rId45">
         <w:r>
           <w:rPr>
             <w:rStyle w:val="Hyperlink"/>
@@ -1591,7 +1569,7 @@
       <w:r>
         <w:t xml:space="preserve"> </w:t>
       </w:r>
-      <w:hyperlink r:id="rId43">
+      <w:hyperlink r:id="rId32">
         <w:r>
           <w:rPr>
             <w:rStyle w:val="Hyperlink"/>
@@ -1608,7 +1586,7 @@
       <w:r>
         <w:t xml:space="preserve"> </w:t>
       </w:r>
-      <w:hyperlink r:id="rId44">
+      <w:hyperlink r:id="rId33">
         <w:r>
           <w:rPr>
             <w:rStyle w:val="Hyperlink"/>
@@ -1623,8 +1601,8 @@
         <w:t xml:space="preserve">kann nur für SSAS Tabular verwendet werden.</w:t>
       </w:r>
     </w:p>
-    <w:bookmarkEnd w:id="57"/>
-    <w:bookmarkStart w:id="58" w:name="X1829c2c4157ffc6812be1d9c2d0b6d4e0532534"/>
+    <w:bookmarkEnd w:id="46"/>
+    <w:bookmarkStart w:id="47" w:name="X1829c2c4157ffc6812be1d9c2d0b6d4e0532534"/>
     <w:p>
       <w:pPr>
         <w:pStyle w:val="berschrift2"/>
@@ -1675,9 +1653,9 @@
         <w:t xml:space="preserve">vermeiden will.</w:t>
       </w:r>
     </w:p>
-    <w:bookmarkEnd w:id="58"/>
-    <w:bookmarkEnd w:id="59"/>
-    <w:bookmarkStart w:id="64" w:name="X86b58cae348d6239c64b93d06196819867c2c24"/>
+    <w:bookmarkEnd w:id="47"/>
+    <w:bookmarkEnd w:id="48"/>
+    <w:bookmarkStart w:id="53" w:name="X86b58cae348d6239c64b93d06196819867c2c24"/>
     <w:p>
       <w:pPr>
         <w:pStyle w:val="berschrift1"/>
@@ -1699,7 +1677,7 @@
       <w:r>
         <w:t xml:space="preserve"> </w:t>
       </w:r>
-      <w:hyperlink r:id="rId60">
+      <w:hyperlink r:id="rId49">
         <w:r>
           <w:rPr>
             <w:rStyle w:val="Hyperlink"/>
@@ -1710,7 +1688,7 @@
       <w:r>
         <w:br/>
       </w:r>
-      <w:hyperlink r:id="rId61">
+      <w:hyperlink r:id="rId50">
         <w:r>
           <w:rPr>
             <w:rStyle w:val="Hyperlink"/>
@@ -1732,7 +1710,7 @@
       <w:r>
         <w:t xml:space="preserve"> </w:t>
       </w:r>
-      <w:hyperlink r:id="rId62">
+      <w:hyperlink r:id="rId51">
         <w:r>
           <w:rPr>
             <w:rStyle w:val="Hyperlink"/>
@@ -1743,7 +1721,7 @@
       <w:r>
         <w:br/>
       </w:r>
-      <w:hyperlink r:id="rId63">
+      <w:hyperlink r:id="rId52">
         <w:r>
           <w:rPr>
             <w:rStyle w:val="Hyperlink"/>
@@ -1752,8 +1730,8 @@
         </w:r>
       </w:hyperlink>
     </w:p>
-    <w:bookmarkEnd w:id="64"/>
-    <w:bookmarkStart w:id="65" w:name="Xd54011b4552ca623b2445eff45dda64d58bfd8a"/>
+    <w:bookmarkEnd w:id="53"/>
+    <w:bookmarkStart w:id="54" w:name="Xd54011b4552ca623b2445eff45dda64d58bfd8a"/>
     <w:p>
       <w:pPr>
         <w:pStyle w:val="berschrift1"/>
@@ -1795,8 +1773,8 @@
         <w:t xml:space="preserve">englisch</w:t>
       </w:r>
     </w:p>
-    <w:bookmarkEnd w:id="65"/>
-    <w:bookmarkStart w:id="165" w:name="X2634bd2194affe29c1cfd97b054c3f1354a4ba9"/>
+    <w:bookmarkEnd w:id="54"/>
+    <w:bookmarkStart w:id="154" w:name="X2634bd2194affe29c1cfd97b054c3f1354a4ba9"/>
     <w:p>
       <w:pPr>
         <w:pStyle w:val="berschrift1"/>
@@ -1813,7 +1791,7 @@
         <w:t xml:space="preserve">zeitlich sortiert nach Projekt-Ende</w:t>
       </w:r>
     </w:p>
-    <w:bookmarkStart w:id="66" w:name="X0c0abbf9a6f4d280035c27b0421a5a2ec075b72"/>
+    <w:bookmarkStart w:id="55" w:name="X0c0abbf9a6f4d280035c27b0421a5a2ec075b72"/>
     <w:p>
       <w:pPr>
         <w:pStyle w:val="berschrift2"/>
@@ -1846,8 +1824,8 @@
         <w:t xml:space="preserve">Immobilien, Finanz</w:t>
       </w:r>
     </w:p>
-    <w:bookmarkEnd w:id="66"/>
-    <w:bookmarkStart w:id="71" w:name="X0072e750e335436e50cb537dda1b02523b5864c"/>
+    <w:bookmarkEnd w:id="55"/>
+    <w:bookmarkStart w:id="60" w:name="X0072e750e335436e50cb537dda1b02523b5864c"/>
     <w:p>
       <w:pPr>
         <w:pStyle w:val="berschrift2"/>
@@ -1888,7 +1866,7 @@
         <w:t xml:space="preserve">10-50 Mitarbeiter</w:t>
       </w:r>
     </w:p>
-    <w:bookmarkStart w:id="67" w:name="X5f0468ccf24e7f192e18e86ffe456a2a47dce7a"/>
+    <w:bookmarkStart w:id="56" w:name="X5f0468ccf24e7f192e18e86ffe456a2a47dce7a"/>
     <w:p>
       <w:pPr>
         <w:pStyle w:val="berschrift3"/>
@@ -1897,8 +1875,8 @@
         <w:t xml:space="preserve">Microsoft BI Architekt und Entwickler</w:t>
       </w:r>
     </w:p>
-    <w:bookmarkEnd w:id="67"/>
-    <w:bookmarkStart w:id="69" w:name="Xe103b6d9480c6ab43bf75cfe96c9287d0ad69ee"/>
+    <w:bookmarkEnd w:id="56"/>
+    <w:bookmarkStart w:id="58" w:name="Xe103b6d9480c6ab43bf75cfe96c9287d0ad69ee"/>
     <w:p>
       <w:pPr>
         <w:pStyle w:val="berschrift3"/>
@@ -1911,7 +1889,7 @@
       <w:pPr>
         <w:pStyle w:val="FirstParagraph"/>
       </w:pPr>
-      <w:hyperlink r:id="rId68">
+      <w:hyperlink r:id="rId57">
         <w:r>
           <w:rPr>
             <w:rStyle w:val="Hyperlink"/>
@@ -1985,87 +1963,572 @@
         <w:t xml:space="preserve">Microsoft Fabric</w:t>
       </w:r>
     </w:p>
+    <w:bookmarkEnd w:id="58"/>
+    <w:bookmarkStart w:id="59" w:name="X0fa2f4f4f45309b346d5eeac97495d75db086ce"/>
+    <w:p>
+      <w:pPr>
+        <w:pStyle w:val="berschrift3"/>
+      </w:pPr>
+      <w:r>
+        <w:t xml:space="preserve">SmartHome</w:t>
+      </w:r>
+    </w:p>
+    <w:p>
+      <w:pPr>
+        <w:numPr>
+          <w:ilvl w:val="0"/>
+          <w:numId w:val="1017"/>
+        </w:numPr>
+      </w:pPr>
+      <w:r>
+        <w:t xml:space="preserve">überwachtes Wohnen</w:t>
+      </w:r>
+    </w:p>
+    <w:p>
+      <w:pPr>
+        <w:numPr>
+          <w:ilvl w:val="0"/>
+          <w:numId w:val="1017"/>
+        </w:numPr>
+      </w:pPr>
+      <w:r>
+        <w:t xml:space="preserve">smarte Stromzähler</w:t>
+      </w:r>
+    </w:p>
+    <w:p>
+      <w:pPr>
+        <w:numPr>
+          <w:ilvl w:val="0"/>
+          <w:numId w:val="1017"/>
+        </w:numPr>
+      </w:pPr>
+      <w:r>
+        <w:t xml:space="preserve">Zeitanalysen von Stromverbräuchen</w:t>
+      </w:r>
+    </w:p>
+    <w:p>
+      <w:pPr>
+        <w:numPr>
+          <w:ilvl w:val="0"/>
+          <w:numId w:val="1017"/>
+        </w:numPr>
+      </w:pPr>
+      <w:r>
+        <w:t xml:space="preserve">HomeAssistant</w:t>
+      </w:r>
+    </w:p>
+    <w:p>
+      <w:pPr>
+        <w:numPr>
+          <w:ilvl w:val="0"/>
+          <w:numId w:val="1017"/>
+        </w:numPr>
+      </w:pPr>
+      <w:r>
+        <w:t xml:space="preserve">IoT</w:t>
+      </w:r>
+    </w:p>
+    <w:p>
+      <w:pPr>
+        <w:numPr>
+          <w:ilvl w:val="0"/>
+          <w:numId w:val="1017"/>
+        </w:numPr>
+      </w:pPr>
+      <w:r>
+        <w:t xml:space="preserve">MQTT</w:t>
+      </w:r>
+    </w:p>
+    <w:p>
+      <w:pPr>
+        <w:numPr>
+          <w:ilvl w:val="0"/>
+          <w:numId w:val="1017"/>
+        </w:numPr>
+      </w:pPr>
+      <w:r>
+        <w:t xml:space="preserve">Microsoft SQL Server (on-premise)</w:t>
+      </w:r>
+    </w:p>
+    <w:p>
+      <w:pPr>
+        <w:numPr>
+          <w:ilvl w:val="0"/>
+          <w:numId w:val="1017"/>
+        </w:numPr>
+      </w:pPr>
+      <w:r>
+        <w:t xml:space="preserve">Python</w:t>
+      </w:r>
+    </w:p>
+    <w:bookmarkEnd w:id="59"/>
+    <w:bookmarkEnd w:id="60"/>
+    <w:bookmarkStart w:id="61" w:name="X59ca6ace25f72a945d35cd9424ce0691edc7dda"/>
+    <w:p>
+      <w:pPr>
+        <w:pStyle w:val="berschrift2"/>
+      </w:pPr>
+      <w:r>
+        <w:t xml:space="preserve">07/2023 - 12/2023; Rhenus Logistics</w:t>
+      </w:r>
+    </w:p>
+    <w:p>
+      <w:pPr>
+        <w:pStyle w:val="DefinitionTerm"/>
+      </w:pPr>
+      <w:r>
+        <w:t xml:space="preserve">Branche</w:t>
+      </w:r>
+    </w:p>
+    <w:p>
+      <w:pPr>
+        <w:pStyle w:val="Definition"/>
+      </w:pPr>
+      <w:r>
+        <w:t xml:space="preserve">Logistik</w:t>
+      </w:r>
+    </w:p>
+    <w:p>
+      <w:pPr>
+        <w:pStyle w:val="Definition"/>
+        <w:numPr>
+          <w:ilvl w:val="0"/>
+          <w:numId w:val="1018"/>
+        </w:numPr>
+      </w:pPr>
+      <w:r>
+        <w:t xml:space="preserve">BI-Entwicklung</w:t>
+      </w:r>
+    </w:p>
+    <w:p>
+      <w:pPr>
+        <w:pStyle w:val="Definition"/>
+        <w:numPr>
+          <w:ilvl w:val="0"/>
+          <w:numId w:val="1018"/>
+        </w:numPr>
+      </w:pPr>
+      <w:r>
+        <w:t xml:space="preserve">Migration von Cognos zu Microsoft BI</w:t>
+      </w:r>
+    </w:p>
+    <w:bookmarkEnd w:id="61"/>
+    <w:bookmarkStart w:id="62" w:name="Xc95cdc23cae1ca50b5e605ff31663314c1beec6"/>
+    <w:p>
+      <w:pPr>
+        <w:pStyle w:val="berschrift2"/>
+      </w:pPr>
+      <w:r>
+        <w:t xml:space="preserve">03/2023 - 07/2023; softwareONE</w:t>
+      </w:r>
+    </w:p>
+    <w:p>
+      <w:pPr>
+        <w:numPr>
+          <w:ilvl w:val="0"/>
+          <w:numId w:val="1019"/>
+        </w:numPr>
+      </w:pPr>
+      <w:r>
+        <w:t xml:space="preserve">BI Entwicklung</w:t>
+      </w:r>
+    </w:p>
+    <w:p>
+      <w:pPr>
+        <w:numPr>
+          <w:ilvl w:val="0"/>
+          <w:numId w:val="1019"/>
+        </w:numPr>
+      </w:pPr>
+      <w:r>
+        <w:t xml:space="preserve">Migrationen</w:t>
+      </w:r>
+    </w:p>
+    <w:p>
+      <w:pPr>
+        <w:numPr>
+          <w:ilvl w:val="1"/>
+          <w:numId w:val="1020"/>
+        </w:numPr>
+      </w:pPr>
+      <w:r>
+        <w:t xml:space="preserve">von SSAS OLAP über SSAS Tabular zu Power BI Premium</w:t>
+      </w:r>
+    </w:p>
+    <w:p>
+      <w:pPr>
+        <w:numPr>
+          <w:ilvl w:val="1"/>
+          <w:numId w:val="1020"/>
+        </w:numPr>
+      </w:pPr>
+      <w:r>
+        <w:t xml:space="preserve">von on premise Data Warehouse zu Data Lakehouse</w:t>
+      </w:r>
+    </w:p>
+    <w:bookmarkEnd w:id="62"/>
+    <w:bookmarkStart w:id="64" w:name="X989c4084128a87e7b915c73a2983aa32d68a1a8"/>
+    <w:p>
+      <w:pPr>
+        <w:pStyle w:val="berschrift2"/>
+      </w:pPr>
+      <w:r>
+        <w:t xml:space="preserve">05/2022 - 01/2023; Nomura Asset Management Europe KVG mbH</w:t>
+      </w:r>
+    </w:p>
+    <w:p>
+      <w:pPr>
+        <w:pStyle w:val="DefinitionTerm"/>
+      </w:pPr>
+      <w:r>
+        <w:t xml:space="preserve">Branche</w:t>
+      </w:r>
+    </w:p>
+    <w:p>
+      <w:pPr>
+        <w:pStyle w:val="Definition"/>
+      </w:pPr>
+      <w:r>
+        <w:t xml:space="preserve">Banken und Finanzdienstleistungen</w:t>
+      </w:r>
+    </w:p>
+    <w:p>
+      <w:pPr>
+        <w:pStyle w:val="DefinitionTerm"/>
+      </w:pPr>
+      <w:r>
+        <w:t xml:space="preserve">Größe</w:t>
+      </w:r>
+    </w:p>
+    <w:p>
+      <w:pPr>
+        <w:pStyle w:val="Definition"/>
+      </w:pPr>
+      <w:r>
+        <w:t xml:space="preserve">10-50 Mitarbeiter</w:t>
+      </w:r>
+    </w:p>
+    <w:bookmarkStart w:id="63" w:name="X69bad39f4da8d8b95550ac886cc923381dbdbed"/>
+    <w:p>
+      <w:pPr>
+        <w:pStyle w:val="berschrift3"/>
+      </w:pPr>
+      <w:r>
+        <w:t xml:space="preserve">Aufbau neues DWH, Migration aus altem DWH</w:t>
+      </w:r>
+    </w:p>
+    <w:p>
+      <w:pPr>
+        <w:numPr>
+          <w:ilvl w:val="0"/>
+          <w:numId w:val="1021"/>
+        </w:numPr>
+      </w:pPr>
+      <w:r>
+        <w:t xml:space="preserve">DWH und ELT werden mit AnalyticsCreator erstellt</w:t>
+      </w:r>
+    </w:p>
+    <w:p>
+      <w:pPr>
+        <w:numPr>
+          <w:ilvl w:val="0"/>
+          <w:numId w:val="1021"/>
+        </w:numPr>
+      </w:pPr>
+      <w:r>
+        <w:t xml:space="preserve">Microsoft SQL Server (on-premise)</w:t>
+      </w:r>
+    </w:p>
+    <w:p>
+      <w:pPr>
+        <w:numPr>
+          <w:ilvl w:val="0"/>
+          <w:numId w:val="1021"/>
+        </w:numPr>
+      </w:pPr>
+      <w:r>
+        <w:t xml:space="preserve">AnalyticsCreator</w:t>
+      </w:r>
+    </w:p>
+    <w:p>
+      <w:pPr>
+        <w:numPr>
+          <w:ilvl w:val="0"/>
+          <w:numId w:val="1021"/>
+        </w:numPr>
+      </w:pPr>
+      <w:r>
+        <w:t xml:space="preserve">DataHandwerk</w:t>
+      </w:r>
+    </w:p>
+    <w:p>
+      <w:pPr>
+        <w:numPr>
+          <w:ilvl w:val="0"/>
+          <w:numId w:val="1021"/>
+        </w:numPr>
+      </w:pPr>
+      <w:r>
+        <w:t xml:space="preserve">Antora</w:t>
+      </w:r>
+    </w:p>
+    <w:p>
+      <w:pPr>
+        <w:numPr>
+          <w:ilvl w:val="0"/>
+          <w:numId w:val="1021"/>
+        </w:numPr>
+      </w:pPr>
+      <w:r>
+        <w:t xml:space="preserve">git</w:t>
+      </w:r>
+    </w:p>
+    <w:bookmarkEnd w:id="63"/>
+    <w:bookmarkEnd w:id="64"/>
+    <w:bookmarkStart w:id="65" w:name="Xeb7d38210f9b06a4b3539997e2e3aa79d07007c"/>
+    <w:p>
+      <w:pPr>
+        <w:pStyle w:val="berschrift2"/>
+      </w:pPr>
+      <w:r>
+        <w:t xml:space="preserve">11/2022 - 12/2022; TÜV Rheinland i-sec GmbH</w:t>
+      </w:r>
+    </w:p>
+    <w:p>
+      <w:pPr>
+        <w:numPr>
+          <w:ilvl w:val="0"/>
+          <w:numId w:val="1022"/>
+        </w:numPr>
+      </w:pPr>
+      <w:r>
+        <w:t xml:space="preserve">Coaching Datenmodellierung SSAS und Power BI</w:t>
+      </w:r>
+    </w:p>
+    <w:p>
+      <w:pPr>
+        <w:numPr>
+          <w:ilvl w:val="0"/>
+          <w:numId w:val="1022"/>
+        </w:numPr>
+      </w:pPr>
+      <w:r>
+        <w:t xml:space="preserve">Coaching Microsoft BI und Microsoft SQL Server</w:t>
+      </w:r>
+    </w:p>
+    <w:bookmarkEnd w:id="65"/>
+    <w:bookmarkStart w:id="67" w:name="X2814412c463acceecab4722cb14405de90f5889"/>
+    <w:p>
+      <w:pPr>
+        <w:pStyle w:val="berschrift2"/>
+      </w:pPr>
+      <w:r>
+        <w:t xml:space="preserve">09/2022 - 12/2022; Kerkhoff Experts GmbH</w:t>
+      </w:r>
+    </w:p>
+    <w:bookmarkStart w:id="66" w:name="X423f84c93caeb3a6efa3c17abd6efe498210aca"/>
+    <w:p>
+      <w:pPr>
+        <w:pStyle w:val="berschrift3"/>
+      </w:pPr>
+      <w:r>
+        <w:t xml:space="preserve">Quick Scan für den Einkauf</w:t>
+      </w:r>
+    </w:p>
+    <w:p>
+      <w:pPr>
+        <w:numPr>
+          <w:ilvl w:val="0"/>
+          <w:numId w:val="1023"/>
+        </w:numPr>
+      </w:pPr>
+      <w:r>
+        <w:t xml:space="preserve">Spend-Cube mit Microsoft Power BI</w:t>
+      </w:r>
+    </w:p>
+    <w:bookmarkEnd w:id="66"/>
+    <w:bookmarkEnd w:id="67"/>
+    <w:bookmarkStart w:id="69" w:name="X04f0fd51c2d4b10155f3d351fe944f3198a31fe"/>
+    <w:p>
+      <w:pPr>
+        <w:pStyle w:val="berschrift2"/>
+      </w:pPr>
+      <w:r>
+        <w:t xml:space="preserve">08/2021 - 06/2022; SYSKRON - im House of Krones</w:t>
+      </w:r>
+    </w:p>
+    <w:p>
+      <w:pPr>
+        <w:pStyle w:val="DefinitionTerm"/>
+      </w:pPr>
+      <w:r>
+        <w:t xml:space="preserve">Branche</w:t>
+      </w:r>
+    </w:p>
+    <w:p>
+      <w:pPr>
+        <w:pStyle w:val="Definition"/>
+      </w:pPr>
+      <w:r>
+        <w:t xml:space="preserve">Industrie und Maschinenbau</w:t>
+      </w:r>
+    </w:p>
+    <w:p>
+      <w:pPr>
+        <w:pStyle w:val="FirstParagraph"/>
+      </w:pPr>
+      <w:r>
+        <w:t xml:space="preserve">Krones ist Weltmarktführer für Abfüllanlagen</w:t>
+      </w:r>
+    </w:p>
+    <w:p>
+      <w:pPr>
+        <w:pStyle w:val="DefinitionTerm"/>
+      </w:pPr>
+      <w:r>
+        <w:t xml:space="preserve">Größe</w:t>
+      </w:r>
+    </w:p>
+    <w:p>
+      <w:pPr>
+        <w:pStyle w:val="Definition"/>
+      </w:pPr>
+      <w:r>
+        <w:t xml:space="preserve">&gt; 10.000 Mitarbeiter (Krones)</w:t>
+      </w:r>
+    </w:p>
+    <w:bookmarkStart w:id="68" w:name="Xfcdc0e5da0b4cebb4cf0a79c23b8962c0c4491b"/>
+    <w:p>
+      <w:pPr>
+        <w:pStyle w:val="berschrift3"/>
+      </w:pPr>
+      <w:r>
+        <w:t xml:space="preserve">Unterstützung im Bereich Microsoft SQL Server / BI</w:t>
+      </w:r>
+    </w:p>
+    <w:p>
+      <w:pPr>
+        <w:numPr>
+          <w:ilvl w:val="0"/>
+          <w:numId w:val="1024"/>
+        </w:numPr>
+      </w:pPr>
+      <w:r>
+        <w:t xml:space="preserve">Microsoft SQL Server (on-premise)</w:t>
+      </w:r>
+    </w:p>
+    <w:p>
+      <w:pPr>
+        <w:numPr>
+          <w:ilvl w:val="0"/>
+          <w:numId w:val="1024"/>
+        </w:numPr>
+      </w:pPr>
+      <w:r>
+        <w:t xml:space="preserve">Power BI</w:t>
+      </w:r>
+    </w:p>
+    <w:p>
+      <w:pPr>
+        <w:numPr>
+          <w:ilvl w:val="0"/>
+          <w:numId w:val="1024"/>
+        </w:numPr>
+      </w:pPr>
+      <w:r>
+        <w:t xml:space="preserve">DataHandwerk</w:t>
+      </w:r>
+    </w:p>
+    <w:p>
+      <w:pPr>
+        <w:numPr>
+          <w:ilvl w:val="0"/>
+          <w:numId w:val="1024"/>
+        </w:numPr>
+      </w:pPr>
+      <w:r>
+        <w:t xml:space="preserve">Antora</w:t>
+      </w:r>
+    </w:p>
+    <w:p>
+      <w:pPr>
+        <w:numPr>
+          <w:ilvl w:val="0"/>
+          <w:numId w:val="1024"/>
+        </w:numPr>
+      </w:pPr>
+      <w:r>
+        <w:t xml:space="preserve">git</w:t>
+      </w:r>
+    </w:p>
+    <w:p>
+      <w:pPr>
+        <w:numPr>
+          <w:ilvl w:val="0"/>
+          <w:numId w:val="1024"/>
+        </w:numPr>
+      </w:pPr>
+      <w:r>
+        <w:t xml:space="preserve">jira</w:t>
+      </w:r>
+    </w:p>
+    <w:bookmarkEnd w:id="68"/>
     <w:bookmarkEnd w:id="69"/>
-    <w:bookmarkStart w:id="70" w:name="X0fa2f4f4f45309b346d5eeac97495d75db086ce"/>
+    <w:bookmarkStart w:id="71" w:name="X13d5578d616241ef2ee501b6f8401d8242c84c4"/>
+    <w:p>
+      <w:pPr>
+        <w:pStyle w:val="berschrift2"/>
+      </w:pPr>
+      <w:r>
+        <w:t xml:space="preserve">01/2022 - 04/2022; Roller</w:t>
+      </w:r>
+    </w:p>
+    <w:p>
+      <w:pPr>
+        <w:pStyle w:val="DefinitionTerm"/>
+      </w:pPr>
+      <w:r>
+        <w:t xml:space="preserve">Branche</w:t>
+      </w:r>
+    </w:p>
+    <w:p>
+      <w:pPr>
+        <w:pStyle w:val="Definition"/>
+      </w:pPr>
+      <w:r>
+        <w:t xml:space="preserve">Konsumgüter und Handel</w:t>
+      </w:r>
+    </w:p>
+    <w:p>
+      <w:pPr>
+        <w:pStyle w:val="DefinitionTerm"/>
+      </w:pPr>
+      <w:r>
+        <w:t xml:space="preserve">Größe</w:t>
+      </w:r>
+    </w:p>
+    <w:p>
+      <w:pPr>
+        <w:pStyle w:val="Definition"/>
+      </w:pPr>
+      <w:r>
+        <w:t xml:space="preserve">?</w:t>
+      </w:r>
+    </w:p>
+    <w:bookmarkStart w:id="70" w:name="X8268e057bf989a32c9ad2cf40024ec53c20e73e"/>
     <w:p>
       <w:pPr>
         <w:pStyle w:val="berschrift3"/>
       </w:pPr>
       <w:r>
-        <w:t xml:space="preserve">SmartHome</w:t>
-      </w:r>
-    </w:p>
-    <w:p>
-      <w:pPr>
-        <w:numPr>
-          <w:ilvl w:val="0"/>
-          <w:numId w:val="1017"/>
-        </w:numPr>
-      </w:pPr>
-      <w:r>
-        <w:t xml:space="preserve">überwachtes Wohnen</w:t>
-      </w:r>
-    </w:p>
-    <w:p>
-      <w:pPr>
-        <w:numPr>
-          <w:ilvl w:val="0"/>
-          <w:numId w:val="1017"/>
-        </w:numPr>
-      </w:pPr>
-      <w:r>
-        <w:t xml:space="preserve">smarte Stromzähler</w:t>
-      </w:r>
-    </w:p>
-    <w:p>
-      <w:pPr>
-        <w:numPr>
-          <w:ilvl w:val="0"/>
-          <w:numId w:val="1017"/>
-        </w:numPr>
-      </w:pPr>
-      <w:r>
-        <w:t xml:space="preserve">Zeitanalysen von Stromverbräuchen</w:t>
-      </w:r>
-    </w:p>
-    <w:p>
-      <w:pPr>
-        <w:numPr>
-          <w:ilvl w:val="0"/>
-          <w:numId w:val="1017"/>
-        </w:numPr>
-      </w:pPr>
-      <w:r>
-        <w:t xml:space="preserve">HomeAssistant</w:t>
-      </w:r>
-    </w:p>
-    <w:p>
-      <w:pPr>
-        <w:numPr>
-          <w:ilvl w:val="0"/>
-          <w:numId w:val="1017"/>
-        </w:numPr>
-      </w:pPr>
-      <w:r>
-        <w:t xml:space="preserve">IoT</w:t>
-      </w:r>
-    </w:p>
-    <w:p>
-      <w:pPr>
-        <w:numPr>
-          <w:ilvl w:val="0"/>
-          <w:numId w:val="1017"/>
-        </w:numPr>
-      </w:pPr>
-      <w:r>
-        <w:t xml:space="preserve">MQTT</w:t>
-      </w:r>
-    </w:p>
-    <w:p>
-      <w:pPr>
-        <w:numPr>
-          <w:ilvl w:val="0"/>
-          <w:numId w:val="1017"/>
+        <w:t xml:space="preserve">Unterstützung im Bereich Microsoft SQL Server / BI</w:t>
+      </w:r>
+    </w:p>
+    <w:p>
+      <w:pPr>
+        <w:numPr>
+          <w:ilvl w:val="0"/>
+          <w:numId w:val="1025"/>
         </w:numPr>
       </w:pPr>
       <w:r>
@@ -2076,22 +2539,44 @@
       <w:pPr>
         <w:numPr>
           <w:ilvl w:val="0"/>
-          <w:numId w:val="1017"/>
-        </w:numPr>
-      </w:pPr>
-      <w:r>
-        <w:t xml:space="preserve">Python</w:t>
+          <w:numId w:val="1025"/>
+        </w:numPr>
+      </w:pPr>
+      <w:r>
+        <w:t xml:space="preserve">Power BI</w:t>
+      </w:r>
+    </w:p>
+    <w:p>
+      <w:pPr>
+        <w:numPr>
+          <w:ilvl w:val="0"/>
+          <w:numId w:val="1025"/>
+        </w:numPr>
+      </w:pPr>
+      <w:r>
+        <w:t xml:space="preserve">BimlExpress</w:t>
+      </w:r>
+    </w:p>
+    <w:p>
+      <w:pPr>
+        <w:numPr>
+          <w:ilvl w:val="0"/>
+          <w:numId w:val="1025"/>
+        </w:numPr>
+      </w:pPr>
+      <w:r>
+        <w:t xml:space="preserve">git</w:t>
       </w:r>
     </w:p>
     <w:bookmarkEnd w:id="70"/>
     <w:bookmarkEnd w:id="71"/>
-    <w:bookmarkStart w:id="72" w:name="X59ca6ace25f72a945d35cd9424ce0691edc7dda"/>
+    <w:bookmarkStart w:id="73" w:name="X99db5e2707de38bb9be6451d8027ab9a77046bf"/>
     <w:p>
       <w:pPr>
         <w:pStyle w:val="berschrift2"/>
       </w:pPr>
       <w:r>
-        <w:t xml:space="preserve">07/2023 - 12/2023; Rhenus Logistics</w:t>
+        <w:t xml:space="preserve">03/2022 - 04/2022; Betty Barclay</w:t>
       </w:r>
     </w:p>
     <w:p>
@@ -2107,95 +2592,103 @@
         <w:pStyle w:val="Definition"/>
       </w:pPr>
       <w:r>
-        <w:t xml:space="preserve">Logistik</w:t>
+        <w:t xml:space="preserve">Konsumgüter und Handel</w:t>
+      </w:r>
+    </w:p>
+    <w:p>
+      <w:pPr>
+        <w:pStyle w:val="DefinitionTerm"/>
+      </w:pPr>
+      <w:r>
+        <w:t xml:space="preserve">Größe</w:t>
       </w:r>
     </w:p>
     <w:p>
       <w:pPr>
         <w:pStyle w:val="Definition"/>
-        <w:numPr>
-          <w:ilvl w:val="0"/>
-          <w:numId w:val="1018"/>
-        </w:numPr>
-      </w:pPr>
-      <w:r>
-        <w:t xml:space="preserve">BI-Entwicklung</w:t>
+      </w:pPr>
+      <w:r>
+        <w:t xml:space="preserve">1000 - 5000 Mitarbeiter</w:t>
+      </w:r>
+    </w:p>
+    <w:bookmarkStart w:id="72" w:name="X5fc32e8f3b9f26dbe9d963966240306278f592b"/>
+    <w:p>
+      <w:pPr>
+        <w:pStyle w:val="berschrift3"/>
+      </w:pPr>
+      <w:r>
+        <w:t xml:space="preserve">Unterstützung im Bereich Microsoft SQL Server / BI</w:t>
+      </w:r>
+    </w:p>
+    <w:p>
+      <w:pPr>
+        <w:numPr>
+          <w:ilvl w:val="0"/>
+          <w:numId w:val="1026"/>
+        </w:numPr>
+      </w:pPr>
+      <w:r>
+        <w:t xml:space="preserve">Microsoft SQL Server (on-premise)</w:t>
+      </w:r>
+    </w:p>
+    <w:p>
+      <w:pPr>
+        <w:numPr>
+          <w:ilvl w:val="0"/>
+          <w:numId w:val="1026"/>
+        </w:numPr>
+      </w:pPr>
+      <w:r>
+        <w:t xml:space="preserve">Power BI</w:t>
+      </w:r>
+    </w:p>
+    <w:p>
+      <w:pPr>
+        <w:numPr>
+          <w:ilvl w:val="0"/>
+          <w:numId w:val="1026"/>
+        </w:numPr>
+      </w:pPr>
+      <w:r>
+        <w:t xml:space="preserve">BimlExpress</w:t>
+      </w:r>
+    </w:p>
+    <w:p>
+      <w:pPr>
+        <w:numPr>
+          <w:ilvl w:val="0"/>
+          <w:numId w:val="1026"/>
+        </w:numPr>
+      </w:pPr>
+      <w:r>
+        <w:t xml:space="preserve">git</w:t>
+      </w:r>
+    </w:p>
+    <w:bookmarkEnd w:id="72"/>
+    <w:bookmarkEnd w:id="73"/>
+    <w:bookmarkStart w:id="75" w:name="X6ee1640b31097677d834001ccb1a97be60826f6"/>
+    <w:p>
+      <w:pPr>
+        <w:pStyle w:val="berschrift2"/>
+      </w:pPr>
+      <w:r>
+        <w:t xml:space="preserve">08/2021 - 12/2021; abcfinance</w:t>
+      </w:r>
+    </w:p>
+    <w:p>
+      <w:pPr>
+        <w:pStyle w:val="DefinitionTerm"/>
+      </w:pPr>
+      <w:r>
+        <w:t xml:space="preserve">Branche</w:t>
       </w:r>
     </w:p>
     <w:p>
       <w:pPr>
         <w:pStyle w:val="Definition"/>
-        <w:numPr>
-          <w:ilvl w:val="0"/>
-          <w:numId w:val="1018"/>
-        </w:numPr>
-      </w:pPr>
-      <w:r>
-        <w:t xml:space="preserve">Migration von Cognos zu Microsoft BI</w:t>
-      </w:r>
-    </w:p>
-    <w:bookmarkEnd w:id="72"/>
-    <w:bookmarkStart w:id="73" w:name="Xc95cdc23cae1ca50b5e605ff31663314c1beec6"/>
-    <w:p>
-      <w:pPr>
-        <w:pStyle w:val="berschrift2"/>
-      </w:pPr>
-      <w:r>
-        <w:t xml:space="preserve">03/2023 - 07/2023; softwareONE</w:t>
-      </w:r>
-    </w:p>
-    <w:p>
-      <w:pPr>
-        <w:numPr>
-          <w:ilvl w:val="0"/>
-          <w:numId w:val="1019"/>
-        </w:numPr>
-      </w:pPr>
-      <w:r>
-        <w:t xml:space="preserve">BI Entwicklung</w:t>
-      </w:r>
-    </w:p>
-    <w:p>
-      <w:pPr>
-        <w:numPr>
-          <w:ilvl w:val="0"/>
-          <w:numId w:val="1019"/>
-        </w:numPr>
-      </w:pPr>
-      <w:r>
-        <w:t xml:space="preserve">Migrationen</w:t>
-      </w:r>
-    </w:p>
-    <w:p>
-      <w:pPr>
-        <w:numPr>
-          <w:ilvl w:val="1"/>
-          <w:numId w:val="1020"/>
-        </w:numPr>
-      </w:pPr>
-      <w:r>
-        <w:t xml:space="preserve">von SSAS OLAP über SSAS Tabular zu Power BI Premium</w:t>
-      </w:r>
-    </w:p>
-    <w:p>
-      <w:pPr>
-        <w:numPr>
-          <w:ilvl w:val="1"/>
-          <w:numId w:val="1020"/>
-        </w:numPr>
-      </w:pPr>
-      <w:r>
-        <w:t xml:space="preserve">von on premise Data Warehouse zu Data Lakehouse</w:t>
-      </w:r>
-    </w:p>
-    <w:bookmarkEnd w:id="73"/>
-    <w:bookmarkStart w:id="75" w:name="X989c4084128a87e7b915c73a2983aa32d68a1a8"/>
-    <w:p>
-      <w:pPr>
-        <w:pStyle w:val="berschrift2"/>
-      </w:pPr>
-      <w:r>
-        <w:t xml:space="preserve">05/2022 - 01/2023; Nomura Asset Management Europe KVG mbH</w:t>
+      </w:pPr>
+      <w:r>
+        <w:t xml:space="preserve">Banken und Finanzdienstleistungen</w:t>
       </w:r>
     </w:p>
     <w:p>
@@ -2203,7 +2696,7 @@
         <w:pStyle w:val="DefinitionTerm"/>
       </w:pPr>
       <w:r>
-        <w:t xml:space="preserve">Branche</w:t>
+        <w:t xml:space="preserve">Größe</w:t>
       </w:r>
     </w:p>
     <w:p>
@@ -2211,50 +2704,67 @@
         <w:pStyle w:val="Definition"/>
       </w:pPr>
       <w:r>
-        <w:t xml:space="preserve">Banken und Finanzdienstleistungen</w:t>
-      </w:r>
-    </w:p>
-    <w:p>
-      <w:pPr>
-        <w:pStyle w:val="DefinitionTerm"/>
-      </w:pPr>
-      <w:r>
-        <w:t xml:space="preserve">Größe</w:t>
-      </w:r>
-    </w:p>
-    <w:p>
-      <w:pPr>
-        <w:pStyle w:val="Definition"/>
-      </w:pPr>
-      <w:r>
-        <w:t xml:space="preserve">10-50 Mitarbeiter</w:t>
-      </w:r>
-    </w:p>
-    <w:bookmarkStart w:id="74" w:name="X69bad39f4da8d8b95550ac886cc923381dbdbed"/>
+        <w:t xml:space="preserve">500-1000 Mitarbeiter</w:t>
+      </w:r>
+    </w:p>
+    <w:bookmarkStart w:id="74" w:name="Xb5790e31f12019c56dd8432c37c2425beb41cef"/>
     <w:p>
       <w:pPr>
         <w:pStyle w:val="berschrift3"/>
       </w:pPr>
       <w:r>
-        <w:t xml:space="preserve">Aufbau neues DWH, Migration aus altem DWH</w:t>
-      </w:r>
-    </w:p>
-    <w:p>
-      <w:pPr>
-        <w:numPr>
-          <w:ilvl w:val="0"/>
-          <w:numId w:val="1021"/>
-        </w:numPr>
-      </w:pPr>
-      <w:r>
-        <w:t xml:space="preserve">DWH und ELT werden mit AnalyticsCreator erstellt</w:t>
-      </w:r>
-    </w:p>
-    <w:p>
-      <w:pPr>
-        <w:numPr>
-          <w:ilvl w:val="0"/>
-          <w:numId w:val="1021"/>
+        <w:t xml:space="preserve">Konzeption und PoC für eine «Source to target» - Dokumentation für das zentrale DWH über die verschiedenen Schichten (u. a. Data Vault, Starschema und tabulare Modelle)</w:t>
+      </w:r>
+    </w:p>
+    <w:p>
+      <w:pPr>
+        <w:numPr>
+          <w:ilvl w:val="0"/>
+          <w:numId w:val="1027"/>
+        </w:numPr>
+      </w:pPr>
+      <w:r>
+        <w:t xml:space="preserve">umfasst Versionierung der Dokumentation, Anreicherung mit Metadaten und fachlichen Daten, Bereitstellung von Schnittstellen für Fachbereiche zur Administration und Konsumierung, Verknüpfung mit Informationen aus Quellsystemen im Rahmen der ETL/ELT-Prozesse etc.</w:t>
+      </w:r>
+    </w:p>
+    <w:p>
+      <w:pPr>
+        <w:numPr>
+          <w:ilvl w:val="0"/>
+          <w:numId w:val="1027"/>
+        </w:numPr>
+      </w:pPr>
+      <w:r>
+        <w:t xml:space="preserve">Unterstützung bei Umsetzung der Lösung</w:t>
+      </w:r>
+    </w:p>
+    <w:p>
+      <w:pPr>
+        <w:numPr>
+          <w:ilvl w:val="0"/>
+          <w:numId w:val="1027"/>
+        </w:numPr>
+      </w:pPr>
+      <w:r>
+        <w:t xml:space="preserve">Entwicklung entsprechender Prozesse/Workloads für die Erzeugung und Aktualisierung der Dokumentation</w:t>
+      </w:r>
+    </w:p>
+    <w:p>
+      <w:pPr>
+        <w:numPr>
+          <w:ilvl w:val="0"/>
+          <w:numId w:val="1027"/>
+        </w:numPr>
+      </w:pPr>
+      <w:r>
+        <w:t xml:space="preserve">Einführung eines entsprechenden Werkzeugs</w:t>
+      </w:r>
+    </w:p>
+    <w:p>
+      <w:pPr>
+        <w:numPr>
+          <w:ilvl w:val="0"/>
+          <w:numId w:val="1027"/>
         </w:numPr>
       </w:pPr>
       <w:r>
@@ -2265,18 +2775,7 @@
       <w:pPr>
         <w:numPr>
           <w:ilvl w:val="0"/>
-          <w:numId w:val="1021"/>
-        </w:numPr>
-      </w:pPr>
-      <w:r>
-        <w:t xml:space="preserve">AnalyticsCreator</w:t>
-      </w:r>
-    </w:p>
-    <w:p>
-      <w:pPr>
-        <w:numPr>
-          <w:ilvl w:val="0"/>
-          <w:numId w:val="1021"/>
+          <w:numId w:val="1027"/>
         </w:numPr>
       </w:pPr>
       <w:r>
@@ -2287,7 +2786,7 @@
       <w:pPr>
         <w:numPr>
           <w:ilvl w:val="0"/>
-          <w:numId w:val="1021"/>
+          <w:numId w:val="1027"/>
         </w:numPr>
       </w:pPr>
       <w:r>
@@ -2298,85 +2797,286 @@
       <w:pPr>
         <w:numPr>
           <w:ilvl w:val="0"/>
-          <w:numId w:val="1021"/>
+          <w:numId w:val="1027"/>
         </w:numPr>
       </w:pPr>
       <w:r>
         <w:t xml:space="preserve">git</w:t>
+      </w:r>
+    </w:p>
+    <w:p>
+      <w:pPr>
+        <w:numPr>
+          <w:ilvl w:val="0"/>
+          <w:numId w:val="1027"/>
+        </w:numPr>
+      </w:pPr>
+      <w:r>
+        <w:t xml:space="preserve">TFVC</w:t>
       </w:r>
     </w:p>
     <w:bookmarkEnd w:id="74"/>
     <w:bookmarkEnd w:id="75"/>
-    <w:bookmarkStart w:id="76" w:name="Xeb7d38210f9b06a4b3539997e2e3aa79d07007c"/>
+    <w:bookmarkStart w:id="77" w:name="X8d89c5221af31f0e431884c7caf3ea06a21fb6a"/>
     <w:p>
       <w:pPr>
         <w:pStyle w:val="berschrift2"/>
       </w:pPr>
       <w:r>
-        <w:t xml:space="preserve">11/2022 - 12/2022; TÜV Rheinland i-sec GmbH</w:t>
-      </w:r>
-    </w:p>
-    <w:p>
-      <w:pPr>
-        <w:numPr>
-          <w:ilvl w:val="0"/>
-          <w:numId w:val="1022"/>
-        </w:numPr>
-      </w:pPr>
-      <w:r>
-        <w:t xml:space="preserve">Coaching Datenmodellierung SSAS und Power BI</w:t>
-      </w:r>
-    </w:p>
-    <w:p>
-      <w:pPr>
-        <w:numPr>
-          <w:ilvl w:val="0"/>
-          <w:numId w:val="1022"/>
-        </w:numPr>
-      </w:pPr>
-      <w:r>
-        <w:t xml:space="preserve">Coaching Microsoft BI und Microsoft SQL Server</w:t>
+        <w:t xml:space="preserve">04/2021 - 06/2021; Peter Hahn GmbH</w:t>
+      </w:r>
+    </w:p>
+    <w:p>
+      <w:pPr>
+        <w:pStyle w:val="DefinitionTerm"/>
+      </w:pPr>
+      <w:r>
+        <w:t xml:space="preserve">Branche</w:t>
+      </w:r>
+    </w:p>
+    <w:p>
+      <w:pPr>
+        <w:pStyle w:val="Definition"/>
+      </w:pPr>
+      <w:r>
+        <w:t xml:space="preserve">Konsumgüter und Handel</w:t>
+      </w:r>
+    </w:p>
+    <w:p>
+      <w:pPr>
+        <w:pStyle w:val="DefinitionTerm"/>
+      </w:pPr>
+      <w:r>
+        <w:t xml:space="preserve">Größe</w:t>
+      </w:r>
+    </w:p>
+    <w:p>
+      <w:pPr>
+        <w:pStyle w:val="Definition"/>
+      </w:pPr>
+      <w:r>
+        <w:t xml:space="preserve">&gt;1.000 Mitarbeiter</w:t>
+      </w:r>
+    </w:p>
+    <w:bookmarkStart w:id="76" w:name="Xda2ae686fe0cbc68d897f041666c72670b9e3a7"/>
+    <w:p>
+      <w:pPr>
+        <w:pStyle w:val="berschrift3"/>
+      </w:pPr>
+      <w:r>
+        <w:t xml:space="preserve">Power BI Expert</w:t>
+      </w:r>
+    </w:p>
+    <w:p>
+      <w:pPr>
+        <w:numPr>
+          <w:ilvl w:val="0"/>
+          <w:numId w:val="1028"/>
+        </w:numPr>
+      </w:pPr>
+      <w:r>
+        <w:t xml:space="preserve">Begleitung von Workshops mit Bezug zu BI Anforderungen</w:t>
+      </w:r>
+    </w:p>
+    <w:p>
+      <w:pPr>
+        <w:numPr>
+          <w:ilvl w:val="0"/>
+          <w:numId w:val="1028"/>
+        </w:numPr>
+      </w:pPr>
+      <w:r>
+        <w:t xml:space="preserve">Beratung und Erstellung von Mappings &amp; BI Umsetzungen</w:t>
+      </w:r>
+      <w:r>
+        <w:br/>
+      </w:r>
+      <w:r>
+        <w:t xml:space="preserve">Umsetzen von Anforderungen in technische BI Lösungen</w:t>
+      </w:r>
+    </w:p>
+    <w:p>
+      <w:pPr>
+        <w:numPr>
+          <w:ilvl w:val="0"/>
+          <w:numId w:val="1028"/>
+        </w:numPr>
+      </w:pPr>
+      <w:r>
+        <w:t xml:space="preserve">Zusammenarbeit mit anderen Teilprojekten und Zuarbeit von Ergebnissen</w:t>
+      </w:r>
+    </w:p>
+    <w:p>
+      <w:pPr>
+        <w:numPr>
+          <w:ilvl w:val="0"/>
+          <w:numId w:val="1028"/>
+        </w:numPr>
+      </w:pPr>
+      <w:r>
+        <w:t xml:space="preserve">Microsoft SQL Server (on-premise)</w:t>
+      </w:r>
+    </w:p>
+    <w:p>
+      <w:pPr>
+        <w:numPr>
+          <w:ilvl w:val="0"/>
+          <w:numId w:val="1028"/>
+        </w:numPr>
+      </w:pPr>
+      <w:r>
+        <w:t xml:space="preserve">Power BI</w:t>
+      </w:r>
+    </w:p>
+    <w:p>
+      <w:pPr>
+        <w:numPr>
+          <w:ilvl w:val="0"/>
+          <w:numId w:val="1028"/>
+        </w:numPr>
+      </w:pPr>
+      <w:r>
+        <w:t xml:space="preserve">TFVC</w:t>
       </w:r>
     </w:p>
     <w:bookmarkEnd w:id="76"/>
-    <w:bookmarkStart w:id="78" w:name="X2814412c463acceecab4722cb14405de90f5889"/>
+    <w:bookmarkEnd w:id="77"/>
+    <w:bookmarkStart w:id="79" w:name="X000d735355a11e123c591a1961b0875b8e880b4"/>
     <w:p>
       <w:pPr>
         <w:pStyle w:val="berschrift2"/>
       </w:pPr>
       <w:r>
-        <w:t xml:space="preserve">09/2022 - 12/2022; Kerkhoff Experts GmbH</w:t>
-      </w:r>
-    </w:p>
-    <w:bookmarkStart w:id="77" w:name="X423f84c93caeb3a6efa3c17abd6efe498210aca"/>
+        <w:t xml:space="preserve">02/2020 - 03/2021; MEAG - Munich ERGO Assetmanagement GmbH</w:t>
+      </w:r>
+    </w:p>
+    <w:p>
+      <w:pPr>
+        <w:pStyle w:val="DefinitionTerm"/>
+      </w:pPr>
+      <w:r>
+        <w:t xml:space="preserve">Branche</w:t>
+      </w:r>
+    </w:p>
+    <w:p>
+      <w:pPr>
+        <w:pStyle w:val="Definition"/>
+      </w:pPr>
+      <w:r>
+        <w:t xml:space="preserve">Banken und Finanzdienstleistungen</w:t>
+      </w:r>
+    </w:p>
+    <w:p>
+      <w:pPr>
+        <w:pStyle w:val="DefinitionTerm"/>
+      </w:pPr>
+      <w:r>
+        <w:t xml:space="preserve">Größe</w:t>
+      </w:r>
+    </w:p>
+    <w:p>
+      <w:pPr>
+        <w:pStyle w:val="Definition"/>
+      </w:pPr>
+      <w:r>
+        <w:t xml:space="preserve">500-1000 Mitarbeiter</w:t>
+      </w:r>
+    </w:p>
+    <w:bookmarkStart w:id="78" w:name="X8c1c0765d85bab952c5c1986f52ea2b79401f12"/>
     <w:p>
       <w:pPr>
         <w:pStyle w:val="berschrift3"/>
       </w:pPr>
       <w:r>
-        <w:t xml:space="preserve">Quick Scan für den Einkauf</w:t>
-      </w:r>
-    </w:p>
-    <w:p>
-      <w:pPr>
-        <w:numPr>
-          <w:ilvl w:val="0"/>
-          <w:numId w:val="1023"/>
-        </w:numPr>
-      </w:pPr>
-      <w:r>
-        <w:t xml:space="preserve">Spend-Cube mit Microsoft Power BI</w:t>
-      </w:r>
-    </w:p>
-    <w:bookmarkEnd w:id="77"/>
+        <w:t xml:space="preserve">Performancemessung Reporting: Microsoft BI Architekt und Entwickler</w:t>
+      </w:r>
+    </w:p>
+    <w:p>
+      <w:pPr>
+        <w:numPr>
+          <w:ilvl w:val="0"/>
+          <w:numId w:val="1029"/>
+        </w:numPr>
+      </w:pPr>
+      <w:r>
+        <w:t xml:space="preserve">Entwicklung eines Reporting-Tools mittels Power BI, mit dem Ziel der automatisierten Report-Erstellung aus Sim Corp Dimension anstelle des bisherigen Reportings mittels Excel-Sheets.</w:t>
+      </w:r>
+    </w:p>
+    <w:p>
+      <w:pPr>
+        <w:numPr>
+          <w:ilvl w:val="0"/>
+          <w:numId w:val="1029"/>
+        </w:numPr>
+      </w:pPr>
+      <w:r>
+        <w:t xml:space="preserve">DWH, ELT und SSAS werden mit AnalyticsCreator erstellt.</w:t>
+      </w:r>
+    </w:p>
+    <w:p>
+      <w:pPr>
+        <w:numPr>
+          <w:ilvl w:val="0"/>
+          <w:numId w:val="1029"/>
+        </w:numPr>
+      </w:pPr>
+      <w:r>
+        <w:t xml:space="preserve">einzelne Module mit Python, Powershell</w:t>
+      </w:r>
+    </w:p>
+    <w:p>
+      <w:pPr>
+        <w:numPr>
+          <w:ilvl w:val="0"/>
+          <w:numId w:val="1029"/>
+        </w:numPr>
+      </w:pPr>
+      <w:r>
+        <w:t xml:space="preserve">Microsoft SQL Server (on-premise)</w:t>
+      </w:r>
+    </w:p>
+    <w:p>
+      <w:pPr>
+        <w:numPr>
+          <w:ilvl w:val="0"/>
+          <w:numId w:val="1029"/>
+        </w:numPr>
+      </w:pPr>
+      <w:r>
+        <w:t xml:space="preserve">AnalyticsCreator</w:t>
+      </w:r>
+    </w:p>
+    <w:p>
+      <w:pPr>
+        <w:numPr>
+          <w:ilvl w:val="0"/>
+          <w:numId w:val="1029"/>
+        </w:numPr>
+      </w:pPr>
+      <w:r>
+        <w:t xml:space="preserve">Power BI</w:t>
+      </w:r>
+    </w:p>
+    <w:p>
+      <w:pPr>
+        <w:numPr>
+          <w:ilvl w:val="0"/>
+          <w:numId w:val="1029"/>
+        </w:numPr>
+      </w:pPr>
+      <w:r>
+        <w:t xml:space="preserve">git</w:t>
+      </w:r>
+    </w:p>
     <w:bookmarkEnd w:id="78"/>
-    <w:bookmarkStart w:id="80" w:name="X04f0fd51c2d4b10155f3d351fe944f3198a31fe"/>
+    <w:bookmarkEnd w:id="79"/>
+    <w:bookmarkStart w:id="81" w:name="X7605506d8b3f775a490ab20105a15f5aba0f21d"/>
     <w:p>
       <w:pPr>
         <w:pStyle w:val="berschrift2"/>
       </w:pPr>
       <w:r>
-        <w:t xml:space="preserve">08/2021 - 06/2022; SYSKRON - im House of Krones</w:t>
+        <w:t xml:space="preserve">09/2019 — 03/2020; Swisscom</w:t>
       </w:r>
     </w:p>
     <w:p>
@@ -2392,15 +3092,7 @@
         <w:pStyle w:val="Definition"/>
       </w:pPr>
       <w:r>
-        <w:t xml:space="preserve">Industrie und Maschinenbau</w:t>
-      </w:r>
-    </w:p>
-    <w:p>
-      <w:pPr>
-        <w:pStyle w:val="FirstParagraph"/>
-      </w:pPr>
-      <w:r>
-        <w:t xml:space="preserve">Krones ist Weltmarktführer für Abfüllanlagen</w:t>
+        <w:t xml:space="preserve">Telekommunikation</w:t>
       </w:r>
     </w:p>
     <w:p>
@@ -2416,23 +3108,78 @@
         <w:pStyle w:val="Definition"/>
       </w:pPr>
       <w:r>
-        <w:t xml:space="preserve">&gt; 10.000 Mitarbeiter (Krones)</w:t>
-      </w:r>
-    </w:p>
-    <w:bookmarkStart w:id="79" w:name="Xfcdc0e5da0b4cebb4cf0a79c23b8962c0c4491b"/>
+        <w:t xml:space="preserve">&gt;10.000 Mitarbeiter</w:t>
+      </w:r>
+    </w:p>
+    <w:bookmarkStart w:id="80" w:name="X8c387920897672fd30f9f7d6880f64d569a8718"/>
     <w:p>
       <w:pPr>
         <w:pStyle w:val="berschrift3"/>
       </w:pPr>
       <w:r>
-        <w:t xml:space="preserve">Unterstützung im Bereich Microsoft SQL Server / BI</w:t>
-      </w:r>
-    </w:p>
-    <w:p>
-      <w:pPr>
-        <w:numPr>
-          <w:ilvl w:val="0"/>
-          <w:numId w:val="1024"/>
+        <w:t xml:space="preserve">Import und Verarbeitung von Daten aus ServiceNow für ein Reporting, Erstellung DWH mit AnalyticsCreator, Berichte mit Power BI</w:t>
+      </w:r>
+    </w:p>
+    <w:p>
+      <w:pPr>
+        <w:numPr>
+          <w:ilvl w:val="0"/>
+          <w:numId w:val="1030"/>
+        </w:numPr>
+      </w:pPr>
+      <w:r>
+        <w:t xml:space="preserve">Import von Daten aus ServiceNow über die API (mit Python)</w:t>
+      </w:r>
+    </w:p>
+    <w:p>
+      <w:pPr>
+        <w:numPr>
+          <w:ilvl w:val="0"/>
+          <w:numId w:val="1030"/>
+        </w:numPr>
+      </w:pPr>
+      <w:r>
+        <w:t xml:space="preserve">Import, Integration und Transformation in einem DWH im SQL Server</w:t>
+      </w:r>
+    </w:p>
+    <w:p>
+      <w:pPr>
+        <w:numPr>
+          <w:ilvl w:val="0"/>
+          <w:numId w:val="1030"/>
+        </w:numPr>
+      </w:pPr>
+      <w:r>
+        <w:t xml:space="preserve">Analytische Datenbank mit SSAS</w:t>
+      </w:r>
+    </w:p>
+    <w:p>
+      <w:pPr>
+        <w:numPr>
+          <w:ilvl w:val="0"/>
+          <w:numId w:val="1030"/>
+        </w:numPr>
+      </w:pPr>
+      <w:r>
+        <w:t xml:space="preserve">Berichte im Power BI</w:t>
+      </w:r>
+    </w:p>
+    <w:p>
+      <w:pPr>
+        <w:numPr>
+          <w:ilvl w:val="0"/>
+          <w:numId w:val="1030"/>
+        </w:numPr>
+      </w:pPr>
+      <w:r>
+        <w:t xml:space="preserve">DWH, ELT und SSAS werden mit AnalyticsCreator erstellt</w:t>
+      </w:r>
+    </w:p>
+    <w:p>
+      <w:pPr>
+        <w:numPr>
+          <w:ilvl w:val="0"/>
+          <w:numId w:val="1030"/>
         </w:numPr>
       </w:pPr>
       <w:r>
@@ -2443,40 +3190,18 @@
       <w:pPr>
         <w:numPr>
           <w:ilvl w:val="0"/>
-          <w:numId w:val="1024"/>
-        </w:numPr>
-      </w:pPr>
-      <w:r>
-        <w:t xml:space="preserve">Power BI</w:t>
-      </w:r>
-    </w:p>
-    <w:p>
-      <w:pPr>
-        <w:numPr>
-          <w:ilvl w:val="0"/>
-          <w:numId w:val="1024"/>
-        </w:numPr>
-      </w:pPr>
-      <w:r>
-        <w:t xml:space="preserve">DataHandwerk</w:t>
-      </w:r>
-    </w:p>
-    <w:p>
-      <w:pPr>
-        <w:numPr>
-          <w:ilvl w:val="0"/>
-          <w:numId w:val="1024"/>
-        </w:numPr>
-      </w:pPr>
-      <w:r>
-        <w:t xml:space="preserve">Antora</w:t>
-      </w:r>
-    </w:p>
-    <w:p>
-      <w:pPr>
-        <w:numPr>
-          <w:ilvl w:val="0"/>
-          <w:numId w:val="1024"/>
+          <w:numId w:val="1030"/>
+        </w:numPr>
+      </w:pPr>
+      <w:r>
+        <w:t xml:space="preserve">AnalyticsCreator</w:t>
+      </w:r>
+    </w:p>
+    <w:p>
+      <w:pPr>
+        <w:numPr>
+          <w:ilvl w:val="0"/>
+          <w:numId w:val="1030"/>
         </w:numPr>
       </w:pPr>
       <w:r>
@@ -2487,22 +3212,22 @@
       <w:pPr>
         <w:numPr>
           <w:ilvl w:val="0"/>
-          <w:numId w:val="1024"/>
+          <w:numId w:val="1030"/>
         </w:numPr>
       </w:pPr>
       <w:r>
         <w:t xml:space="preserve">jira</w:t>
       </w:r>
     </w:p>
-    <w:bookmarkEnd w:id="79"/>
     <w:bookmarkEnd w:id="80"/>
-    <w:bookmarkStart w:id="82" w:name="X13d5578d616241ef2ee501b6f8401d8242c84c4"/>
+    <w:bookmarkEnd w:id="81"/>
+    <w:bookmarkStart w:id="83" w:name="project_drkkliniken_2019"/>
     <w:p>
       <w:pPr>
         <w:pStyle w:val="berschrift2"/>
       </w:pPr>
       <w:r>
-        <w:t xml:space="preserve">01/2022 - 04/2022; Roller</w:t>
+        <w:t xml:space="preserve">11/2010 - 12/2019; DRK Kliniken Berlin</w:t>
       </w:r>
     </w:p>
     <w:p>
@@ -2518,7 +3243,7 @@
         <w:pStyle w:val="Definition"/>
       </w:pPr>
       <w:r>
-        <w:t xml:space="preserve">Konsumgüter und Handel</w:t>
+        <w:t xml:space="preserve">Gesundheitswesen, Krankenhaus</w:t>
       </w:r>
     </w:p>
     <w:p>
@@ -2534,757 +3259,10 @@
         <w:pStyle w:val="Definition"/>
       </w:pPr>
       <w:r>
-        <w:t xml:space="preserve">?</w:t>
-      </w:r>
-    </w:p>
-    <w:bookmarkStart w:id="81" w:name="X8268e057bf989a32c9ad2cf40024ec53c20e73e"/>
-    <w:p>
-      <w:pPr>
-        <w:pStyle w:val="berschrift3"/>
-      </w:pPr>
-      <w:r>
-        <w:t xml:space="preserve">Unterstützung im Bereich Microsoft SQL Server / BI</w:t>
-      </w:r>
-    </w:p>
-    <w:p>
-      <w:pPr>
-        <w:numPr>
-          <w:ilvl w:val="0"/>
-          <w:numId w:val="1025"/>
-        </w:numPr>
-      </w:pPr>
-      <w:r>
-        <w:t xml:space="preserve">Microsoft SQL Server (on-premise)</w:t>
-      </w:r>
-    </w:p>
-    <w:p>
-      <w:pPr>
-        <w:numPr>
-          <w:ilvl w:val="0"/>
-          <w:numId w:val="1025"/>
-        </w:numPr>
-      </w:pPr>
-      <w:r>
-        <w:t xml:space="preserve">Power BI</w:t>
-      </w:r>
-    </w:p>
-    <w:p>
-      <w:pPr>
-        <w:numPr>
-          <w:ilvl w:val="0"/>
-          <w:numId w:val="1025"/>
-        </w:numPr>
-      </w:pPr>
-      <w:r>
-        <w:t xml:space="preserve">BimlExpress</w:t>
-      </w:r>
-    </w:p>
-    <w:p>
-      <w:pPr>
-        <w:numPr>
-          <w:ilvl w:val="0"/>
-          <w:numId w:val="1025"/>
-        </w:numPr>
-      </w:pPr>
-      <w:r>
-        <w:t xml:space="preserve">git</w:t>
-      </w:r>
-    </w:p>
-    <w:bookmarkEnd w:id="81"/>
-    <w:bookmarkEnd w:id="82"/>
-    <w:bookmarkStart w:id="84" w:name="X99db5e2707de38bb9be6451d8027ab9a77046bf"/>
-    <w:p>
-      <w:pPr>
-        <w:pStyle w:val="berschrift2"/>
-      </w:pPr>
-      <w:r>
-        <w:t xml:space="preserve">03/2022 - 04/2022; Betty Barclay</w:t>
-      </w:r>
-    </w:p>
-    <w:p>
-      <w:pPr>
-        <w:pStyle w:val="DefinitionTerm"/>
-      </w:pPr>
-      <w:r>
-        <w:t xml:space="preserve">Branche</w:t>
-      </w:r>
-    </w:p>
-    <w:p>
-      <w:pPr>
-        <w:pStyle w:val="Definition"/>
-      </w:pPr>
-      <w:r>
-        <w:t xml:space="preserve">Konsumgüter und Handel</w:t>
-      </w:r>
-    </w:p>
-    <w:p>
-      <w:pPr>
-        <w:pStyle w:val="DefinitionTerm"/>
-      </w:pPr>
-      <w:r>
-        <w:t xml:space="preserve">Größe</w:t>
-      </w:r>
-    </w:p>
-    <w:p>
-      <w:pPr>
-        <w:pStyle w:val="Definition"/>
-      </w:pPr>
-      <w:r>
-        <w:t xml:space="preserve">1000 - 5000 Mitarbeiter</w:t>
-      </w:r>
-    </w:p>
-    <w:bookmarkStart w:id="83" w:name="X5fc32e8f3b9f26dbe9d963966240306278f592b"/>
-    <w:p>
-      <w:pPr>
-        <w:pStyle w:val="berschrift3"/>
-      </w:pPr>
-      <w:r>
-        <w:t xml:space="preserve">Unterstützung im Bereich Microsoft SQL Server / BI</w:t>
-      </w:r>
-    </w:p>
-    <w:p>
-      <w:pPr>
-        <w:numPr>
-          <w:ilvl w:val="0"/>
-          <w:numId w:val="1026"/>
-        </w:numPr>
-      </w:pPr>
-      <w:r>
-        <w:t xml:space="preserve">Microsoft SQL Server (on-premise)</w:t>
-      </w:r>
-    </w:p>
-    <w:p>
-      <w:pPr>
-        <w:numPr>
-          <w:ilvl w:val="0"/>
-          <w:numId w:val="1026"/>
-        </w:numPr>
-      </w:pPr>
-      <w:r>
-        <w:t xml:space="preserve">Power BI</w:t>
-      </w:r>
-    </w:p>
-    <w:p>
-      <w:pPr>
-        <w:numPr>
-          <w:ilvl w:val="0"/>
-          <w:numId w:val="1026"/>
-        </w:numPr>
-      </w:pPr>
-      <w:r>
-        <w:t xml:space="preserve">BimlExpress</w:t>
-      </w:r>
-    </w:p>
-    <w:p>
-      <w:pPr>
-        <w:numPr>
-          <w:ilvl w:val="0"/>
-          <w:numId w:val="1026"/>
-        </w:numPr>
-      </w:pPr>
-      <w:r>
-        <w:t xml:space="preserve">git</w:t>
-      </w:r>
-    </w:p>
-    <w:bookmarkEnd w:id="83"/>
-    <w:bookmarkEnd w:id="84"/>
-    <w:bookmarkStart w:id="86" w:name="X6ee1640b31097677d834001ccb1a97be60826f6"/>
-    <w:p>
-      <w:pPr>
-        <w:pStyle w:val="berschrift2"/>
-      </w:pPr>
-      <w:r>
-        <w:t xml:space="preserve">08/2021 - 12/2021; abcfinance</w:t>
-      </w:r>
-    </w:p>
-    <w:p>
-      <w:pPr>
-        <w:pStyle w:val="DefinitionTerm"/>
-      </w:pPr>
-      <w:r>
-        <w:t xml:space="preserve">Branche</w:t>
-      </w:r>
-    </w:p>
-    <w:p>
-      <w:pPr>
-        <w:pStyle w:val="Definition"/>
-      </w:pPr>
-      <w:r>
-        <w:t xml:space="preserve">Banken und Finanzdienstleistungen</w:t>
-      </w:r>
-    </w:p>
-    <w:p>
-      <w:pPr>
-        <w:pStyle w:val="DefinitionTerm"/>
-      </w:pPr>
-      <w:r>
-        <w:t xml:space="preserve">Größe</w:t>
-      </w:r>
-    </w:p>
-    <w:p>
-      <w:pPr>
-        <w:pStyle w:val="Definition"/>
-      </w:pPr>
-      <w:r>
-        <w:t xml:space="preserve">500-1000 Mitarbeiter</w:t>
-      </w:r>
-    </w:p>
-    <w:bookmarkStart w:id="85" w:name="Xb5790e31f12019c56dd8432c37c2425beb41cef"/>
-    <w:p>
-      <w:pPr>
-        <w:pStyle w:val="berschrift3"/>
-      </w:pPr>
-      <w:r>
-        <w:t xml:space="preserve">Konzeption und PoC für eine «Source to target» - Dokumentation für das zentrale DWH über die verschiedenen Schichten (u. a. Data Vault, Starschema und tabulare Modelle)</w:t>
-      </w:r>
-    </w:p>
-    <w:p>
-      <w:pPr>
-        <w:numPr>
-          <w:ilvl w:val="0"/>
-          <w:numId w:val="1027"/>
-        </w:numPr>
-      </w:pPr>
-      <w:r>
-        <w:t xml:space="preserve">umfasst Versionierung der Dokumentation, Anreicherung mit Metadaten und fachlichen Daten, Bereitstellung von Schnittstellen für Fachbereiche zur Administration und Konsumierung, Verknüpfung mit Informationen aus Quellsystemen im Rahmen der ETL/ELT-Prozesse etc.</w:t>
-      </w:r>
-    </w:p>
-    <w:p>
-      <w:pPr>
-        <w:numPr>
-          <w:ilvl w:val="0"/>
-          <w:numId w:val="1027"/>
-        </w:numPr>
-      </w:pPr>
-      <w:r>
-        <w:t xml:space="preserve">Unterstützung bei Umsetzung der Lösung</w:t>
-      </w:r>
-    </w:p>
-    <w:p>
-      <w:pPr>
-        <w:numPr>
-          <w:ilvl w:val="0"/>
-          <w:numId w:val="1027"/>
-        </w:numPr>
-      </w:pPr>
-      <w:r>
-        <w:t xml:space="preserve">Entwicklung entsprechender Prozesse/Workloads für die Erzeugung und Aktualisierung der Dokumentation</w:t>
-      </w:r>
-    </w:p>
-    <w:p>
-      <w:pPr>
-        <w:numPr>
-          <w:ilvl w:val="0"/>
-          <w:numId w:val="1027"/>
-        </w:numPr>
-      </w:pPr>
-      <w:r>
-        <w:t xml:space="preserve">Einführung eines entsprechenden Werkzeugs</w:t>
-      </w:r>
-    </w:p>
-    <w:p>
-      <w:pPr>
-        <w:numPr>
-          <w:ilvl w:val="0"/>
-          <w:numId w:val="1027"/>
-        </w:numPr>
-      </w:pPr>
-      <w:r>
-        <w:t xml:space="preserve">Microsoft SQL Server (on-premise)</w:t>
-      </w:r>
-    </w:p>
-    <w:p>
-      <w:pPr>
-        <w:numPr>
-          <w:ilvl w:val="0"/>
-          <w:numId w:val="1027"/>
-        </w:numPr>
-      </w:pPr>
-      <w:r>
-        <w:t xml:space="preserve">DataHandwerk</w:t>
-      </w:r>
-    </w:p>
-    <w:p>
-      <w:pPr>
-        <w:numPr>
-          <w:ilvl w:val="0"/>
-          <w:numId w:val="1027"/>
-        </w:numPr>
-      </w:pPr>
-      <w:r>
-        <w:t xml:space="preserve">Antora</w:t>
-      </w:r>
-    </w:p>
-    <w:p>
-      <w:pPr>
-        <w:numPr>
-          <w:ilvl w:val="0"/>
-          <w:numId w:val="1027"/>
-        </w:numPr>
-      </w:pPr>
-      <w:r>
-        <w:t xml:space="preserve">git</w:t>
-      </w:r>
-    </w:p>
-    <w:p>
-      <w:pPr>
-        <w:numPr>
-          <w:ilvl w:val="0"/>
-          <w:numId w:val="1027"/>
-        </w:numPr>
-      </w:pPr>
-      <w:r>
-        <w:t xml:space="preserve">TFVC</w:t>
-      </w:r>
-    </w:p>
-    <w:bookmarkEnd w:id="85"/>
-    <w:bookmarkEnd w:id="86"/>
-    <w:bookmarkStart w:id="88" w:name="X8d89c5221af31f0e431884c7caf3ea06a21fb6a"/>
-    <w:p>
-      <w:pPr>
-        <w:pStyle w:val="berschrift2"/>
-      </w:pPr>
-      <w:r>
-        <w:t xml:space="preserve">04/2021 - 06/2021; Peter Hahn GmbH</w:t>
-      </w:r>
-    </w:p>
-    <w:p>
-      <w:pPr>
-        <w:pStyle w:val="DefinitionTerm"/>
-      </w:pPr>
-      <w:r>
-        <w:t xml:space="preserve">Branche</w:t>
-      </w:r>
-    </w:p>
-    <w:p>
-      <w:pPr>
-        <w:pStyle w:val="Definition"/>
-      </w:pPr>
-      <w:r>
-        <w:t xml:space="preserve">Konsumgüter und Handel</w:t>
-      </w:r>
-    </w:p>
-    <w:p>
-      <w:pPr>
-        <w:pStyle w:val="DefinitionTerm"/>
-      </w:pPr>
-      <w:r>
-        <w:t xml:space="preserve">Größe</w:t>
-      </w:r>
-    </w:p>
-    <w:p>
-      <w:pPr>
-        <w:pStyle w:val="Definition"/>
-      </w:pPr>
-      <w:r>
-        <w:t xml:space="preserve">&gt;1.000 Mitarbeiter</w:t>
-      </w:r>
-    </w:p>
-    <w:bookmarkStart w:id="87" w:name="Xda2ae686fe0cbc68d897f041666c72670b9e3a7"/>
-    <w:p>
-      <w:pPr>
-        <w:pStyle w:val="berschrift3"/>
-      </w:pPr>
-      <w:r>
-        <w:t xml:space="preserve">Power BI Expert</w:t>
-      </w:r>
-    </w:p>
-    <w:p>
-      <w:pPr>
-        <w:numPr>
-          <w:ilvl w:val="0"/>
-          <w:numId w:val="1028"/>
-        </w:numPr>
-      </w:pPr>
-      <w:r>
-        <w:t xml:space="preserve">Begleitung von Workshops mit Bezug zu BI Anforderungen</w:t>
-      </w:r>
-    </w:p>
-    <w:p>
-      <w:pPr>
-        <w:numPr>
-          <w:ilvl w:val="0"/>
-          <w:numId w:val="1028"/>
-        </w:numPr>
-      </w:pPr>
-      <w:r>
-        <w:t xml:space="preserve">Beratung und Erstellung von Mappings &amp; BI Umsetzungen</w:t>
-      </w:r>
-      <w:r>
-        <w:br/>
-      </w:r>
-      <w:r>
-        <w:t xml:space="preserve">Umsetzen von Anforderungen in technische BI Lösungen</w:t>
-      </w:r>
-    </w:p>
-    <w:p>
-      <w:pPr>
-        <w:numPr>
-          <w:ilvl w:val="0"/>
-          <w:numId w:val="1028"/>
-        </w:numPr>
-      </w:pPr>
-      <w:r>
-        <w:t xml:space="preserve">Zusammenarbeit mit anderen Teilprojekten und Zuarbeit von Ergebnissen</w:t>
-      </w:r>
-    </w:p>
-    <w:p>
-      <w:pPr>
-        <w:numPr>
-          <w:ilvl w:val="0"/>
-          <w:numId w:val="1028"/>
-        </w:numPr>
-      </w:pPr>
-      <w:r>
-        <w:t xml:space="preserve">Microsoft SQL Server (on-premise)</w:t>
-      </w:r>
-    </w:p>
-    <w:p>
-      <w:pPr>
-        <w:numPr>
-          <w:ilvl w:val="0"/>
-          <w:numId w:val="1028"/>
-        </w:numPr>
-      </w:pPr>
-      <w:r>
-        <w:t xml:space="preserve">Power BI</w:t>
-      </w:r>
-    </w:p>
-    <w:p>
-      <w:pPr>
-        <w:numPr>
-          <w:ilvl w:val="0"/>
-          <w:numId w:val="1028"/>
-        </w:numPr>
-      </w:pPr>
-      <w:r>
-        <w:t xml:space="preserve">TFVC</w:t>
-      </w:r>
-    </w:p>
-    <w:bookmarkEnd w:id="87"/>
-    <w:bookmarkEnd w:id="88"/>
-    <w:bookmarkStart w:id="90" w:name="X000d735355a11e123c591a1961b0875b8e880b4"/>
-    <w:p>
-      <w:pPr>
-        <w:pStyle w:val="berschrift2"/>
-      </w:pPr>
-      <w:r>
-        <w:t xml:space="preserve">02/2020 - 03/2021; MEAG - Munich ERGO Assetmanagement GmbH</w:t>
-      </w:r>
-    </w:p>
-    <w:p>
-      <w:pPr>
-        <w:pStyle w:val="DefinitionTerm"/>
-      </w:pPr>
-      <w:r>
-        <w:t xml:space="preserve">Branche</w:t>
-      </w:r>
-    </w:p>
-    <w:p>
-      <w:pPr>
-        <w:pStyle w:val="Definition"/>
-      </w:pPr>
-      <w:r>
-        <w:t xml:space="preserve">Banken und Finanzdienstleistungen</w:t>
-      </w:r>
-    </w:p>
-    <w:p>
-      <w:pPr>
-        <w:pStyle w:val="DefinitionTerm"/>
-      </w:pPr>
-      <w:r>
-        <w:t xml:space="preserve">Größe</w:t>
-      </w:r>
-    </w:p>
-    <w:p>
-      <w:pPr>
-        <w:pStyle w:val="Definition"/>
-      </w:pPr>
-      <w:r>
-        <w:t xml:space="preserve">500-1000 Mitarbeiter</w:t>
-      </w:r>
-    </w:p>
-    <w:bookmarkStart w:id="89" w:name="X8c1c0765d85bab952c5c1986f52ea2b79401f12"/>
-    <w:p>
-      <w:pPr>
-        <w:pStyle w:val="berschrift3"/>
-      </w:pPr>
-      <w:r>
-        <w:t xml:space="preserve">Performancemessung Reporting: Microsoft BI Architekt und Entwickler</w:t>
-      </w:r>
-    </w:p>
-    <w:p>
-      <w:pPr>
-        <w:numPr>
-          <w:ilvl w:val="0"/>
-          <w:numId w:val="1029"/>
-        </w:numPr>
-      </w:pPr>
-      <w:r>
-        <w:t xml:space="preserve">Entwicklung eines Reporting-Tools mittels Power BI, mit dem Ziel der automatisierten Report-Erstellung aus Sim Corp Dimension anstelle des bisherigen Reportings mittels Excel-Sheets.</w:t>
-      </w:r>
-    </w:p>
-    <w:p>
-      <w:pPr>
-        <w:numPr>
-          <w:ilvl w:val="0"/>
-          <w:numId w:val="1029"/>
-        </w:numPr>
-      </w:pPr>
-      <w:r>
-        <w:t xml:space="preserve">DWH, ELT und SSAS werden mit AnalyticsCreator erstellt.</w:t>
-      </w:r>
-    </w:p>
-    <w:p>
-      <w:pPr>
-        <w:numPr>
-          <w:ilvl w:val="0"/>
-          <w:numId w:val="1029"/>
-        </w:numPr>
-      </w:pPr>
-      <w:r>
-        <w:t xml:space="preserve">einzelne Module mit Python, Powershell</w:t>
-      </w:r>
-    </w:p>
-    <w:p>
-      <w:pPr>
-        <w:numPr>
-          <w:ilvl w:val="0"/>
-          <w:numId w:val="1029"/>
-        </w:numPr>
-      </w:pPr>
-      <w:r>
-        <w:t xml:space="preserve">Microsoft SQL Server (on-premise)</w:t>
-      </w:r>
-    </w:p>
-    <w:p>
-      <w:pPr>
-        <w:numPr>
-          <w:ilvl w:val="0"/>
-          <w:numId w:val="1029"/>
-        </w:numPr>
-      </w:pPr>
-      <w:r>
-        <w:t xml:space="preserve">AnalyticsCreator</w:t>
-      </w:r>
-    </w:p>
-    <w:p>
-      <w:pPr>
-        <w:numPr>
-          <w:ilvl w:val="0"/>
-          <w:numId w:val="1029"/>
-        </w:numPr>
-      </w:pPr>
-      <w:r>
-        <w:t xml:space="preserve">Power BI</w:t>
-      </w:r>
-    </w:p>
-    <w:p>
-      <w:pPr>
-        <w:numPr>
-          <w:ilvl w:val="0"/>
-          <w:numId w:val="1029"/>
-        </w:numPr>
-      </w:pPr>
-      <w:r>
-        <w:t xml:space="preserve">git</w:t>
-      </w:r>
-    </w:p>
-    <w:bookmarkEnd w:id="89"/>
-    <w:bookmarkEnd w:id="90"/>
-    <w:bookmarkStart w:id="92" w:name="X7605506d8b3f775a490ab20105a15f5aba0f21d"/>
-    <w:p>
-      <w:pPr>
-        <w:pStyle w:val="berschrift2"/>
-      </w:pPr>
-      <w:r>
-        <w:t xml:space="preserve">09/2019 — 03/2020; Swisscom</w:t>
-      </w:r>
-    </w:p>
-    <w:p>
-      <w:pPr>
-        <w:pStyle w:val="DefinitionTerm"/>
-      </w:pPr>
-      <w:r>
-        <w:t xml:space="preserve">Branche</w:t>
-      </w:r>
-    </w:p>
-    <w:p>
-      <w:pPr>
-        <w:pStyle w:val="Definition"/>
-      </w:pPr>
-      <w:r>
-        <w:t xml:space="preserve">Telekommunikation</w:t>
-      </w:r>
-    </w:p>
-    <w:p>
-      <w:pPr>
-        <w:pStyle w:val="DefinitionTerm"/>
-      </w:pPr>
-      <w:r>
-        <w:t xml:space="preserve">Größe</w:t>
-      </w:r>
-    </w:p>
-    <w:p>
-      <w:pPr>
-        <w:pStyle w:val="Definition"/>
-      </w:pPr>
-      <w:r>
-        <w:t xml:space="preserve">&gt;10.000 Mitarbeiter</w:t>
-      </w:r>
-    </w:p>
-    <w:bookmarkStart w:id="91" w:name="X8c387920897672fd30f9f7d6880f64d569a8718"/>
-    <w:p>
-      <w:pPr>
-        <w:pStyle w:val="berschrift3"/>
-      </w:pPr>
-      <w:r>
-        <w:t xml:space="preserve">Import und Verarbeitung von Daten aus ServiceNow für ein Reporting, Erstellung DWH mit AnalyticsCreator, Berichte mit Power BI</w:t>
-      </w:r>
-    </w:p>
-    <w:p>
-      <w:pPr>
-        <w:numPr>
-          <w:ilvl w:val="0"/>
-          <w:numId w:val="1030"/>
-        </w:numPr>
-      </w:pPr>
-      <w:r>
-        <w:t xml:space="preserve">Import von Daten aus ServiceNow über die API (mit Python)</w:t>
-      </w:r>
-    </w:p>
-    <w:p>
-      <w:pPr>
-        <w:numPr>
-          <w:ilvl w:val="0"/>
-          <w:numId w:val="1030"/>
-        </w:numPr>
-      </w:pPr>
-      <w:r>
-        <w:t xml:space="preserve">Import, Integration und Transformation in einem DWH im SQL Server</w:t>
-      </w:r>
-    </w:p>
-    <w:p>
-      <w:pPr>
-        <w:numPr>
-          <w:ilvl w:val="0"/>
-          <w:numId w:val="1030"/>
-        </w:numPr>
-      </w:pPr>
-      <w:r>
-        <w:t xml:space="preserve">Analytische Datenbank mit SSAS</w:t>
-      </w:r>
-    </w:p>
-    <w:p>
-      <w:pPr>
-        <w:numPr>
-          <w:ilvl w:val="0"/>
-          <w:numId w:val="1030"/>
-        </w:numPr>
-      </w:pPr>
-      <w:r>
-        <w:t xml:space="preserve">Berichte im Power BI</w:t>
-      </w:r>
-    </w:p>
-    <w:p>
-      <w:pPr>
-        <w:numPr>
-          <w:ilvl w:val="0"/>
-          <w:numId w:val="1030"/>
-        </w:numPr>
-      </w:pPr>
-      <w:r>
-        <w:t xml:space="preserve">DWH, ELT und SSAS werden mit AnalyticsCreator erstellt</w:t>
-      </w:r>
-    </w:p>
-    <w:p>
-      <w:pPr>
-        <w:numPr>
-          <w:ilvl w:val="0"/>
-          <w:numId w:val="1030"/>
-        </w:numPr>
-      </w:pPr>
-      <w:r>
-        <w:t xml:space="preserve">Microsoft SQL Server (on-premise)</w:t>
-      </w:r>
-    </w:p>
-    <w:p>
-      <w:pPr>
-        <w:numPr>
-          <w:ilvl w:val="0"/>
-          <w:numId w:val="1030"/>
-        </w:numPr>
-      </w:pPr>
-      <w:r>
-        <w:t xml:space="preserve">AnalyticsCreator</w:t>
-      </w:r>
-    </w:p>
-    <w:p>
-      <w:pPr>
-        <w:numPr>
-          <w:ilvl w:val="0"/>
-          <w:numId w:val="1030"/>
-        </w:numPr>
-      </w:pPr>
-      <w:r>
-        <w:t xml:space="preserve">git</w:t>
-      </w:r>
-    </w:p>
-    <w:p>
-      <w:pPr>
-        <w:numPr>
-          <w:ilvl w:val="0"/>
-          <w:numId w:val="1030"/>
-        </w:numPr>
-      </w:pPr>
-      <w:r>
-        <w:t xml:space="preserve">jira</w:t>
-      </w:r>
-    </w:p>
-    <w:bookmarkEnd w:id="91"/>
-    <w:bookmarkEnd w:id="92"/>
-    <w:bookmarkStart w:id="94" w:name="project_drkkliniken_2019"/>
-    <w:p>
-      <w:pPr>
-        <w:pStyle w:val="berschrift2"/>
-      </w:pPr>
-      <w:r>
-        <w:t xml:space="preserve">11/2010 - 12/2019; DRK Kliniken Berlin</w:t>
-      </w:r>
-    </w:p>
-    <w:p>
-      <w:pPr>
-        <w:pStyle w:val="DefinitionTerm"/>
-      </w:pPr>
-      <w:r>
-        <w:t xml:space="preserve">Branche</w:t>
-      </w:r>
-    </w:p>
-    <w:p>
-      <w:pPr>
-        <w:pStyle w:val="Definition"/>
-      </w:pPr>
-      <w:r>
-        <w:t xml:space="preserve">Gesundheitswesen, Krankenhaus</w:t>
-      </w:r>
-    </w:p>
-    <w:p>
-      <w:pPr>
-        <w:pStyle w:val="DefinitionTerm"/>
-      </w:pPr>
-      <w:r>
-        <w:t xml:space="preserve">Größe</w:t>
-      </w:r>
-    </w:p>
-    <w:p>
-      <w:pPr>
-        <w:pStyle w:val="Definition"/>
-      </w:pPr>
-      <w:r>
         <w:t xml:space="preserve">1000-5000 Mitarbeiter</w:t>
       </w:r>
     </w:p>
-    <w:bookmarkStart w:id="93" w:name="X50dca2aedb6ab45c99b9240be969896c9e2fa3c"/>
+    <w:bookmarkStart w:id="82" w:name="X50dca2aedb6ab45c99b9240be969896c9e2fa3c"/>
     <w:p>
       <w:pPr>
         <w:pStyle w:val="berschrift3"/>
@@ -3528,9 +3506,9 @@
         </w:r>
       </w:hyperlink>
     </w:p>
-    <w:bookmarkEnd w:id="93"/>
-    <w:bookmarkEnd w:id="94"/>
-    <w:bookmarkStart w:id="96" w:name="project_wuerth_logistics_2019"/>
+    <w:bookmarkEnd w:id="82"/>
+    <w:bookmarkEnd w:id="83"/>
+    <w:bookmarkStart w:id="85" w:name="project_wuerth_logistics_2019"/>
     <w:p>
       <w:pPr>
         <w:pStyle w:val="berschrift2"/>
@@ -3571,7 +3549,7 @@
         <w:t xml:space="preserve">50-250 Mitarbeiter</w:t>
       </w:r>
     </w:p>
-    <w:bookmarkStart w:id="95" w:name="Xcc80f192703431559a17e60e4f3f0b538523db2"/>
+    <w:bookmarkStart w:id="84" w:name="Xcc80f192703431559a17e60e4f3f0b538523db2"/>
     <w:p>
       <w:pPr>
         <w:pStyle w:val="berschrift3"/>
@@ -3691,9 +3669,9 @@
         </w:r>
       </w:hyperlink>
     </w:p>
-    <w:bookmarkEnd w:id="95"/>
-    <w:bookmarkEnd w:id="96"/>
-    <w:bookmarkStart w:id="98" w:name="project_provinzial_2019"/>
+    <w:bookmarkEnd w:id="84"/>
+    <w:bookmarkEnd w:id="85"/>
+    <w:bookmarkStart w:id="87" w:name="project_provinzial_2019"/>
     <w:p>
       <w:pPr>
         <w:pStyle w:val="berschrift2"/>
@@ -3734,7 +3712,7 @@
         <w:t xml:space="preserve">5000-10.000 Mitarbeiter</w:t>
       </w:r>
     </w:p>
-    <w:bookmarkStart w:id="97" w:name="Xef5c77b9afc7fa8d4095aed898ef9d2308db8a6"/>
+    <w:bookmarkStart w:id="86" w:name="Xef5c77b9afc7fa8d4095aed898ef9d2308db8a6"/>
     <w:p>
       <w:pPr>
         <w:pStyle w:val="berschrift3"/>
@@ -3836,9 +3814,9 @@
         </w:r>
       </w:hyperlink>
     </w:p>
-    <w:bookmarkEnd w:id="97"/>
-    <w:bookmarkEnd w:id="98"/>
-    <w:bookmarkStart w:id="101" w:name="X28dafe8a315fd14f66afee7ceee7222c87d493b"/>
+    <w:bookmarkEnd w:id="86"/>
+    <w:bookmarkEnd w:id="87"/>
+    <w:bookmarkStart w:id="90" w:name="X28dafe8a315fd14f66afee7ceee7222c87d493b"/>
     <w:p>
       <w:pPr>
         <w:pStyle w:val="berschrift2"/>
@@ -3879,7 +3857,7 @@
         <w:t xml:space="preserve">&gt;10.000 Mitarbeiter</w:t>
       </w:r>
     </w:p>
-    <w:bookmarkStart w:id="99" w:name="X9c645c4da246c340ad8637f4b966a1d7266cf93"/>
+    <w:bookmarkStart w:id="88" w:name="X9c645c4da246c340ad8637f4b966a1d7266cf93"/>
     <w:p>
       <w:pPr>
         <w:pStyle w:val="berschrift3"/>
@@ -3987,8 +3965,8 @@
         <w:t xml:space="preserve">git</w:t>
       </w:r>
     </w:p>
-    <w:bookmarkEnd w:id="99"/>
-    <w:bookmarkStart w:id="100" w:name="X26b8768eada528dc0080fcf89158674025f0da0"/>
+    <w:bookmarkEnd w:id="88"/>
+    <w:bookmarkStart w:id="89" w:name="X26b8768eada528dc0080fcf89158674025f0da0"/>
     <w:p>
       <w:pPr>
         <w:pStyle w:val="berschrift3"/>
@@ -4008,9 +3986,9 @@
         <w:t xml:space="preserve">SQL Server (on-premise und Azure Cloud)</w:t>
       </w:r>
     </w:p>
-    <w:bookmarkEnd w:id="100"/>
-    <w:bookmarkEnd w:id="101"/>
-    <w:bookmarkStart w:id="103" w:name="project_zeiss_2018"/>
+    <w:bookmarkEnd w:id="89"/>
+    <w:bookmarkEnd w:id="90"/>
+    <w:bookmarkStart w:id="92" w:name="project_zeiss_2018"/>
     <w:p>
       <w:pPr>
         <w:pStyle w:val="berschrift2"/>
@@ -4063,7 +4041,7 @@
         <w:t xml:space="preserve">Microsoft SQL Server (on-premise)</w:t>
       </w:r>
     </w:p>
-    <w:bookmarkStart w:id="102" w:name="X6d901391e666d35541e8df800081a1a7c02a6d2"/>
+    <w:bookmarkStart w:id="91" w:name="X6d901391e666d35541e8df800081a1a7c02a6d2"/>
     <w:p>
       <w:pPr>
         <w:pStyle w:val="berschrift3"/>
@@ -4173,9 +4151,9 @@
         </w:r>
       </w:hyperlink>
     </w:p>
-    <w:bookmarkEnd w:id="102"/>
-    <w:bookmarkEnd w:id="103"/>
-    <w:bookmarkStart w:id="105" w:name="X901ac7b09014218485d79b50bb300f43c9d0daf"/>
+    <w:bookmarkEnd w:id="91"/>
+    <w:bookmarkEnd w:id="92"/>
+    <w:bookmarkStart w:id="94" w:name="X901ac7b09014218485d79b50bb300f43c9d0daf"/>
     <w:p>
       <w:pPr>
         <w:pStyle w:val="berschrift2"/>
@@ -4216,7 +4194,7 @@
         <w:t xml:space="preserve">&gt;10.000 Mitarbeiter</w:t>
       </w:r>
     </w:p>
-    <w:bookmarkStart w:id="104" w:name="X310404fbab82e8ef7432b801602f6e682557577"/>
+    <w:bookmarkStart w:id="93" w:name="X310404fbab82e8ef7432b801602f6e682557577"/>
     <w:p>
       <w:pPr>
         <w:pStyle w:val="berschrift3"/>
@@ -4373,9 +4351,9 @@
         <w:t xml:space="preserve">TFVC</w:t>
       </w:r>
     </w:p>
-    <w:bookmarkEnd w:id="104"/>
-    <w:bookmarkEnd w:id="105"/>
-    <w:bookmarkStart w:id="107" w:name="project_opel_2017"/>
+    <w:bookmarkEnd w:id="93"/>
+    <w:bookmarkEnd w:id="94"/>
+    <w:bookmarkStart w:id="96" w:name="project_opel_2017"/>
     <w:p>
       <w:pPr>
         <w:pStyle w:val="berschrift2"/>
@@ -4416,7 +4394,7 @@
         <w:t xml:space="preserve">&gt;10.000 Mitarbeiter</w:t>
       </w:r>
     </w:p>
-    <w:bookmarkStart w:id="106" w:name="X0320937c7998f9fa1b216219c71fb9a9b6da53c"/>
+    <w:bookmarkStart w:id="95" w:name="X0320937c7998f9fa1b216219c71fb9a9b6da53c"/>
     <w:p>
       <w:pPr>
         <w:pStyle w:val="berschrift3"/>
@@ -4521,9 +4499,9 @@
         </w:r>
       </w:hyperlink>
     </w:p>
-    <w:bookmarkEnd w:id="106"/>
-    <w:bookmarkEnd w:id="107"/>
-    <w:bookmarkStart w:id="109" w:name="project_kelvion_2017"/>
+    <w:bookmarkEnd w:id="95"/>
+    <w:bookmarkEnd w:id="96"/>
+    <w:bookmarkStart w:id="98" w:name="project_kelvion_2017"/>
     <w:p>
       <w:pPr>
         <w:pStyle w:val="berschrift2"/>
@@ -4564,7 +4542,7 @@
         <w:t xml:space="preserve">1000-5000 Mitarbeiter</w:t>
       </w:r>
     </w:p>
-    <w:bookmarkStart w:id="108" w:name="X6b2410a5bdf3273ac55844a8167ec6d693dc3fd"/>
+    <w:bookmarkStart w:id="97" w:name="X6b2410a5bdf3273ac55844a8167ec6d693dc3fd"/>
     <w:p>
       <w:pPr>
         <w:pStyle w:val="berschrift3"/>
@@ -4658,9 +4636,9 @@
         </w:r>
       </w:hyperlink>
     </w:p>
-    <w:bookmarkEnd w:id="108"/>
-    <w:bookmarkEnd w:id="109"/>
-    <w:bookmarkStart w:id="111" w:name="Xa2419255915082d78a161d90aa53e0e7bd0bbb4"/>
+    <w:bookmarkEnd w:id="97"/>
+    <w:bookmarkEnd w:id="98"/>
+    <w:bookmarkStart w:id="100" w:name="Xa2419255915082d78a161d90aa53e0e7bd0bbb4"/>
     <w:p>
       <w:pPr>
         <w:pStyle w:val="berschrift2"/>
@@ -4701,7 +4679,7 @@
         <w:t xml:space="preserve">10-50 Mitarbeiter</w:t>
       </w:r>
     </w:p>
-    <w:bookmarkStart w:id="110" w:name="Xb3e1e6fd9d164a8d75a3465cda41f35fa67ee5e"/>
+    <w:bookmarkStart w:id="99" w:name="Xb3e1e6fd9d164a8d75a3465cda41f35fa67ee5e"/>
     <w:p>
       <w:pPr>
         <w:pStyle w:val="berschrift3"/>
@@ -4740,9 +4718,9 @@
         <w:t xml:space="preserve">TFVC</w:t>
       </w:r>
     </w:p>
-    <w:bookmarkEnd w:id="110"/>
-    <w:bookmarkEnd w:id="111"/>
-    <w:bookmarkStart w:id="113" w:name="Xa65a2f67840579e036febb803aa2878d5c8bda2"/>
+    <w:bookmarkEnd w:id="99"/>
+    <w:bookmarkEnd w:id="100"/>
+    <w:bookmarkStart w:id="102" w:name="Xa65a2f67840579e036febb803aa2878d5c8bda2"/>
     <w:p>
       <w:pPr>
         <w:pStyle w:val="berschrift2"/>
@@ -4783,7 +4761,7 @@
         <w:t xml:space="preserve">5000-10.000 Mitarbeiter</w:t>
       </w:r>
     </w:p>
-    <w:bookmarkStart w:id="112" w:name="Xb3e9a66cd273575f7ada5b9893ad007237b6d76"/>
+    <w:bookmarkStart w:id="101" w:name="Xb3e9a66cd273575f7ada5b9893ad007237b6d76"/>
     <w:p>
       <w:pPr>
         <w:pStyle w:val="berschrift3"/>
@@ -4825,9 +4803,9 @@
         <w:t xml:space="preserve">TFVC</w:t>
       </w:r>
     </w:p>
-    <w:bookmarkEnd w:id="112"/>
-    <w:bookmarkEnd w:id="113"/>
-    <w:bookmarkStart w:id="115" w:name="X6d04d6bc54a3f8035708f45e7c81dc59bbef113"/>
+    <w:bookmarkEnd w:id="101"/>
+    <w:bookmarkEnd w:id="102"/>
+    <w:bookmarkStart w:id="104" w:name="X6d04d6bc54a3f8035708f45e7c81dc59bbef113"/>
     <w:p>
       <w:pPr>
         <w:pStyle w:val="berschrift2"/>
@@ -4868,7 +4846,7 @@
         <w:t xml:space="preserve">10-50 Mitarbeiter</w:t>
       </w:r>
     </w:p>
-    <w:bookmarkStart w:id="114" w:name="Xe224a792cdb0daca82f4ed6f4a7169933f6ac05"/>
+    <w:bookmarkStart w:id="103" w:name="Xe224a792cdb0daca82f4ed6f4a7169933f6ac05"/>
     <w:p>
       <w:pPr>
         <w:pStyle w:val="berschrift3"/>
@@ -4877,9 +4855,9 @@
         <w:t xml:space="preserve">Unterstützung bei Analyse, Bearbeitung und Auswertung komplexer Datenpakete eines Produktionsprozesses mit Microsoft-BI-Analyse-Plattform, Data Mining</w:t>
       </w:r>
     </w:p>
-    <w:bookmarkEnd w:id="114"/>
-    <w:bookmarkEnd w:id="115"/>
-    <w:bookmarkStart w:id="117" w:name="Xe9b5417f76965f113d38d4e4fbacbb0e7bd5d8d"/>
+    <w:bookmarkEnd w:id="103"/>
+    <w:bookmarkEnd w:id="104"/>
+    <w:bookmarkStart w:id="106" w:name="Xe9b5417f76965f113d38d4e4fbacbb0e7bd5d8d"/>
     <w:p>
       <w:pPr>
         <w:pStyle w:val="berschrift2"/>
@@ -4920,7 +4898,7 @@
         <w:t xml:space="preserve">1000-5000 Mitarbeiter</w:t>
       </w:r>
     </w:p>
-    <w:bookmarkStart w:id="116" w:name="Xb41c108c4abf28f1c5c43d89f28b094f56c0c1a"/>
+    <w:bookmarkStart w:id="105" w:name="Xb41c108c4abf28f1c5c43d89f28b094f56c0c1a"/>
     <w:p>
       <w:pPr>
         <w:pStyle w:val="berschrift3"/>
@@ -4951,9 +4929,9 @@
         <w:t xml:space="preserve">TFVC</w:t>
       </w:r>
     </w:p>
-    <w:bookmarkEnd w:id="116"/>
-    <w:bookmarkEnd w:id="117"/>
-    <w:bookmarkStart w:id="120" w:name="project_vgsg_2016"/>
+    <w:bookmarkEnd w:id="105"/>
+    <w:bookmarkEnd w:id="106"/>
+    <w:bookmarkStart w:id="109" w:name="project_vgsg_2016"/>
     <w:p>
       <w:pPr>
         <w:pStyle w:val="berschrift2"/>
@@ -4994,7 +4972,7 @@
         <w:t xml:space="preserve">&gt;10.000 Mitarbeiter</w:t>
       </w:r>
     </w:p>
-    <w:bookmarkStart w:id="119" w:name="Xddebcb117dfdbfe9977cfc776bd993224af9357"/>
+    <w:bookmarkStart w:id="108" w:name="Xddebcb117dfdbfe9977cfc776bd993224af9357"/>
     <w:p>
       <w:pPr>
         <w:pStyle w:val="berschrift3"/>
@@ -5131,7 +5109,7 @@
       <w:r>
         <w:br/>
       </w:r>
-      <w:hyperlink r:id="rId118">
+      <w:hyperlink r:id="rId107">
         <w:r>
           <w:rPr>
             <w:rStyle w:val="Hyperlink"/>
@@ -5183,9 +5161,9 @@
         </w:r>
       </w:hyperlink>
     </w:p>
-    <w:bookmarkEnd w:id="119"/>
-    <w:bookmarkEnd w:id="120"/>
-    <w:bookmarkStart w:id="122" w:name="project_henkel_2015"/>
+    <w:bookmarkEnd w:id="108"/>
+    <w:bookmarkEnd w:id="109"/>
+    <w:bookmarkStart w:id="111" w:name="project_henkel_2015"/>
     <w:p>
       <w:pPr>
         <w:pStyle w:val="berschrift2"/>
@@ -5226,7 +5204,7 @@
         <w:t xml:space="preserve">&gt;10.000 Mitarbeiter</w:t>
       </w:r>
     </w:p>
-    <w:bookmarkStart w:id="121" w:name="X66e3008dcd1673c48b8dae6ceae7b9d1c43747d"/>
+    <w:bookmarkStart w:id="110" w:name="X66e3008dcd1673c48b8dae6ceae7b9d1c43747d"/>
     <w:p>
       <w:pPr>
         <w:pStyle w:val="berschrift3"/>
@@ -5388,9 +5366,9 @@
         </w:r>
       </w:hyperlink>
     </w:p>
-    <w:bookmarkEnd w:id="121"/>
-    <w:bookmarkEnd w:id="122"/>
-    <w:bookmarkStart w:id="124" w:name="project_bkm_2012"/>
+    <w:bookmarkEnd w:id="110"/>
+    <w:bookmarkEnd w:id="111"/>
+    <w:bookmarkStart w:id="113" w:name="project_bkm_2012"/>
     <w:p>
       <w:pPr>
         <w:pStyle w:val="berschrift2"/>
@@ -5431,7 +5409,7 @@
         <w:t xml:space="preserve">1000-5000 Mitarbeiter</w:t>
       </w:r>
     </w:p>
-    <w:bookmarkStart w:id="123" w:name="Xa3cb30211205380d4e67e179da7d1486ce67417"/>
+    <w:bookmarkStart w:id="112" w:name="Xa3cb30211205380d4e67e179da7d1486ce67417"/>
     <w:p>
       <w:pPr>
         <w:pStyle w:val="berschrift3"/>
@@ -5598,9 +5576,9 @@
         </w:r>
       </w:hyperlink>
     </w:p>
-    <w:bookmarkEnd w:id="123"/>
-    <w:bookmarkEnd w:id="124"/>
-    <w:bookmarkStart w:id="126" w:name="project_nestle_2012"/>
+    <w:bookmarkEnd w:id="112"/>
+    <w:bookmarkEnd w:id="113"/>
+    <w:bookmarkStart w:id="115" w:name="project_nestle_2012"/>
     <w:p>
       <w:pPr>
         <w:pStyle w:val="berschrift2"/>
@@ -5641,7 +5619,7 @@
         <w:t xml:space="preserve">&gt;10.000 Mitarbeiter</w:t>
       </w:r>
     </w:p>
-    <w:bookmarkStart w:id="125" w:name="X8e19c7332f7fae58226acbcad765268414142e0"/>
+    <w:bookmarkStart w:id="114" w:name="X8e19c7332f7fae58226acbcad765268414142e0"/>
     <w:p>
       <w:pPr>
         <w:pStyle w:val="berschrift3"/>
@@ -5707,9 +5685,9 @@
         </w:r>
       </w:hyperlink>
     </w:p>
-    <w:bookmarkEnd w:id="125"/>
-    <w:bookmarkEnd w:id="126"/>
-    <w:bookmarkStart w:id="129" w:name="X8bbc4a25451b106b514cad3fd8a5a0e7900302b"/>
+    <w:bookmarkEnd w:id="114"/>
+    <w:bookmarkEnd w:id="115"/>
+    <w:bookmarkStart w:id="118" w:name="X8bbc4a25451b106b514cad3fd8a5a0e7900302b"/>
     <w:p>
       <w:pPr>
         <w:pStyle w:val="berschrift2"/>
@@ -5750,7 +5728,7 @@
         <w:t xml:space="preserve">&gt;10.000 Mitarbeiter</w:t>
       </w:r>
     </w:p>
-    <w:bookmarkStart w:id="128" w:name="Xcd3321c1ecaf3aca81f21029b71c79dc90b37d0"/>
+    <w:bookmarkStart w:id="117" w:name="Xcd3321c1ecaf3aca81f21029b71c79dc90b37d0"/>
     <w:p>
       <w:pPr>
         <w:pStyle w:val="berschrift3"/>
@@ -5813,7 +5791,7 @@
       <w:r>
         <w:t xml:space="preserve"> </w:t>
       </w:r>
-      <w:hyperlink r:id="rId127">
+      <w:hyperlink r:id="rId116">
         <w:r>
           <w:rPr>
             <w:rStyle w:val="Hyperlink"/>
@@ -5822,9 +5800,9 @@
         </w:r>
       </w:hyperlink>
     </w:p>
-    <w:bookmarkEnd w:id="128"/>
-    <w:bookmarkEnd w:id="129"/>
-    <w:bookmarkStart w:id="131" w:name="project_hgc_gfs_2011"/>
+    <w:bookmarkEnd w:id="117"/>
+    <w:bookmarkEnd w:id="118"/>
+    <w:bookmarkStart w:id="120" w:name="project_hgc_gfs_2011"/>
     <w:p>
       <w:pPr>
         <w:pStyle w:val="berschrift2"/>
@@ -5865,7 +5843,7 @@
         <w:t xml:space="preserve">10-50 Mitarbeiter</w:t>
       </w:r>
     </w:p>
-    <w:bookmarkStart w:id="130" w:name="X3c8f400cb5d9c97a63b1498be1c2eea6dcc6760"/>
+    <w:bookmarkStart w:id="119" w:name="X3c8f400cb5d9c97a63b1498be1c2eea6dcc6760"/>
     <w:p>
       <w:pPr>
         <w:pStyle w:val="berschrift3"/>
@@ -6115,9 +6093,9 @@
         </w:r>
       </w:hyperlink>
     </w:p>
-    <w:bookmarkEnd w:id="130"/>
-    <w:bookmarkEnd w:id="131"/>
-    <w:bookmarkStart w:id="133" w:name="X516ff5b91dc30f8041d4a1ba7b879e126b8c710"/>
+    <w:bookmarkEnd w:id="119"/>
+    <w:bookmarkEnd w:id="120"/>
+    <w:bookmarkStart w:id="122" w:name="X516ff5b91dc30f8041d4a1ba7b879e126b8c710"/>
     <w:p>
       <w:pPr>
         <w:pStyle w:val="berschrift2"/>
@@ -6158,7 +6136,7 @@
         <w:t xml:space="preserve">&gt;10.000 Mitarbeiter</w:t>
       </w:r>
     </w:p>
-    <w:bookmarkStart w:id="132" w:name="X049ea6ab1eab1d6615d3e7e8eb7c5e3f96fdddc"/>
+    <w:bookmarkStart w:id="121" w:name="X049ea6ab1eab1d6615d3e7e8eb7c5e3f96fdddc"/>
     <w:p>
       <w:pPr>
         <w:pStyle w:val="berschrift3"/>
@@ -6224,9 +6202,9 @@
         <w:t xml:space="preserve">Microsoft SQL Server 2008 R2 (relational, SSAS, SSIS) (on-premise)</w:t>
       </w:r>
     </w:p>
-    <w:bookmarkEnd w:id="132"/>
-    <w:bookmarkEnd w:id="133"/>
-    <w:bookmarkStart w:id="135" w:name="Xc4514a33c1b1bde58571552417b990f16bbab4f"/>
+    <w:bookmarkEnd w:id="121"/>
+    <w:bookmarkEnd w:id="122"/>
+    <w:bookmarkStart w:id="124" w:name="Xc4514a33c1b1bde58571552417b990f16bbab4f"/>
     <w:p>
       <w:pPr>
         <w:pStyle w:val="berschrift2"/>
@@ -6267,7 +6245,7 @@
         <w:t xml:space="preserve">&gt;10.000 Mitarbeiter</w:t>
       </w:r>
     </w:p>
-    <w:bookmarkStart w:id="134" w:name="Xee17ec39e7114fabcde51050c0abb85206880a3"/>
+    <w:bookmarkStart w:id="123" w:name="Xee17ec39e7114fabcde51050c0abb85206880a3"/>
     <w:p>
       <w:pPr>
         <w:pStyle w:val="berschrift3"/>
@@ -6325,9 +6303,9 @@
         <w:t xml:space="preserve">TFVC (?)</w:t>
       </w:r>
     </w:p>
-    <w:bookmarkEnd w:id="134"/>
-    <w:bookmarkEnd w:id="135"/>
-    <w:bookmarkStart w:id="137" w:name="X10e9b221a1c25097b044efb20cef04b48bd4496"/>
+    <w:bookmarkEnd w:id="123"/>
+    <w:bookmarkEnd w:id="124"/>
+    <w:bookmarkStart w:id="126" w:name="X10e9b221a1c25097b044efb20cef04b48bd4496"/>
     <w:p>
       <w:pPr>
         <w:pStyle w:val="berschrift2"/>
@@ -6368,7 +6346,7 @@
         <w:t xml:space="preserve">&gt;10.000 Mitarbeiter</w:t>
       </w:r>
     </w:p>
-    <w:bookmarkStart w:id="136" w:name="X577643138f9ebc69077f3afef084a55212084e1"/>
+    <w:bookmarkStart w:id="125" w:name="X577643138f9ebc69077f3afef084a55212084e1"/>
     <w:p>
       <w:pPr>
         <w:pStyle w:val="berschrift3"/>
@@ -6401,9 +6379,9 @@
         <w:t xml:space="preserve">Microsoft SQL Server 2008 R2 (relational, SSAS, SSIS) (on-premise)</w:t>
       </w:r>
     </w:p>
-    <w:bookmarkEnd w:id="136"/>
-    <w:bookmarkEnd w:id="137"/>
-    <w:bookmarkStart w:id="139" w:name="project_vivantes_2010"/>
+    <w:bookmarkEnd w:id="125"/>
+    <w:bookmarkEnd w:id="126"/>
+    <w:bookmarkStart w:id="128" w:name="project_vivantes_2010"/>
     <w:p>
       <w:pPr>
         <w:pStyle w:val="berschrift2"/>
@@ -6444,7 +6422,7 @@
         <w:t xml:space="preserve">&gt;10.000 Mitarbeiter</w:t>
       </w:r>
     </w:p>
-    <w:bookmarkStart w:id="138" w:name="X0ee3e715b6beafbaa6cd1cdc9d6b984ca0503ba"/>
+    <w:bookmarkStart w:id="127" w:name="X0ee3e715b6beafbaa6cd1cdc9d6b984ca0503ba"/>
     <w:p>
       <w:pPr>
         <w:pStyle w:val="berschrift3"/>
@@ -6770,27 +6748,10 @@
           <w:t xml:space="preserve">Vivantes - Krankenhauskonzern (1)</w:t>
         </w:r>
       </w:hyperlink>
-      <w:r>
-        <w:t xml:space="preserve"> </w:t>
-      </w:r>
-      <w:r>
-        <w:t xml:space="preserve">*</w:t>
-      </w:r>
-      <w:r>
-        <w:t xml:space="preserve"> </w:t>
-      </w:r>
-      <w:hyperlink w:anchor="referenz_vivantes_2">
-        <w:r>
-          <w:rPr>
-            <w:rStyle w:val="Hyperlink"/>
-          </w:rPr>
-          <w:t xml:space="preserve">Vivantes - Krankenhauskonzern (2)</w:t>
-        </w:r>
-      </w:hyperlink>
-    </w:p>
-    <w:bookmarkEnd w:id="138"/>
-    <w:bookmarkEnd w:id="139"/>
-    <w:bookmarkStart w:id="141" w:name="X988064523cf2e7fc9aaf4b5c07fac432b58e386"/>
+    </w:p>
+    <w:bookmarkEnd w:id="127"/>
+    <w:bookmarkEnd w:id="128"/>
+    <w:bookmarkStart w:id="130" w:name="X988064523cf2e7fc9aaf4b5c07fac432b58e386"/>
     <w:p>
       <w:pPr>
         <w:pStyle w:val="berschrift2"/>
@@ -6831,7 +6792,7 @@
         <w:t xml:space="preserve">1000-5000 Mitarbeiter</w:t>
       </w:r>
     </w:p>
-    <w:bookmarkStart w:id="140" w:name="Xa893ab6549e5435020f3e5e0c5a435b49df7e01"/>
+    <w:bookmarkStart w:id="129" w:name="Xa893ab6549e5435020f3e5e0c5a435b49df7e01"/>
     <w:p>
       <w:pPr>
         <w:pStyle w:val="berschrift3"/>
@@ -6922,9 +6883,9 @@
         <w:t xml:space="preserve">diverse</w:t>
       </w:r>
     </w:p>
-    <w:bookmarkEnd w:id="140"/>
-    <w:bookmarkEnd w:id="141"/>
-    <w:bookmarkStart w:id="143" w:name="project_rentenbank_2009"/>
+    <w:bookmarkEnd w:id="129"/>
+    <w:bookmarkEnd w:id="130"/>
+    <w:bookmarkStart w:id="132" w:name="project_rentenbank_2009"/>
     <w:p>
       <w:pPr>
         <w:pStyle w:val="berschrift2"/>
@@ -6965,7 +6926,7 @@
         <w:t xml:space="preserve">50-250 Mitarbeiter</w:t>
       </w:r>
     </w:p>
-    <w:bookmarkStart w:id="142" w:name="Xfb9a957cb1f99ed1136e4b199ca8fa7e17783d4"/>
+    <w:bookmarkStart w:id="131" w:name="Xfb9a957cb1f99ed1136e4b199ca8fa7e17783d4"/>
     <w:p>
       <w:pPr>
         <w:pStyle w:val="berschrift3"/>
@@ -7226,9 +7187,9 @@
         </w:r>
       </w:hyperlink>
     </w:p>
-    <w:bookmarkEnd w:id="142"/>
-    <w:bookmarkEnd w:id="143"/>
-    <w:bookmarkStart w:id="145" w:name="Xee74b747db68051488cbc4ed64bf22feec81caa"/>
+    <w:bookmarkEnd w:id="131"/>
+    <w:bookmarkEnd w:id="132"/>
+    <w:bookmarkStart w:id="134" w:name="Xee74b747db68051488cbc4ed64bf22feec81caa"/>
     <w:p>
       <w:pPr>
         <w:pStyle w:val="berschrift2"/>
@@ -7269,7 +7230,7 @@
         <w:t xml:space="preserve">10-50 Mitarbeiter</w:t>
       </w:r>
     </w:p>
-    <w:bookmarkStart w:id="144" w:name="Xc4c3dfea03be3c6e49c6358baf14f91c609d07d"/>
+    <w:bookmarkStart w:id="133" w:name="Xc4c3dfea03be3c6e49c6358baf14f91c609d07d"/>
     <w:p>
       <w:pPr>
         <w:pStyle w:val="berschrift3"/>
@@ -7363,9 +7324,9 @@
         <w:t xml:space="preserve">Cubeware Analysesystem</w:t>
       </w:r>
     </w:p>
-    <w:bookmarkEnd w:id="144"/>
-    <w:bookmarkEnd w:id="145"/>
-    <w:bookmarkStart w:id="164" w:name="project_infor_2004"/>
+    <w:bookmarkEnd w:id="133"/>
+    <w:bookmarkEnd w:id="134"/>
+    <w:bookmarkStart w:id="153" w:name="project_infor_2004"/>
     <w:p>
       <w:pPr>
         <w:pStyle w:val="berschrift2"/>
@@ -7406,7 +7367,7 @@
         <w:t xml:space="preserve">500-1000 Mitarbeiter</w:t>
       </w:r>
     </w:p>
-    <w:bookmarkStart w:id="146" w:name="X1075d0ea5cf5826f58166c655eeb083ccc58569"/>
+    <w:bookmarkStart w:id="135" w:name="X1075d0ea5cf5826f58166c655eeb083ccc58569"/>
     <w:p>
       <w:pPr>
         <w:pStyle w:val="berschrift3"/>
@@ -7620,24 +7581,702 @@
         </w:r>
       </w:hyperlink>
     </w:p>
+    <w:bookmarkEnd w:id="135"/>
+    <w:bookmarkStart w:id="136" w:name="Xeee37aaa047b8946252e4cb5aade052579d1e64"/>
+    <w:p>
+      <w:pPr>
+        <w:pStyle w:val="berschrift3"/>
+      </w:pPr>
+      <w:r>
+        <w:t xml:space="preserve">folgende Projekte wurden als Berater für Business Intelligence bei Kunden der MIS durchgeführt. Bei den namentlich genannten Firmen handelt es sich um Referenzkunden der MIS GmbH (jetzt infor)</w:t>
+      </w:r>
+    </w:p>
+    <w:bookmarkEnd w:id="136"/>
+    <w:bookmarkStart w:id="137" w:name="X16e04932f05baafeb3ac6557b5bcc2ef65312f6"/>
+    <w:p>
+      <w:pPr>
+        <w:pStyle w:val="berschrift3"/>
+      </w:pPr>
+      <w:r>
+        <w:t xml:space="preserve">01/2004 - 05/2004 Konzeption und Umsetzung der "*21-DRG-Analyse" (für Krankenhäuser)</w:t>
+      </w:r>
+    </w:p>
+    <w:p>
+      <w:pPr>
+        <w:pStyle w:val="FirstParagraph"/>
+      </w:pPr>
+      <w:r>
+        <w:t xml:space="preserve">Datenquellen:</w:t>
+      </w:r>
+    </w:p>
+    <w:p>
+      <w:pPr>
+        <w:numPr>
+          <w:ilvl w:val="0"/>
+          <w:numId w:val="1075"/>
+        </w:numPr>
+      </w:pPr>
+      <w:r>
+        <w:t xml:space="preserve">21 Daten, IMC Daten; Bewertungsdaten von DRG-Groupern; zusätzlich optional fallbezogene Kosten-Leistungsdaten</w:t>
+      </w:r>
+    </w:p>
+    <w:p>
+      <w:pPr>
+        <w:pStyle w:val="FirstParagraph"/>
+      </w:pPr>
+      <w:r>
+        <w:t xml:space="preserve">Datawarehouse: Microsoft SQL Server (on-premise)</w:t>
+      </w:r>
+    </w:p>
+    <w:p>
+      <w:pPr>
+        <w:pStyle w:val="Textkrper"/>
+      </w:pPr>
+      <w:r>
+        <w:t xml:space="preserve">ETL: TSQL, DTS</w:t>
+      </w:r>
+    </w:p>
+    <w:p>
+      <w:pPr>
+        <w:pStyle w:val="Textkrper"/>
+      </w:pPr>
+      <w:r>
+        <w:t xml:space="preserve">OLAP-Datenbanken: Microsoft Analysis Services (MSAS), MIS Alea</w:t>
+      </w:r>
+    </w:p>
+    <w:bookmarkEnd w:id="137"/>
+    <w:bookmarkStart w:id="139" w:name="Xa61724ec295cd079bced8345c9be6120af00f9f"/>
+    <w:p>
+      <w:pPr>
+        <w:pStyle w:val="berschrift3"/>
+      </w:pPr>
+      <w:r>
+        <w:t xml:space="preserve">05/2001 - 05/2004; Medienhaus Aschendorff (über MIS GmbH)</w:t>
+      </w:r>
+    </w:p>
+    <w:p>
+      <w:pPr>
+        <w:pStyle w:val="DefinitionTerm"/>
+      </w:pPr>
+      <w:r>
+        <w:t xml:space="preserve">Branche</w:t>
+      </w:r>
+    </w:p>
+    <w:p>
+      <w:pPr>
+        <w:pStyle w:val="Definition"/>
+      </w:pPr>
+      <w:r>
+        <w:t xml:space="preserve">Medien und Verlage</w:t>
+      </w:r>
+    </w:p>
+    <w:p>
+      <w:pPr>
+        <w:pStyle w:val="DefinitionTerm"/>
+      </w:pPr>
+      <w:r>
+        <w:t xml:space="preserve">Größe</w:t>
+      </w:r>
+    </w:p>
+    <w:p>
+      <w:pPr>
+        <w:pStyle w:val="Definition"/>
+      </w:pPr>
+      <w:r>
+        <w:t xml:space="preserve">500-1000 Mitarbeiter</w:t>
+      </w:r>
+    </w:p>
+    <w:bookmarkStart w:id="138" w:name="X333613ba904906df7d1e2b05440a5914e2d3148"/>
+    <w:p>
+      <w:pPr>
+        <w:pStyle w:val="berschrift4"/>
+      </w:pPr>
+      <w:r>
+        <w:t xml:space="preserve">Konzeption und Implementierung eines Anzeigeninformationssystems (AIS): angestellter BI Architekt und Entwickler</w:t>
+      </w:r>
+    </w:p>
+    <w:p>
+      <w:pPr>
+        <w:pStyle w:val="FirstParagraph"/>
+      </w:pPr>
+      <w:r>
+        <w:t xml:space="preserve">Konzeption und Implementierung eines Anzeigeninformationssystems (AIS)</w:t>
+      </w:r>
+    </w:p>
+    <w:p>
+      <w:pPr>
+        <w:pStyle w:val="Textkrper"/>
+      </w:pPr>
+      <w:r>
+        <w:t xml:space="preserve">Konzeption, Modellierung und Betreuung der analytischen Datenbank und der dazugehörigen ETL-Prozesse. Erweiterung des bestehenden Datawarehouse.</w:t>
+      </w:r>
+    </w:p>
+    <w:p>
+      <w:pPr>
+        <w:pStyle w:val="Textkrper"/>
+      </w:pPr>
+      <w:r>
+        <w:t xml:space="preserve">Betreuung und Schulung bei der Verwendung von MIS Plain zur Erstellung des Berichtswesens.</w:t>
+      </w:r>
+    </w:p>
+    <w:p>
+      <w:pPr>
+        <w:pStyle w:val="Textkrper"/>
+      </w:pPr>
+      <w:r>
+        <w:t xml:space="preserve">Datenquellen: VI&amp;VA, eine SAP basierte operative Erweiterung für Zeitungsverlage, einige andere Datenquellen</w:t>
+      </w:r>
+    </w:p>
+    <w:p>
+      <w:pPr>
+        <w:pStyle w:val="Textkrper"/>
+      </w:pPr>
+      <w:r>
+        <w:t xml:space="preserve">Datawarehouse: Microsoft SQL Server, konkret wurde "VIVAinfo" (ein spezielles Datawarehouse basierend auf VI&amp;VA), um Objekte und ETL-Prozesse erweitert, so dass die analytische Datenbank gefüllt werden kann.</w:t>
+      </w:r>
+    </w:p>
+    <w:p>
+      <w:pPr>
+        <w:pStyle w:val="Textkrper"/>
+      </w:pPr>
+      <w:r>
+        <w:t xml:space="preserve">ETL: TSQL und DTS</w:t>
+      </w:r>
+    </w:p>
+    <w:p>
+      <w:pPr>
+        <w:pStyle w:val="Textkrper"/>
+      </w:pPr>
+      <w:r>
+        <w:t xml:space="preserve">Analytische Datenbank: Microsoft Analysis Services (MSAS)</w:t>
+      </w:r>
+    </w:p>
+    <w:bookmarkEnd w:id="138"/>
+    <w:bookmarkEnd w:id="139"/>
+    <w:bookmarkStart w:id="141" w:name="Xda7549828cd48a3325c664a6eef8b1301a0bb81"/>
+    <w:p>
+      <w:pPr>
+        <w:pStyle w:val="berschrift3"/>
+      </w:pPr>
+      <w:r>
+        <w:t xml:space="preserve">01/2004 - 05/2004; MIS GmbH</w:t>
+      </w:r>
+    </w:p>
+    <w:p>
+      <w:pPr>
+        <w:pStyle w:val="DefinitionTerm"/>
+      </w:pPr>
+      <w:r>
+        <w:t xml:space="preserve">Branche</w:t>
+      </w:r>
+    </w:p>
+    <w:p>
+      <w:pPr>
+        <w:pStyle w:val="Definition"/>
+      </w:pPr>
+      <w:r>
+        <w:t xml:space="preserve">Beratung</w:t>
+      </w:r>
+    </w:p>
+    <w:p>
+      <w:pPr>
+        <w:pStyle w:val="DefinitionTerm"/>
+      </w:pPr>
+      <w:r>
+        <w:t xml:space="preserve">Größe</w:t>
+      </w:r>
+    </w:p>
+    <w:p>
+      <w:pPr>
+        <w:pStyle w:val="Definition"/>
+      </w:pPr>
+      <w:r>
+        <w:t xml:space="preserve">250-500 Mitarbeiter</w:t>
+      </w:r>
+    </w:p>
+    <w:bookmarkStart w:id="140" w:name="X75e6bb71a88a379396b80397090a6033fc6b11d"/>
+    <w:p>
+      <w:pPr>
+        <w:pStyle w:val="berschrift4"/>
+      </w:pPr>
+      <w:r>
+        <w:t xml:space="preserve">Konzeption und Umsetzung der "§21-DRG-Analyse" (für Krankenhäuser)</w:t>
+      </w:r>
+    </w:p>
+    <w:p>
+      <w:pPr>
+        <w:pStyle w:val="DefinitionTerm"/>
+      </w:pPr>
+      <w:r>
+        <w:t xml:space="preserve">Branche</w:t>
+      </w:r>
+    </w:p>
+    <w:p>
+      <w:pPr>
+        <w:pStyle w:val="Definition"/>
+      </w:pPr>
+      <w:r>
+        <w:t xml:space="preserve">Gesundheitswesen, Krankenhaus</w:t>
+      </w:r>
+    </w:p>
+    <w:p>
+      <w:pPr>
+        <w:pStyle w:val="FirstParagraph"/>
+      </w:pPr>
+      <w:r>
+        <w:t xml:space="preserve">Datenquellen: §21 Daten, IMC Daten; Bewertungsdaten von DRG-Groupern; zusätzlich optional fallbezogene Kosten- Leistungsdaten</w:t>
+      </w:r>
+    </w:p>
+    <w:p>
+      <w:pPr>
+        <w:pStyle w:val="Textkrper"/>
+      </w:pPr>
+      <w:r>
+        <w:t xml:space="preserve">Datawarehouse: Microsoft SQL Server</w:t>
+      </w:r>
+    </w:p>
+    <w:p>
+      <w:pPr>
+        <w:pStyle w:val="Textkrper"/>
+      </w:pPr>
+      <w:r>
+        <w:t xml:space="preserve">ETL: TSQL, DTS</w:t>
+      </w:r>
+    </w:p>
+    <w:p>
+      <w:pPr>
+        <w:pStyle w:val="Textkrper"/>
+      </w:pPr>
+      <w:r>
+        <w:t xml:space="preserve">OLAP-Datenbanken: Microsoft Analysis Services (MSAS), MIS Alea</w:t>
+      </w:r>
+    </w:p>
+    <w:p>
+      <w:pPr>
+        <w:pStyle w:val="Textkrper"/>
+      </w:pPr>
+      <w:r>
+        <w:t xml:space="preserve">Benutzerschnittstellen (Frontends): MIS Onvision, MIS Plain</w:t>
+      </w:r>
+    </w:p>
+    <w:bookmarkEnd w:id="140"/>
+    <w:bookmarkEnd w:id="141"/>
+    <w:bookmarkStart w:id="143" w:name="Xd1d43a2e31cce2c4fa5490fd6ae4910349b6c61"/>
+    <w:p>
+      <w:pPr>
+        <w:pStyle w:val="berschrift3"/>
+      </w:pPr>
+      <w:r>
+        <w:t xml:space="preserve">01/2004 - 04/2004; VzE - Verein zur Errichtung evangelischer Krankenhäuser</w:t>
+      </w:r>
+    </w:p>
+    <w:p>
+      <w:pPr>
+        <w:pStyle w:val="DefinitionTerm"/>
+      </w:pPr>
+      <w:r>
+        <w:t xml:space="preserve">Branche</w:t>
+      </w:r>
+    </w:p>
+    <w:p>
+      <w:pPr>
+        <w:pStyle w:val="Definition"/>
+      </w:pPr>
+      <w:r>
+        <w:t xml:space="preserve">Gesundheitswesen, Krankenhaus</w:t>
+      </w:r>
+    </w:p>
+    <w:p>
+      <w:pPr>
+        <w:pStyle w:val="DefinitionTerm"/>
+      </w:pPr>
+      <w:r>
+        <w:t xml:space="preserve">Größe</w:t>
+      </w:r>
+    </w:p>
+    <w:p>
+      <w:pPr>
+        <w:pStyle w:val="Definition"/>
+      </w:pPr>
+      <w:r>
+        <w:t xml:space="preserve">5000-10.000 Mitarbeiter</w:t>
+      </w:r>
+    </w:p>
+    <w:bookmarkStart w:id="142" w:name="Xe1ca16bf5e7eeb0717342d56c1c7a5a841d1f26"/>
+    <w:p>
+      <w:pPr>
+        <w:pStyle w:val="berschrift4"/>
+      </w:pPr>
+      <w:r>
+        <w:t xml:space="preserve">Medizincontrolling, DRG-Controlling und -Berichtswesen Konzeption, Modellierung und Betreuung der relationalen und analytischen Datenbanken und der dazugehörigen ETL-Prozesse</w:t>
+      </w:r>
+    </w:p>
+    <w:p>
+      <w:pPr>
+        <w:pStyle w:val="FirstParagraph"/>
+      </w:pPr>
+      <w:r>
+        <w:t xml:space="preserve">Coaching bei der Verwendung verschiedener Benutzerschnittstellen (Frontends) (MIS Plain, MIS Onvision) zur Erstellung des Berichtswesens.</w:t>
+      </w:r>
+    </w:p>
+    <w:p>
+      <w:pPr>
+        <w:pStyle w:val="Textkrper"/>
+      </w:pPr>
+      <w:r>
+        <w:t xml:space="preserve">Durchführung von Schulungen zur Benutzung der Software und zur Arbeit mit den Datenbanken.</w:t>
+      </w:r>
+    </w:p>
+    <w:p>
+      <w:pPr>
+        <w:pStyle w:val="Textkrper"/>
+      </w:pPr>
+      <w:r>
+        <w:t xml:space="preserve">Datenquellen: diverse: *21 Daten, manuelle Quellen, SAP, …​</w:t>
+      </w:r>
+    </w:p>
+    <w:p>
+      <w:pPr>
+        <w:pStyle w:val="Textkrper"/>
+      </w:pPr>
+      <w:r>
+        <w:t xml:space="preserve">Datawarehouse: Microsoft SQL Server</w:t>
+      </w:r>
+    </w:p>
+    <w:p>
+      <w:pPr>
+        <w:pStyle w:val="Textkrper"/>
+      </w:pPr>
+      <w:r>
+        <w:t xml:space="preserve">ETL: TSQL, DTS</w:t>
+      </w:r>
+    </w:p>
+    <w:p>
+      <w:pPr>
+        <w:pStyle w:val="Textkrper"/>
+      </w:pPr>
+      <w:r>
+        <w:t xml:space="preserve">OLAP-Datenbanken: Microsoft Analysis Services (MSAS)</w:t>
+      </w:r>
+    </w:p>
+    <w:p>
+      <w:pPr>
+        <w:pStyle w:val="Textkrper"/>
+      </w:pPr>
+      <w:r>
+        <w:t xml:space="preserve">Benutzerschnittstellen (Frontends): MIS Onvision, MIS Plain</w:t>
+      </w:r>
+    </w:p>
+    <w:bookmarkEnd w:id="142"/>
+    <w:bookmarkEnd w:id="143"/>
+    <w:bookmarkStart w:id="145" w:name="Xf87c4bf103db2ff22786412216c29f005bba490"/>
+    <w:p>
+      <w:pPr>
+        <w:pStyle w:val="berschrift3"/>
+      </w:pPr>
+      <w:r>
+        <w:t xml:space="preserve">09/2001 - 12/2003; KCC (über MIS GmbH)</w:t>
+      </w:r>
+    </w:p>
+    <w:p>
+      <w:pPr>
+        <w:pStyle w:val="DefinitionTerm"/>
+      </w:pPr>
+      <w:r>
+        <w:t xml:space="preserve">Branche</w:t>
+      </w:r>
+    </w:p>
+    <w:p>
+      <w:pPr>
+        <w:pStyle w:val="Definition"/>
+      </w:pPr>
+      <w:r>
+        <w:t xml:space="preserve">Gesundheitswesen, Krankenhaus</w:t>
+      </w:r>
+    </w:p>
+    <w:p>
+      <w:pPr>
+        <w:pStyle w:val="DefinitionTerm"/>
+      </w:pPr>
+      <w:r>
+        <w:t xml:space="preserve">Größe</w:t>
+      </w:r>
+    </w:p>
+    <w:p>
+      <w:pPr>
+        <w:pStyle w:val="Definition"/>
+      </w:pPr>
+      <w:r>
+        <w:t xml:space="preserve">10-50 Mitarbeiter</w:t>
+      </w:r>
+    </w:p>
+    <w:bookmarkStart w:id="144" w:name="X4b2c7ea296a95cb066e5eb26232bfd86ce186f7"/>
+    <w:p>
+      <w:pPr>
+        <w:pStyle w:val="berschrift4"/>
+      </w:pPr>
+      <w:r>
+        <w:t xml:space="preserve">(Branche Krankenhäuser) Konzeption, Entwicklung und Betreuung der "DRC" (Diagnosis Related Costs) für verschiedene Darstellungen der Kostenträgerrechnung. Gemeinsam mit einem Partner der MIS</w:t>
+      </w:r>
+    </w:p>
+    <w:p>
+      <w:pPr>
+        <w:pStyle w:val="FirstParagraph"/>
+      </w:pPr>
+      <w:r>
+        <w:t xml:space="preserve">So wie es sich bei den DRG’s um Erlöse handelt, ermöglichen die DRC’s eine strukturidentische Gegenkalkulation der Kosten.</w:t>
+      </w:r>
+    </w:p>
+    <w:p>
+      <w:pPr>
+        <w:pStyle w:val="Textkrper"/>
+      </w:pPr>
+      <w:r>
+        <w:t xml:space="preserve">Deckungsbeitragsberechnungen.</w:t>
+      </w:r>
+    </w:p>
+    <w:p>
+      <w:pPr>
+        <w:pStyle w:val="Textkrper"/>
+      </w:pPr>
+      <w:r>
+        <w:t xml:space="preserve">Die DRC’s wurden in verschiedenen Krankenhäusern eingesetzt.</w:t>
+      </w:r>
+    </w:p>
+    <w:p>
+      <w:pPr>
+        <w:pStyle w:val="Textkrper"/>
+      </w:pPr>
+      <w:r>
+        <w:t xml:space="preserve">Datenquellen: je nach Krankenhaus unterschiedliche Quellen</w:t>
+      </w:r>
+    </w:p>
+    <w:p>
+      <w:pPr>
+        <w:pStyle w:val="Textkrper"/>
+      </w:pPr>
+      <w:r>
+        <w:t xml:space="preserve">Datawarehouse: Microsoft SQL Server</w:t>
+      </w:r>
+    </w:p>
+    <w:p>
+      <w:pPr>
+        <w:pStyle w:val="Textkrper"/>
+      </w:pPr>
+      <w:r>
+        <w:t xml:space="preserve">ETL: TSQL, DTS, MS Access, MS Excel</w:t>
+      </w:r>
+    </w:p>
+    <w:p>
+      <w:pPr>
+        <w:pStyle w:val="Textkrper"/>
+      </w:pPr>
+      <w:r>
+        <w:t xml:space="preserve">OLAP-Datenbanken: Microsoft Analysis Services (MSAS)</w:t>
+      </w:r>
+    </w:p>
+    <w:p>
+      <w:pPr>
+        <w:pStyle w:val="Textkrper"/>
+      </w:pPr>
+      <w:r>
+        <w:t xml:space="preserve">Benutzerschnittstellen (Frontends): MIS Onvision, MIS Plain</w:t>
+      </w:r>
+    </w:p>
+    <w:bookmarkEnd w:id="144"/>
+    <w:bookmarkEnd w:id="145"/>
+    <w:bookmarkStart w:id="147" w:name="Xd003aa04791cb0519c3690b667d7ab0aa8f4843"/>
+    <w:p>
+      <w:pPr>
+        <w:pStyle w:val="berschrift3"/>
+      </w:pPr>
+      <w:r>
+        <w:t xml:space="preserve">09/2000 - 03/2002; Märkische Oderzeitung (über MIS GmbH)</w:t>
+      </w:r>
+    </w:p>
+    <w:p>
+      <w:pPr>
+        <w:pStyle w:val="DefinitionTerm"/>
+      </w:pPr>
+      <w:r>
+        <w:t xml:space="preserve">Branche</w:t>
+      </w:r>
+    </w:p>
+    <w:p>
+      <w:pPr>
+        <w:pStyle w:val="Definition"/>
+      </w:pPr>
+      <w:r>
+        <w:t xml:space="preserve">Medien und Verlage</w:t>
+      </w:r>
+    </w:p>
+    <w:bookmarkStart w:id="146" w:name="X811cdfeeef7575d8b55b05d32b3b9a500c6cc22"/>
+    <w:p>
+      <w:pPr>
+        <w:pStyle w:val="berschrift4"/>
+      </w:pPr>
+      <w:r>
+        <w:t xml:space="preserve">Anzeigeninformationssystem (AIS), basierend auf Daten aus VI&amp;VA</w:t>
+      </w:r>
+    </w:p>
+    <w:p>
+      <w:pPr>
+        <w:pStyle w:val="FirstParagraph"/>
+      </w:pPr>
+      <w:r>
+        <w:t xml:space="preserve">Datenquellen: SAP, VI&amp;VA.</w:t>
+      </w:r>
+    </w:p>
+    <w:p>
+      <w:pPr>
+        <w:pStyle w:val="Textkrper"/>
+      </w:pPr>
+      <w:r>
+        <w:t xml:space="preserve">ETL: Access, Excel</w:t>
+      </w:r>
+    </w:p>
+    <w:p>
+      <w:pPr>
+        <w:pStyle w:val="Textkrper"/>
+      </w:pPr>
+      <w:r>
+        <w:t xml:space="preserve">analytische Datenbank: MIS Alea</w:t>
+      </w:r>
+    </w:p>
+    <w:p>
+      <w:pPr>
+        <w:pStyle w:val="Textkrper"/>
+      </w:pPr>
+      <w:r>
+        <w:t xml:space="preserve">Frontend: MIS Alea Excel Integration</w:t>
+      </w:r>
+    </w:p>
     <w:bookmarkEnd w:id="146"/>
-    <w:bookmarkStart w:id="147" w:name="Xeee37aaa047b8946252e4cb5aade052579d1e64"/>
+    <w:bookmarkEnd w:id="147"/>
+    <w:bookmarkStart w:id="149" w:name="X70fab677aaa9b205f0c6b7343a885458907eabd"/>
     <w:p>
       <w:pPr>
         <w:pStyle w:val="berschrift3"/>
       </w:pPr>
       <w:r>
-        <w:t xml:space="preserve">folgende Projekte wurden als Berater für Business Intelligence bei Kunden der MIS durchgeführt. Bei den namentlich genannten Firmen handelt es sich um Referenzkunden der MIS GmbH (jetzt infor)</w:t>
-      </w:r>
-    </w:p>
-    <w:bookmarkEnd w:id="147"/>
-    <w:bookmarkStart w:id="148" w:name="X16e04932f05baafeb3ac6557b5bcc2ef65312f6"/>
+        <w:t xml:space="preserve">01/2001 - 12/2001; MIS GmbH</w:t>
+      </w:r>
+    </w:p>
+    <w:p>
+      <w:pPr>
+        <w:pStyle w:val="DefinitionTerm"/>
+      </w:pPr>
+      <w:r>
+        <w:t xml:space="preserve">Branche</w:t>
+      </w:r>
+    </w:p>
+    <w:p>
+      <w:pPr>
+        <w:pStyle w:val="Definition"/>
+      </w:pPr>
+      <w:r>
+        <w:t xml:space="preserve">Gesundheitswesen, Krankenhaus</w:t>
+      </w:r>
+    </w:p>
+    <w:p>
+      <w:pPr>
+        <w:pStyle w:val="DefinitionTerm"/>
+      </w:pPr>
+      <w:r>
+        <w:t xml:space="preserve">Größe</w:t>
+      </w:r>
+    </w:p>
+    <w:p>
+      <w:pPr>
+        <w:pStyle w:val="Definition"/>
+      </w:pPr>
+      <w:r>
+        <w:t xml:space="preserve">250-500 Mitarbeiter</w:t>
+      </w:r>
+    </w:p>
+    <w:bookmarkStart w:id="148" w:name="Xadaa68144a7eaaad1a39fa05e625c827b7cd489"/>
+    <w:p>
+      <w:pPr>
+        <w:pStyle w:val="berschrift4"/>
+      </w:pPr>
+      <w:r>
+        <w:t xml:space="preserve">Konzeption und Umsetzung der "MIS Business Solution Krankenhäuser"</w:t>
+      </w:r>
+    </w:p>
+    <w:p>
+      <w:pPr>
+        <w:pStyle w:val="FirstParagraph"/>
+      </w:pPr>
+      <w:r>
+        <w:t xml:space="preserve">Datawarehouse: Microsoft SQL Server</w:t>
+      </w:r>
+    </w:p>
+    <w:p>
+      <w:pPr>
+        <w:pStyle w:val="Textkrper"/>
+      </w:pPr>
+      <w:r>
+        <w:t xml:space="preserve">ETL: TSQL, DTS</w:t>
+      </w:r>
+    </w:p>
+    <w:p>
+      <w:pPr>
+        <w:pStyle w:val="Textkrper"/>
+      </w:pPr>
+      <w:r>
+        <w:t xml:space="preserve">analytische Datenbanken: MIS Alea, Microsoft Analysis Services (MSAS)</w:t>
+      </w:r>
+    </w:p>
+    <w:bookmarkEnd w:id="148"/>
+    <w:bookmarkEnd w:id="149"/>
+    <w:bookmarkStart w:id="151" w:name="X2f35c8b0a18f2aa363485d6a1a6565674f1f481"/>
     <w:p>
       <w:pPr>
         <w:pStyle w:val="berschrift3"/>
       </w:pPr>
       <w:r>
-        <w:t xml:space="preserve">01/2004 - 05/2004 Konzeption und Umsetzung der "*21-DRG-Analyse" (für Krankenhäuser)</w:t>
+        <w:t xml:space="preserve">12/1999 - 09/2000; Deutsche Telekom (über MIS GmbH)</w:t>
+      </w:r>
+    </w:p>
+    <w:p>
+      <w:pPr>
+        <w:pStyle w:val="DefinitionTerm"/>
+      </w:pPr>
+      <w:r>
+        <w:t xml:space="preserve">Branche</w:t>
+      </w:r>
+    </w:p>
+    <w:p>
+      <w:pPr>
+        <w:pStyle w:val="Definition"/>
+      </w:pPr>
+      <w:r>
+        <w:t xml:space="preserve">Telekommunikation</w:t>
+      </w:r>
+    </w:p>
+    <w:p>
+      <w:pPr>
+        <w:pStyle w:val="DefinitionTerm"/>
+      </w:pPr>
+      <w:r>
+        <w:t xml:space="preserve">Größe</w:t>
+      </w:r>
+    </w:p>
+    <w:p>
+      <w:pPr>
+        <w:pStyle w:val="Definition"/>
+      </w:pPr>
+      <w:r>
+        <w:t xml:space="preserve">&gt;10.000 Mitarbeiter</w:t>
+      </w:r>
+    </w:p>
+    <w:bookmarkStart w:id="150" w:name="X152375fa7ca8b55ba7b5019a38775f08c835996"/>
+    <w:p>
+      <w:pPr>
+        <w:pStyle w:val="berschrift4"/>
+      </w:pPr>
+      <w:r>
+        <w:t xml:space="preserve">Umstellung einer analytischen Anwendung von MIS Alea auf MS Analysis Services (bzw. damals noch MS OLAP Services) unter Beibehaltung des bestehenden Berichtswesens und andere Anpassungen</w:t>
       </w:r>
     </w:p>
     <w:p>
@@ -7645,26 +8284,7 @@
         <w:pStyle w:val="FirstParagraph"/>
       </w:pPr>
       <w:r>
-        <w:t xml:space="preserve">Datenquellen:</w:t>
-      </w:r>
-    </w:p>
-    <w:p>
-      <w:pPr>
-        <w:numPr>
-          <w:ilvl w:val="0"/>
-          <w:numId w:val="1075"/>
-        </w:numPr>
-      </w:pPr>
-      <w:r>
-        <w:t xml:space="preserve">21 Daten, IMC Daten; Bewertungsdaten von DRG-Groupern; zusätzlich optional fallbezogene Kosten-Leistungsdaten</w:t>
-      </w:r>
-    </w:p>
-    <w:p>
-      <w:pPr>
-        <w:pStyle w:val="FirstParagraph"/>
-      </w:pPr>
-      <w:r>
-        <w:t xml:space="preserve">Datawarehouse: Microsoft SQL Server (on-premise)</w:t>
+        <w:t xml:space="preserve">technische Projektleitung</w:t>
       </w:r>
     </w:p>
     <w:p>
@@ -7672,6 +8292,14 @@
         <w:pStyle w:val="Textkrper"/>
       </w:pPr>
       <w:r>
+        <w:t xml:space="preserve">Datawarehouse: Microsoft SQL Server</w:t>
+      </w:r>
+    </w:p>
+    <w:p>
+      <w:pPr>
+        <w:pStyle w:val="Textkrper"/>
+      </w:pPr>
+      <w:r>
         <w:t xml:space="preserve">ETL: TSQL, DTS</w:t>
       </w:r>
     </w:p>
@@ -7680,699 +8308,32 @@
         <w:pStyle w:val="Textkrper"/>
       </w:pPr>
       <w:r>
-        <w:t xml:space="preserve">OLAP-Datenbanken: Microsoft Analysis Services (MSAS), MIS Alea</w:t>
-      </w:r>
-    </w:p>
-    <w:bookmarkEnd w:id="148"/>
-    <w:bookmarkStart w:id="150" w:name="Xa61724ec295cd079bced8345c9be6120af00f9f"/>
+        <w:t xml:space="preserve">analytische Datenbanken: MIS Alea, Microsoft OLAP Services</w:t>
+      </w:r>
+    </w:p>
+    <w:p>
+      <w:pPr>
+        <w:pStyle w:val="Textkrper"/>
+      </w:pPr>
+      <w:r>
+        <w:t xml:space="preserve">Frontend: MIS Alea Excel Integration</w:t>
+      </w:r>
+    </w:p>
+    <w:bookmarkEnd w:id="150"/>
+    <w:bookmarkEnd w:id="151"/>
+    <w:bookmarkStart w:id="152" w:name="X8dcb390c6fce4a58582bcfbfb6b8145f92b233f"/>
     <w:p>
       <w:pPr>
         <w:pStyle w:val="berschrift3"/>
       </w:pPr>
       <w:r>
-        <w:t xml:space="preserve">05/2001 - 05/2004; Medienhaus Aschendorff (über MIS GmbH)</w:t>
-      </w:r>
-    </w:p>
-    <w:p>
-      <w:pPr>
-        <w:pStyle w:val="DefinitionTerm"/>
-      </w:pPr>
-      <w:r>
-        <w:t xml:space="preserve">Branche</w:t>
-      </w:r>
-    </w:p>
-    <w:p>
-      <w:pPr>
-        <w:pStyle w:val="Definition"/>
-      </w:pPr>
-      <w:r>
-        <w:t xml:space="preserve">Medien und Verlage</w:t>
-      </w:r>
-    </w:p>
-    <w:p>
-      <w:pPr>
-        <w:pStyle w:val="DefinitionTerm"/>
-      </w:pPr>
-      <w:r>
-        <w:t xml:space="preserve">Größe</w:t>
-      </w:r>
-    </w:p>
-    <w:p>
-      <w:pPr>
-        <w:pStyle w:val="Definition"/>
-      </w:pPr>
-      <w:r>
-        <w:t xml:space="preserve">500-1000 Mitarbeiter</w:t>
-      </w:r>
-    </w:p>
-    <w:bookmarkStart w:id="149" w:name="X333613ba904906df7d1e2b05440a5914e2d3148"/>
-    <w:p>
-      <w:pPr>
-        <w:pStyle w:val="berschrift4"/>
-      </w:pPr>
-      <w:r>
-        <w:t xml:space="preserve">Konzeption und Implementierung eines Anzeigeninformationssystems (AIS): angestellter BI Architekt und Entwickler</w:t>
-      </w:r>
-    </w:p>
-    <w:p>
-      <w:pPr>
-        <w:pStyle w:val="FirstParagraph"/>
-      </w:pPr>
-      <w:r>
-        <w:t xml:space="preserve">Konzeption und Implementierung eines Anzeigeninformationssystems (AIS)</w:t>
-      </w:r>
-    </w:p>
-    <w:p>
-      <w:pPr>
-        <w:pStyle w:val="Textkrper"/>
-      </w:pPr>
-      <w:r>
-        <w:t xml:space="preserve">Konzeption, Modellierung und Betreuung der analytischen Datenbank und der dazugehörigen ETL-Prozesse. Erweiterung des bestehenden Datawarehouse.</w:t>
-      </w:r>
-    </w:p>
-    <w:p>
-      <w:pPr>
-        <w:pStyle w:val="Textkrper"/>
-      </w:pPr>
-      <w:r>
-        <w:t xml:space="preserve">Betreuung und Schulung bei der Verwendung von MIS Plain zur Erstellung des Berichtswesens.</w:t>
-      </w:r>
-    </w:p>
-    <w:p>
-      <w:pPr>
-        <w:pStyle w:val="Textkrper"/>
-      </w:pPr>
-      <w:r>
-        <w:t xml:space="preserve">Datenquellen: VI&amp;VA, eine SAP basierte operative Erweiterung für Zeitungsverlage, einige andere Datenquellen</w:t>
-      </w:r>
-    </w:p>
-    <w:p>
-      <w:pPr>
-        <w:pStyle w:val="Textkrper"/>
-      </w:pPr>
-      <w:r>
-        <w:t xml:space="preserve">Datawarehouse: Microsoft SQL Server, konkret wurde "VIVAinfo" (ein spezielles Datawarehouse basierend auf VI&amp;VA), um Objekte und ETL-Prozesse erweitert, so dass die analytische Datenbank gefüllt werden kann.</w:t>
-      </w:r>
-    </w:p>
-    <w:p>
-      <w:pPr>
-        <w:pStyle w:val="Textkrper"/>
-      </w:pPr>
-      <w:r>
-        <w:t xml:space="preserve">ETL: TSQL und DTS</w:t>
-      </w:r>
-    </w:p>
-    <w:p>
-      <w:pPr>
-        <w:pStyle w:val="Textkrper"/>
-      </w:pPr>
-      <w:r>
-        <w:t xml:space="preserve">Analytische Datenbank: Microsoft Analysis Services (MSAS)</w:t>
-      </w:r>
-    </w:p>
-    <w:bookmarkEnd w:id="149"/>
-    <w:bookmarkEnd w:id="150"/>
-    <w:bookmarkStart w:id="152" w:name="Xda7549828cd48a3325c664a6eef8b1301a0bb81"/>
-    <w:p>
-      <w:pPr>
-        <w:pStyle w:val="berschrift3"/>
-      </w:pPr>
-      <w:r>
-        <w:t xml:space="preserve">01/2004 - 05/2004; MIS GmbH</w:t>
-      </w:r>
-    </w:p>
-    <w:p>
-      <w:pPr>
-        <w:pStyle w:val="DefinitionTerm"/>
-      </w:pPr>
-      <w:r>
-        <w:t xml:space="preserve">Branche</w:t>
-      </w:r>
-    </w:p>
-    <w:p>
-      <w:pPr>
-        <w:pStyle w:val="Definition"/>
-      </w:pPr>
-      <w:r>
-        <w:t xml:space="preserve">Beratung</w:t>
-      </w:r>
-    </w:p>
-    <w:p>
-      <w:pPr>
-        <w:pStyle w:val="DefinitionTerm"/>
-      </w:pPr>
-      <w:r>
-        <w:t xml:space="preserve">Größe</w:t>
-      </w:r>
-    </w:p>
-    <w:p>
-      <w:pPr>
-        <w:pStyle w:val="Definition"/>
-      </w:pPr>
-      <w:r>
-        <w:t xml:space="preserve">250-500 Mitarbeiter</w:t>
-      </w:r>
-    </w:p>
-    <w:bookmarkStart w:id="151" w:name="X75e6bb71a88a379396b80397090a6033fc6b11d"/>
-    <w:p>
-      <w:pPr>
-        <w:pStyle w:val="berschrift4"/>
-      </w:pPr>
-      <w:r>
-        <w:t xml:space="preserve">Konzeption und Umsetzung der "§21-DRG-Analyse" (für Krankenhäuser)</w:t>
-      </w:r>
-    </w:p>
-    <w:p>
-      <w:pPr>
-        <w:pStyle w:val="DefinitionTerm"/>
-      </w:pPr>
-      <w:r>
-        <w:t xml:space="preserve">Branche</w:t>
-      </w:r>
-    </w:p>
-    <w:p>
-      <w:pPr>
-        <w:pStyle w:val="Definition"/>
-      </w:pPr>
-      <w:r>
-        <w:t xml:space="preserve">Gesundheitswesen, Krankenhaus</w:t>
-      </w:r>
-    </w:p>
-    <w:p>
-      <w:pPr>
-        <w:pStyle w:val="FirstParagraph"/>
-      </w:pPr>
-      <w:r>
-        <w:t xml:space="preserve">Datenquellen: §21 Daten, IMC Daten; Bewertungsdaten von DRG-Groupern; zusätzlich optional fallbezogene Kosten- Leistungsdaten</w:t>
-      </w:r>
-    </w:p>
-    <w:p>
-      <w:pPr>
-        <w:pStyle w:val="Textkrper"/>
-      </w:pPr>
-      <w:r>
-        <w:t xml:space="preserve">Datawarehouse: Microsoft SQL Server</w:t>
-      </w:r>
-    </w:p>
-    <w:p>
-      <w:pPr>
-        <w:pStyle w:val="Textkrper"/>
-      </w:pPr>
-      <w:r>
-        <w:t xml:space="preserve">ETL: TSQL, DTS</w:t>
-      </w:r>
-    </w:p>
-    <w:p>
-      <w:pPr>
-        <w:pStyle w:val="Textkrper"/>
-      </w:pPr>
-      <w:r>
-        <w:t xml:space="preserve">OLAP-Datenbanken: Microsoft Analysis Services (MSAS), MIS Alea</w:t>
-      </w:r>
-    </w:p>
-    <w:p>
-      <w:pPr>
-        <w:pStyle w:val="Textkrper"/>
-      </w:pPr>
-      <w:r>
-        <w:t xml:space="preserve">Benutzerschnittstellen (Frontends): MIS Onvision, MIS Plain</w:t>
-      </w:r>
-    </w:p>
-    <w:bookmarkEnd w:id="151"/>
+        <w:t xml:space="preserve">09/1999 - 05/2004 diverse Projekte / diverse Branchen (u. a. Energiewirtschaft, Versicherungen, Banken, …​)</w:t>
+      </w:r>
+    </w:p>
     <w:bookmarkEnd w:id="152"/>
-    <w:bookmarkStart w:id="154" w:name="Xd1d43a2e31cce2c4fa5490fd6ae4910349b6c61"/>
-    <w:p>
-      <w:pPr>
-        <w:pStyle w:val="berschrift3"/>
-      </w:pPr>
-      <w:r>
-        <w:t xml:space="preserve">01/2004 - 04/2004; VzE - Verein zur Errichtung evangelischer Krankenhäuser</w:t>
-      </w:r>
-    </w:p>
-    <w:p>
-      <w:pPr>
-        <w:pStyle w:val="DefinitionTerm"/>
-      </w:pPr>
-      <w:r>
-        <w:t xml:space="preserve">Branche</w:t>
-      </w:r>
-    </w:p>
-    <w:p>
-      <w:pPr>
-        <w:pStyle w:val="Definition"/>
-      </w:pPr>
-      <w:r>
-        <w:t xml:space="preserve">Gesundheitswesen, Krankenhaus</w:t>
-      </w:r>
-    </w:p>
-    <w:p>
-      <w:pPr>
-        <w:pStyle w:val="DefinitionTerm"/>
-      </w:pPr>
-      <w:r>
-        <w:t xml:space="preserve">Größe</w:t>
-      </w:r>
-    </w:p>
-    <w:p>
-      <w:pPr>
-        <w:pStyle w:val="Definition"/>
-      </w:pPr>
-      <w:r>
-        <w:t xml:space="preserve">5000-10.000 Mitarbeiter</w:t>
-      </w:r>
-    </w:p>
-    <w:bookmarkStart w:id="153" w:name="Xe1ca16bf5e7eeb0717342d56c1c7a5a841d1f26"/>
-    <w:p>
-      <w:pPr>
-        <w:pStyle w:val="berschrift4"/>
-      </w:pPr>
-      <w:r>
-        <w:t xml:space="preserve">Medizincontrolling, DRG-Controlling und -Berichtswesen Konzeption, Modellierung und Betreuung der relationalen und analytischen Datenbanken und der dazugehörigen ETL-Prozesse</w:t>
-      </w:r>
-    </w:p>
-    <w:p>
-      <w:pPr>
-        <w:pStyle w:val="FirstParagraph"/>
-      </w:pPr>
-      <w:r>
-        <w:t xml:space="preserve">Coaching bei der Verwendung verschiedener Benutzerschnittstellen (Frontends) (MIS Plain, MIS Onvision) zur Erstellung des Berichtswesens.</w:t>
-      </w:r>
-    </w:p>
-    <w:p>
-      <w:pPr>
-        <w:pStyle w:val="Textkrper"/>
-      </w:pPr>
-      <w:r>
-        <w:t xml:space="preserve">Durchführung von Schulungen zur Benutzung der Software und zur Arbeit mit den Datenbanken.</w:t>
-      </w:r>
-    </w:p>
-    <w:p>
-      <w:pPr>
-        <w:pStyle w:val="Textkrper"/>
-      </w:pPr>
-      <w:r>
-        <w:t xml:space="preserve">Datenquellen: diverse: *21 Daten, manuelle Quellen, SAP, …​</w:t>
-      </w:r>
-    </w:p>
-    <w:p>
-      <w:pPr>
-        <w:pStyle w:val="Textkrper"/>
-      </w:pPr>
-      <w:r>
-        <w:t xml:space="preserve">Datawarehouse: Microsoft SQL Server</w:t>
-      </w:r>
-    </w:p>
-    <w:p>
-      <w:pPr>
-        <w:pStyle w:val="Textkrper"/>
-      </w:pPr>
-      <w:r>
-        <w:t xml:space="preserve">ETL: TSQL, DTS</w:t>
-      </w:r>
-    </w:p>
-    <w:p>
-      <w:pPr>
-        <w:pStyle w:val="Textkrper"/>
-      </w:pPr>
-      <w:r>
-        <w:t xml:space="preserve">OLAP-Datenbanken: Microsoft Analysis Services (MSAS)</w:t>
-      </w:r>
-    </w:p>
-    <w:p>
-      <w:pPr>
-        <w:pStyle w:val="Textkrper"/>
-      </w:pPr>
-      <w:r>
-        <w:t xml:space="preserve">Benutzerschnittstellen (Frontends): MIS Onvision, MIS Plain</w:t>
-      </w:r>
-    </w:p>
     <w:bookmarkEnd w:id="153"/>
     <w:bookmarkEnd w:id="154"/>
-    <w:bookmarkStart w:id="156" w:name="Xf87c4bf103db2ff22786412216c29f005bba490"/>
-    <w:p>
-      <w:pPr>
-        <w:pStyle w:val="berschrift3"/>
-      </w:pPr>
-      <w:r>
-        <w:t xml:space="preserve">09/2001 - 12/2003; KCC (über MIS GmbH)</w:t>
-      </w:r>
-    </w:p>
-    <w:p>
-      <w:pPr>
-        <w:pStyle w:val="DefinitionTerm"/>
-      </w:pPr>
-      <w:r>
-        <w:t xml:space="preserve">Branche</w:t>
-      </w:r>
-    </w:p>
-    <w:p>
-      <w:pPr>
-        <w:pStyle w:val="Definition"/>
-      </w:pPr>
-      <w:r>
-        <w:t xml:space="preserve">Gesundheitswesen, Krankenhaus</w:t>
-      </w:r>
-    </w:p>
-    <w:p>
-      <w:pPr>
-        <w:pStyle w:val="DefinitionTerm"/>
-      </w:pPr>
-      <w:r>
-        <w:t xml:space="preserve">Größe</w:t>
-      </w:r>
-    </w:p>
-    <w:p>
-      <w:pPr>
-        <w:pStyle w:val="Definition"/>
-      </w:pPr>
-      <w:r>
-        <w:t xml:space="preserve">10-50 Mitarbeiter</w:t>
-      </w:r>
-    </w:p>
-    <w:bookmarkStart w:id="155" w:name="X4b2c7ea296a95cb066e5eb26232bfd86ce186f7"/>
-    <w:p>
-      <w:pPr>
-        <w:pStyle w:val="berschrift4"/>
-      </w:pPr>
-      <w:r>
-        <w:t xml:space="preserve">(Branche Krankenhäuser) Konzeption, Entwicklung und Betreuung der "DRC" (Diagnosis Related Costs) für verschiedene Darstellungen der Kostenträgerrechnung. Gemeinsam mit einem Partner der MIS</w:t>
-      </w:r>
-    </w:p>
-    <w:p>
-      <w:pPr>
-        <w:pStyle w:val="FirstParagraph"/>
-      </w:pPr>
-      <w:r>
-        <w:t xml:space="preserve">So wie es sich bei den DRG’s um Erlöse handelt, ermöglichen die DRC’s eine strukturidentische Gegenkalkulation der Kosten.</w:t>
-      </w:r>
-    </w:p>
-    <w:p>
-      <w:pPr>
-        <w:pStyle w:val="Textkrper"/>
-      </w:pPr>
-      <w:r>
-        <w:t xml:space="preserve">Deckungsbeitragsberechnungen.</w:t>
-      </w:r>
-    </w:p>
-    <w:p>
-      <w:pPr>
-        <w:pStyle w:val="Textkrper"/>
-      </w:pPr>
-      <w:r>
-        <w:t xml:space="preserve">Die DRC’s wurden in verschiedenen Krankenhäusern eingesetzt.</w:t>
-      </w:r>
-    </w:p>
-    <w:p>
-      <w:pPr>
-        <w:pStyle w:val="Textkrper"/>
-      </w:pPr>
-      <w:r>
-        <w:t xml:space="preserve">Datenquellen: je nach Krankenhaus unterschiedliche Quellen</w:t>
-      </w:r>
-    </w:p>
-    <w:p>
-      <w:pPr>
-        <w:pStyle w:val="Textkrper"/>
-      </w:pPr>
-      <w:r>
-        <w:t xml:space="preserve">Datawarehouse: Microsoft SQL Server</w:t>
-      </w:r>
-    </w:p>
-    <w:p>
-      <w:pPr>
-        <w:pStyle w:val="Textkrper"/>
-      </w:pPr>
-      <w:r>
-        <w:t xml:space="preserve">ETL: TSQL, DTS, MS Access, MS Excel</w:t>
-      </w:r>
-    </w:p>
-    <w:p>
-      <w:pPr>
-        <w:pStyle w:val="Textkrper"/>
-      </w:pPr>
-      <w:r>
-        <w:t xml:space="preserve">OLAP-Datenbanken: Microsoft Analysis Services (MSAS)</w:t>
-      </w:r>
-    </w:p>
-    <w:p>
-      <w:pPr>
-        <w:pStyle w:val="Textkrper"/>
-      </w:pPr>
-      <w:r>
-        <w:t xml:space="preserve">Benutzerschnittstellen (Frontends): MIS Onvision, MIS Plain</w:t>
-      </w:r>
-    </w:p>
-    <w:bookmarkEnd w:id="155"/>
-    <w:bookmarkEnd w:id="156"/>
-    <w:bookmarkStart w:id="158" w:name="Xd003aa04791cb0519c3690b667d7ab0aa8f4843"/>
-    <w:p>
-      <w:pPr>
-        <w:pStyle w:val="berschrift3"/>
-      </w:pPr>
-      <w:r>
-        <w:t xml:space="preserve">09/2000 - 03/2002; Märkische Oderzeitung (über MIS GmbH)</w:t>
-      </w:r>
-    </w:p>
-    <w:p>
-      <w:pPr>
-        <w:pStyle w:val="DefinitionTerm"/>
-      </w:pPr>
-      <w:r>
-        <w:t xml:space="preserve">Branche</w:t>
-      </w:r>
-    </w:p>
-    <w:p>
-      <w:pPr>
-        <w:pStyle w:val="Definition"/>
-      </w:pPr>
-      <w:r>
-        <w:t xml:space="preserve">Medien und Verlage</w:t>
-      </w:r>
-    </w:p>
-    <w:bookmarkStart w:id="157" w:name="X811cdfeeef7575d8b55b05d32b3b9a500c6cc22"/>
-    <w:p>
-      <w:pPr>
-        <w:pStyle w:val="berschrift4"/>
-      </w:pPr>
-      <w:r>
-        <w:t xml:space="preserve">Anzeigeninformationssystem (AIS), basierend auf Daten aus VI&amp;VA</w:t>
-      </w:r>
-    </w:p>
-    <w:p>
-      <w:pPr>
-        <w:pStyle w:val="FirstParagraph"/>
-      </w:pPr>
-      <w:r>
-        <w:t xml:space="preserve">Datenquellen: SAP, VI&amp;VA.</w:t>
-      </w:r>
-    </w:p>
-    <w:p>
-      <w:pPr>
-        <w:pStyle w:val="Textkrper"/>
-      </w:pPr>
-      <w:r>
-        <w:t xml:space="preserve">ETL: Access, Excel</w:t>
-      </w:r>
-    </w:p>
-    <w:p>
-      <w:pPr>
-        <w:pStyle w:val="Textkrper"/>
-      </w:pPr>
-      <w:r>
-        <w:t xml:space="preserve">analytische Datenbank: MIS Alea</w:t>
-      </w:r>
-    </w:p>
-    <w:p>
-      <w:pPr>
-        <w:pStyle w:val="Textkrper"/>
-      </w:pPr>
-      <w:r>
-        <w:t xml:space="preserve">Frontend: MIS Alea Excel Integration</w:t>
-      </w:r>
-    </w:p>
-    <w:bookmarkEnd w:id="157"/>
-    <w:bookmarkEnd w:id="158"/>
-    <w:bookmarkStart w:id="160" w:name="X70fab677aaa9b205f0c6b7343a885458907eabd"/>
-    <w:p>
-      <w:pPr>
-        <w:pStyle w:val="berschrift3"/>
-      </w:pPr>
-      <w:r>
-        <w:t xml:space="preserve">01/2001 - 12/2001; MIS GmbH</w:t>
-      </w:r>
-    </w:p>
-    <w:p>
-      <w:pPr>
-        <w:pStyle w:val="DefinitionTerm"/>
-      </w:pPr>
-      <w:r>
-        <w:t xml:space="preserve">Branche</w:t>
-      </w:r>
-    </w:p>
-    <w:p>
-      <w:pPr>
-        <w:pStyle w:val="Definition"/>
-      </w:pPr>
-      <w:r>
-        <w:t xml:space="preserve">Gesundheitswesen, Krankenhaus</w:t>
-      </w:r>
-    </w:p>
-    <w:p>
-      <w:pPr>
-        <w:pStyle w:val="DefinitionTerm"/>
-      </w:pPr>
-      <w:r>
-        <w:t xml:space="preserve">Größe</w:t>
-      </w:r>
-    </w:p>
-    <w:p>
-      <w:pPr>
-        <w:pStyle w:val="Definition"/>
-      </w:pPr>
-      <w:r>
-        <w:t xml:space="preserve">250-500 Mitarbeiter</w:t>
-      </w:r>
-    </w:p>
-    <w:bookmarkStart w:id="159" w:name="Xadaa68144a7eaaad1a39fa05e625c827b7cd489"/>
-    <w:p>
-      <w:pPr>
-        <w:pStyle w:val="berschrift4"/>
-      </w:pPr>
-      <w:r>
-        <w:t xml:space="preserve">Konzeption und Umsetzung der "MIS Business Solution Krankenhäuser"</w:t>
-      </w:r>
-    </w:p>
-    <w:p>
-      <w:pPr>
-        <w:pStyle w:val="FirstParagraph"/>
-      </w:pPr>
-      <w:r>
-        <w:t xml:space="preserve">Datawarehouse: Microsoft SQL Server</w:t>
-      </w:r>
-    </w:p>
-    <w:p>
-      <w:pPr>
-        <w:pStyle w:val="Textkrper"/>
-      </w:pPr>
-      <w:r>
-        <w:t xml:space="preserve">ETL: TSQL, DTS</w:t>
-      </w:r>
-    </w:p>
-    <w:p>
-      <w:pPr>
-        <w:pStyle w:val="Textkrper"/>
-      </w:pPr>
-      <w:r>
-        <w:t xml:space="preserve">analytische Datenbanken: MIS Alea, Microsoft Analysis Services (MSAS)</w:t>
-      </w:r>
-    </w:p>
-    <w:bookmarkEnd w:id="159"/>
-    <w:bookmarkEnd w:id="160"/>
-    <w:bookmarkStart w:id="162" w:name="X2f35c8b0a18f2aa363485d6a1a6565674f1f481"/>
-    <w:p>
-      <w:pPr>
-        <w:pStyle w:val="berschrift3"/>
-      </w:pPr>
-      <w:r>
-        <w:t xml:space="preserve">12/1999 - 09/2000; Deutsche Telekom (über MIS GmbH)</w:t>
-      </w:r>
-    </w:p>
-    <w:p>
-      <w:pPr>
-        <w:pStyle w:val="DefinitionTerm"/>
-      </w:pPr>
-      <w:r>
-        <w:t xml:space="preserve">Branche</w:t>
-      </w:r>
-    </w:p>
-    <w:p>
-      <w:pPr>
-        <w:pStyle w:val="Definition"/>
-      </w:pPr>
-      <w:r>
-        <w:t xml:space="preserve">Telekommunikation</w:t>
-      </w:r>
-    </w:p>
-    <w:p>
-      <w:pPr>
-        <w:pStyle w:val="DefinitionTerm"/>
-      </w:pPr>
-      <w:r>
-        <w:t xml:space="preserve">Größe</w:t>
-      </w:r>
-    </w:p>
-    <w:p>
-      <w:pPr>
-        <w:pStyle w:val="Definition"/>
-      </w:pPr>
-      <w:r>
-        <w:t xml:space="preserve">&gt;10.000 Mitarbeiter</w:t>
-      </w:r>
-    </w:p>
-    <w:bookmarkStart w:id="161" w:name="X152375fa7ca8b55ba7b5019a38775f08c835996"/>
-    <w:p>
-      <w:pPr>
-        <w:pStyle w:val="berschrift4"/>
-      </w:pPr>
-      <w:r>
-        <w:t xml:space="preserve">Umstellung einer analytischen Anwendung von MIS Alea auf MS Analysis Services (bzw. damals noch MS OLAP Services) unter Beibehaltung des bestehenden Berichtswesens und andere Anpassungen</w:t>
-      </w:r>
-    </w:p>
-    <w:p>
-      <w:pPr>
-        <w:pStyle w:val="FirstParagraph"/>
-      </w:pPr>
-      <w:r>
-        <w:t xml:space="preserve">technische Projektleitung</w:t>
-      </w:r>
-    </w:p>
-    <w:p>
-      <w:pPr>
-        <w:pStyle w:val="Textkrper"/>
-      </w:pPr>
-      <w:r>
-        <w:t xml:space="preserve">Datawarehouse: Microsoft SQL Server</w:t>
-      </w:r>
-    </w:p>
-    <w:p>
-      <w:pPr>
-        <w:pStyle w:val="Textkrper"/>
-      </w:pPr>
-      <w:r>
-        <w:t xml:space="preserve">ETL: TSQL, DTS</w:t>
-      </w:r>
-    </w:p>
-    <w:p>
-      <w:pPr>
-        <w:pStyle w:val="Textkrper"/>
-      </w:pPr>
-      <w:r>
-        <w:t xml:space="preserve">analytische Datenbanken: MIS Alea, Microsoft OLAP Services</w:t>
-      </w:r>
-    </w:p>
-    <w:p>
-      <w:pPr>
-        <w:pStyle w:val="Textkrper"/>
-      </w:pPr>
-      <w:r>
-        <w:t xml:space="preserve">Frontend: MIS Alea Excel Integration</w:t>
-      </w:r>
-    </w:p>
-    <w:bookmarkEnd w:id="161"/>
-    <w:bookmarkEnd w:id="162"/>
-    <w:bookmarkStart w:id="163" w:name="X8dcb390c6fce4a58582bcfbfb6b8145f92b233f"/>
-    <w:p>
-      <w:pPr>
-        <w:pStyle w:val="berschrift3"/>
-      </w:pPr>
-      <w:r>
-        <w:t xml:space="preserve">09/1999 - 05/2004 diverse Projekte / diverse Branchen (u. a. Energiewirtschaft, Versicherungen, Banken, …​)</w:t>
-      </w:r>
-    </w:p>
-    <w:bookmarkEnd w:id="163"/>
-    <w:bookmarkEnd w:id="164"/>
-    <w:bookmarkEnd w:id="165"/>
-    <w:bookmarkStart w:id="191" w:name="referenzen"/>
+    <w:bookmarkStart w:id="180" w:name="referenzen"/>
     <w:p>
       <w:pPr>
         <w:pStyle w:val="berschrift1"/>
@@ -8381,7 +8342,7 @@
         <w:t xml:space="preserve">Referenzen meiner zufriedenen Kunden</w:t>
       </w:r>
     </w:p>
-    <w:bookmarkStart w:id="166" w:name="referenz_wuerth_logistics"/>
+    <w:bookmarkStart w:id="155" w:name="referenz_wuerth_logistics"/>
     <w:p>
       <w:pPr>
         <w:pStyle w:val="berschrift2"/>
@@ -8434,8 +8395,8 @@
         </w:r>
       </w:hyperlink>
     </w:p>
-    <w:bookmarkEnd w:id="166"/>
-    <w:bookmarkStart w:id="167" w:name="referenz_provinzial"/>
+    <w:bookmarkEnd w:id="155"/>
+    <w:bookmarkStart w:id="156" w:name="referenz_provinzial"/>
     <w:p>
       <w:pPr>
         <w:pStyle w:val="berschrift2"/>
@@ -8488,8 +8449,8 @@
         </w:r>
       </w:hyperlink>
     </w:p>
-    <w:bookmarkEnd w:id="167"/>
-    <w:bookmarkStart w:id="169" w:name="referenz_drkkliniken"/>
+    <w:bookmarkEnd w:id="156"/>
+    <w:bookmarkStart w:id="158" w:name="referenz_drkkliniken"/>
     <w:p>
       <w:pPr>
         <w:pStyle w:val="berschrift2"/>
@@ -8542,7 +8503,7 @@
       <w:pPr>
         <w:pStyle w:val="FirstParagraph"/>
       </w:pPr>
-      <w:hyperlink r:id="rId168">
+      <w:hyperlink r:id="rId157">
         <w:r>
           <w:rPr>
             <w:rStyle w:val="Hyperlink"/>
@@ -8570,8 +8531,8 @@
         </w:r>
       </w:hyperlink>
     </w:p>
-    <w:bookmarkEnd w:id="169"/>
-    <w:bookmarkStart w:id="171" w:name="referenz_vivantes_1"/>
+    <w:bookmarkEnd w:id="158"/>
+    <w:bookmarkStart w:id="160" w:name="referenz_vivantes_1"/>
     <w:p>
       <w:pPr>
         <w:pStyle w:val="berschrift2"/>
@@ -8623,7 +8584,7 @@
       <w:pPr>
         <w:pStyle w:val="FirstParagraph"/>
       </w:pPr>
-      <w:hyperlink r:id="rId170">
+      <w:hyperlink r:id="rId159">
         <w:r>
           <w:rPr>
             <w:rStyle w:val="Hyperlink"/>
@@ -8651,8 +8612,8 @@
         </w:r>
       </w:hyperlink>
     </w:p>
-    <w:bookmarkEnd w:id="171"/>
-    <w:bookmarkStart w:id="172" w:name="referenz_vivantes_2"/>
+    <w:bookmarkEnd w:id="160"/>
+    <w:bookmarkStart w:id="161" w:name="referenz_vivantes_2"/>
     <w:p>
       <w:pPr>
         <w:pStyle w:val="berschrift2"/>
@@ -8690,7 +8651,7 @@
       <w:pPr>
         <w:pStyle w:val="FirstParagraph"/>
       </w:pPr>
-      <w:hyperlink r:id="rId170">
+      <w:hyperlink r:id="rId159">
         <w:r>
           <w:rPr>
             <w:rStyle w:val="Hyperlink"/>
@@ -8718,8 +8679,8 @@
         </w:r>
       </w:hyperlink>
     </w:p>
-    <w:bookmarkEnd w:id="172"/>
-    <w:bookmarkStart w:id="174" w:name="referenz_bkm"/>
+    <w:bookmarkEnd w:id="161"/>
+    <w:bookmarkStart w:id="163" w:name="referenz_bkm"/>
     <w:p>
       <w:pPr>
         <w:pStyle w:val="berschrift2"/>
@@ -8757,7 +8718,7 @@
       <w:pPr>
         <w:pStyle w:val="FirstParagraph"/>
       </w:pPr>
-      <w:hyperlink r:id="rId173">
+      <w:hyperlink r:id="rId162">
         <w:r>
           <w:rPr>
             <w:rStyle w:val="Hyperlink"/>
@@ -8785,8 +8746,8 @@
         </w:r>
       </w:hyperlink>
     </w:p>
-    <w:bookmarkEnd w:id="174"/>
-    <w:bookmarkStart w:id="176" w:name="referenz_gfs"/>
+    <w:bookmarkEnd w:id="163"/>
+    <w:bookmarkStart w:id="165" w:name="referenz_gfs"/>
     <w:p>
       <w:pPr>
         <w:pStyle w:val="berschrift2"/>
@@ -8838,7 +8799,7 @@
       <w:pPr>
         <w:pStyle w:val="FirstParagraph"/>
       </w:pPr>
-      <w:hyperlink r:id="rId175">
+      <w:hyperlink r:id="rId164">
         <w:r>
           <w:rPr>
             <w:rStyle w:val="Hyperlink"/>
@@ -8866,8 +8827,8 @@
         </w:r>
       </w:hyperlink>
     </w:p>
-    <w:bookmarkEnd w:id="176"/>
-    <w:bookmarkStart w:id="177" w:name="referenz_opel"/>
+    <w:bookmarkEnd w:id="165"/>
+    <w:bookmarkStart w:id="166" w:name="referenz_opel"/>
     <w:p>
       <w:pPr>
         <w:pStyle w:val="berschrift2"/>
@@ -8928,8 +8889,8 @@
         </w:r>
       </w:hyperlink>
     </w:p>
-    <w:bookmarkEnd w:id="177"/>
-    <w:bookmarkStart w:id="179" w:name="referenz_henkel"/>
+    <w:bookmarkEnd w:id="166"/>
+    <w:bookmarkStart w:id="168" w:name="referenz_henkel"/>
     <w:p>
       <w:pPr>
         <w:pStyle w:val="berschrift2"/>
@@ -8967,7 +8928,7 @@
       <w:pPr>
         <w:pStyle w:val="FirstParagraph"/>
       </w:pPr>
-      <w:hyperlink r:id="rId178">
+      <w:hyperlink r:id="rId167">
         <w:r>
           <w:rPr>
             <w:rStyle w:val="Hyperlink"/>
@@ -8995,8 +8956,8 @@
         </w:r>
       </w:hyperlink>
     </w:p>
-    <w:bookmarkEnd w:id="179"/>
-    <w:bookmarkStart w:id="180" w:name="referenz_zeiss"/>
+    <w:bookmarkEnd w:id="168"/>
+    <w:bookmarkStart w:id="169" w:name="referenz_zeiss"/>
     <w:p>
       <w:pPr>
         <w:pStyle w:val="berschrift2"/>
@@ -9049,8 +9010,8 @@
         </w:r>
       </w:hyperlink>
     </w:p>
-    <w:bookmarkEnd w:id="180"/>
-    <w:bookmarkStart w:id="182" w:name="referenz_kelvion"/>
+    <w:bookmarkEnd w:id="169"/>
+    <w:bookmarkStart w:id="171" w:name="referenz_kelvion"/>
     <w:p>
       <w:pPr>
         <w:pStyle w:val="berschrift2"/>
@@ -9088,7 +9049,7 @@
       <w:pPr>
         <w:pStyle w:val="FirstParagraph"/>
       </w:pPr>
-      <w:hyperlink r:id="rId181">
+      <w:hyperlink r:id="rId170">
         <w:r>
           <w:rPr>
             <w:rStyle w:val="Hyperlink"/>
@@ -9116,8 +9077,8 @@
         </w:r>
       </w:hyperlink>
     </w:p>
-    <w:bookmarkEnd w:id="182"/>
-    <w:bookmarkStart w:id="184" w:name="referenz_vgsg"/>
+    <w:bookmarkEnd w:id="171"/>
+    <w:bookmarkStart w:id="173" w:name="referenz_vgsg"/>
     <w:p>
       <w:pPr>
         <w:pStyle w:val="berschrift2"/>
@@ -9161,7 +9122,7 @@
       <w:pPr>
         <w:pStyle w:val="FirstParagraph"/>
       </w:pPr>
-      <w:hyperlink r:id="rId183">
+      <w:hyperlink r:id="rId172">
         <w:r>
           <w:rPr>
             <w:rStyle w:val="Hyperlink"/>
@@ -9189,8 +9150,8 @@
         </w:r>
       </w:hyperlink>
     </w:p>
-    <w:bookmarkEnd w:id="184"/>
-    <w:bookmarkStart w:id="186" w:name="referenz_nestle"/>
+    <w:bookmarkEnd w:id="173"/>
+    <w:bookmarkStart w:id="175" w:name="referenz_nestle"/>
     <w:p>
       <w:pPr>
         <w:pStyle w:val="berschrift2"/>
@@ -9228,7 +9189,7 @@
       <w:pPr>
         <w:pStyle w:val="FirstParagraph"/>
       </w:pPr>
-      <w:hyperlink r:id="rId185">
+      <w:hyperlink r:id="rId174">
         <w:r>
           <w:rPr>
             <w:rStyle w:val="Hyperlink"/>
@@ -9256,8 +9217,8 @@
         </w:r>
       </w:hyperlink>
     </w:p>
-    <w:bookmarkEnd w:id="186"/>
-    <w:bookmarkStart w:id="188" w:name="referenz_rentenbank"/>
+    <w:bookmarkEnd w:id="175"/>
+    <w:bookmarkStart w:id="177" w:name="referenz_rentenbank"/>
     <w:p>
       <w:pPr>
         <w:pStyle w:val="berschrift2"/>
@@ -9295,7 +9256,7 @@
       <w:pPr>
         <w:pStyle w:val="FirstParagraph"/>
       </w:pPr>
-      <w:hyperlink r:id="rId187">
+      <w:hyperlink r:id="rId176">
         <w:r>
           <w:rPr>
             <w:rStyle w:val="Hyperlink"/>
@@ -9323,8 +9284,8 @@
         </w:r>
       </w:hyperlink>
     </w:p>
-    <w:bookmarkEnd w:id="188"/>
-    <w:bookmarkStart w:id="190" w:name="referenz_infor"/>
+    <w:bookmarkEnd w:id="177"/>
+    <w:bookmarkStart w:id="179" w:name="referenz_infor"/>
     <w:p>
       <w:pPr>
         <w:pStyle w:val="berschrift2"/>
@@ -9424,7 +9385,7 @@
       <w:pPr>
         <w:pStyle w:val="FirstParagraph"/>
       </w:pPr>
-      <w:hyperlink r:id="rId189">
+      <w:hyperlink r:id="rId178">
         <w:r>
           <w:rPr>
             <w:rStyle w:val="Hyperlink"/>
@@ -9452,8 +9413,8 @@
         </w:r>
       </w:hyperlink>
     </w:p>
-    <w:bookmarkEnd w:id="190"/>
-    <w:bookmarkEnd w:id="191"/>
+    <w:bookmarkEnd w:id="179"/>
+    <w:bookmarkEnd w:id="180"/>
     <w:sectPr>
       <w:pgSz w:h="15840" w:w="12240"/>
       <w:pgMar w:bottom="1134" w:footer="720" w:gutter="0" w:header="720" w:left="1417" w:right="1417" w:top="1417"/>
@@ -9483,7 +9444,7 @@
       </w:r>
     </w:p>
   </w:footnote>
-  <w:footnote w:id="27">
+  <w:footnote w:id="16">
     <w:p>
       <w:pPr>
         <w:pStyle w:val="Funotentext"/>
@@ -9503,7 +9464,7 @@
       <w:r>
         <w:t xml:space="preserve"> </w:t>
       </w:r>
-      <w:hyperlink r:id="rId28">
+      <w:hyperlink r:id="rId17">
         <w:r>
           <w:rPr>
             <w:rStyle w:val="Hyperlink"/>
@@ -9513,7 +9474,7 @@
       </w:hyperlink>
     </w:p>
   </w:footnote>
-  <w:footnote w:id="33">
+  <w:footnote w:id="22">
     <w:p>
       <w:pPr>
         <w:pStyle w:val="Funotentext"/>
@@ -9533,7 +9494,7 @@
       <w:r>
         <w:t xml:space="preserve"> </w:t>
       </w:r>
-      <w:hyperlink r:id="rId34">
+      <w:hyperlink r:id="rId23">
         <w:r>
           <w:rPr>
             <w:rStyle w:val="Hyperlink"/>
@@ -9543,7 +9504,7 @@
       </w:hyperlink>
     </w:p>
   </w:footnote>
-  <w:footnote w:id="46">
+  <w:footnote w:id="35">
     <w:p>
       <w:pPr>
         <w:pStyle w:val="Funotentext"/>
@@ -9563,7 +9524,7 @@
       <w:r>
         <w:t xml:space="preserve"> </w:t>
       </w:r>
-      <w:hyperlink r:id="rId47">
+      <w:hyperlink r:id="rId36">
         <w:r>
           <w:rPr>
             <w:rStyle w:val="Hyperlink"/>
@@ -9875,7 +9836,7 @@
       <w:lvlText w:val=" "/>
       <w:lvlJc w:val="left"/>
       <w:pPr>
-        <w:ind w:left="720" w:hanging="480"/>
+        <w:ind w:left="720" w:hanging="360"/>
       </w:pPr>
     </w:lvl>
     <w:lvl w:ilvl="1">
@@ -9883,7 +9844,7 @@
       <w:lvlText w:val=" "/>
       <w:lvlJc w:val="left"/>
       <w:pPr>
-        <w:ind w:left="1440" w:hanging="480"/>
+        <w:ind w:left="1440" w:hanging="360"/>
       </w:pPr>
     </w:lvl>
     <w:lvl w:ilvl="2">
@@ -9891,7 +9852,7 @@
       <w:lvlText w:val=" "/>
       <w:lvlJc w:val="left"/>
       <w:pPr>
-        <w:ind w:left="2160" w:hanging="480"/>
+        <w:ind w:left="2160" w:hanging="360"/>
       </w:pPr>
     </w:lvl>
     <w:lvl w:ilvl="3">
@@ -9899,7 +9860,7 @@
       <w:lvlText w:val=" "/>
       <w:lvlJc w:val="left"/>
       <w:pPr>
-        <w:ind w:left="2880" w:hanging="480"/>
+        <w:ind w:left="2880" w:hanging="360"/>
       </w:pPr>
     </w:lvl>
     <w:lvl w:ilvl="4">
@@ -9907,7 +9868,7 @@
       <w:lvlText w:val=" "/>
       <w:lvlJc w:val="left"/>
       <w:pPr>
-        <w:ind w:left="3600" w:hanging="480"/>
+        <w:ind w:left="3600" w:hanging="360"/>
       </w:pPr>
     </w:lvl>
     <w:lvl w:ilvl="5">
@@ -9915,7 +9876,7 @@
       <w:lvlText w:val=" "/>
       <w:lvlJc w:val="left"/>
       <w:pPr>
-        <w:ind w:left="4320" w:hanging="480"/>
+        <w:ind w:left="4320" w:hanging="360"/>
       </w:pPr>
     </w:lvl>
     <w:lvl w:ilvl="6">
@@ -9923,7 +9884,7 @@
       <w:lvlText w:val=" "/>
       <w:lvlJc w:val="left"/>
       <w:pPr>
-        <w:ind w:left="5040" w:hanging="480"/>
+        <w:ind w:left="5040" w:hanging="360"/>
       </w:pPr>
     </w:lvl>
     <w:lvl w:ilvl="7">
@@ -9931,7 +9892,7 @@
       <w:lvlText w:val=" "/>
       <w:lvlJc w:val="left"/>
       <w:pPr>
-        <w:ind w:left="5760" w:hanging="480"/>
+        <w:ind w:left="5760" w:hanging="360"/>
       </w:pPr>
     </w:lvl>
     <w:lvl w:ilvl="8">
@@ -9939,7 +9900,7 @@
       <w:lvlText w:val=" "/>
       <w:lvlJc w:val="left"/>
       <w:pPr>
-        <w:ind w:left="6480" w:hanging="480"/>
+        <w:ind w:left="6480" w:hanging="360"/>
       </w:pPr>
     </w:lvl>
   </w:abstractNum>
@@ -9948,75 +9909,102 @@
     <w:multiLevelType w:val="multilevel"/>
     <w:lvl w:ilvl="0">
       <w:numFmt w:val="bullet"/>
-      <w:lvlText w:val="•"/>
+      <w:lvlText w:val=""/>
       <w:lvlJc w:val="left"/>
       <w:pPr>
-        <w:ind w:left="720" w:hanging="480"/>
-      </w:pPr>
+        <w:ind w:left="720" w:hanging="360"/>
+      </w:pPr>
+      <w:rPr>
+        <w:rFonts w:ascii="Symbol" w:hAnsi="Symbol" w:cs="Symbol" w:hint="default"/>
+      </w:rPr>
     </w:lvl>
     <w:lvl w:ilvl="1">
       <w:numFmt w:val="bullet"/>
-      <w:lvlText w:val="–"/>
+      <w:lvlText w:val="o"/>
       <w:lvlJc w:val="left"/>
       <w:pPr>
-        <w:ind w:left="1440" w:hanging="480"/>
-      </w:pPr>
+        <w:ind w:left="1440" w:hanging="360"/>
+      </w:pPr>
+      <w:rPr>
+        <w:rFonts w:ascii="Courier New" w:hAnsi="Courier New" w:cs="Courier New" w:hint="default"/>
+      </w:rPr>
     </w:lvl>
     <w:lvl w:ilvl="2">
       <w:numFmt w:val="bullet"/>
-      <w:lvlText w:val="•"/>
+      <w:lvlText w:val=""/>
       <w:lvlJc w:val="left"/>
       <w:pPr>
-        <w:ind w:left="2160" w:hanging="480"/>
-      </w:pPr>
+        <w:ind w:left="2160" w:hanging="360"/>
+      </w:pPr>
+      <w:rPr>
+        <w:rFonts w:ascii="Wingdings" w:hAnsi="Wingdings" w:cs="Wingdings" w:hint="default"/>
+      </w:rPr>
     </w:lvl>
     <w:lvl w:ilvl="3">
       <w:numFmt w:val="bullet"/>
-      <w:lvlText w:val="–"/>
+      <w:lvlText w:val=""/>
       <w:lvlJc w:val="left"/>
       <w:pPr>
-        <w:ind w:left="2880" w:hanging="480"/>
-      </w:pPr>
+        <w:ind w:left="2880" w:hanging="360"/>
+      </w:pPr>
+      <w:rPr>
+        <w:rFonts w:ascii="Symbol" w:hAnsi="Symbol" w:cs="Symbol" w:hint="default"/>
+      </w:rPr>
     </w:lvl>
     <w:lvl w:ilvl="4">
       <w:numFmt w:val="bullet"/>
-      <w:lvlText w:val="•"/>
+      <w:lvlText w:val="o"/>
       <w:lvlJc w:val="left"/>
       <w:pPr>
-        <w:ind w:left="3600" w:hanging="480"/>
-      </w:pPr>
+        <w:ind w:left="3600" w:hanging="360"/>
+      </w:pPr>
+      <w:rPr>
+        <w:rFonts w:ascii="Courier New" w:hAnsi="Courier New" w:cs="Courier New" w:hint="default"/>
+      </w:rPr>
     </w:lvl>
     <w:lvl w:ilvl="5">
       <w:numFmt w:val="bullet"/>
-      <w:lvlText w:val="–"/>
+      <w:lvlText w:val=""/>
       <w:lvlJc w:val="left"/>
       <w:pPr>
-        <w:ind w:left="4320" w:hanging="480"/>
-      </w:pPr>
+        <w:ind w:left="4320" w:hanging="360"/>
+      </w:pPr>
+      <w:rPr>
+        <w:rFonts w:ascii="Wingdings" w:hAnsi="Wingdings" w:cs="Wingdings" w:hint="default"/>
+      </w:rPr>
     </w:lvl>
     <w:lvl w:ilvl="6">
       <w:numFmt w:val="bullet"/>
-      <w:lvlText w:val="•"/>
+      <w:lvlText w:val=""/>
       <w:lvlJc w:val="left"/>
       <w:pPr>
-        <w:ind w:left="5040" w:hanging="480"/>
-      </w:pPr>
+        <w:ind w:left="5040" w:hanging="360"/>
+      </w:pPr>
+      <w:rPr>
+        <w:rFonts w:ascii="Symbol" w:hAnsi="Symbol" w:cs="Symbol" w:hint="default"/>
+      </w:rPr>
     </w:lvl>
     <w:lvl w:ilvl="7">
       <w:numFmt w:val="bullet"/>
-      <w:lvlText w:val="–"/>
+      <w:lvlText w:val="o"/>
       <w:lvlJc w:val="left"/>
       <w:pPr>
-        <w:ind w:left="5760" w:hanging="480"/>
-      </w:pPr>
+        <w:ind w:left="5760" w:hanging="360"/>
+      </w:pPr>
+      <w:rPr>
+        <w:rFonts w:ascii="Courier New" w:hAnsi="Courier New" w:cs="Courier New" w:hint="default"/>
+      </w:rPr>
     </w:lvl>
     <w:lvl w:ilvl="8">
       <w:numFmt w:val="bullet"/>
-      <w:lvlText w:val="•"/>
+      <w:lvlText w:val=""/>
       <w:lvlJc w:val="left"/>
       <w:pPr>
-        <w:ind w:left="6480" w:hanging="480"/>
-      </w:pPr>
+        <w:ind w:left="6480" w:hanging="360"/>
+      </w:pPr>
+      <w:rPr>
+        <w:rFonts w:ascii="Wingdings" w:hAnsi="Wingdings" w:cs="Wingdings" w:hint="default"/>
+      </w:rPr>
     </w:lvl>
   </w:abstractNum>
   <w:num w16cid:durableId="1701786090" w:numId="1">
